--- a/Assignment_5_Report_Final.docx
+++ b/Assignment_5_Report_Final.docx
@@ -4,42 +4,162 @@
   <w:body>
     <w:p>
       <w:pPr>
-        <w:pStyle w:val="Heading1"/>
-      </w:pPr>
-      <w:r>
+        <w:jc w:val="center"/>
+      </w:pPr>
+      <w:r>
+        <w:rPr>
+          <w:b/>
+          <w:color w:val="003366"/>
+          <w:sz w:val="48"/>
+        </w:rPr>
+        <w:t>Shopizer E-Commerce Platform</w:t>
+      </w:r>
+    </w:p>
+    <w:p>
+      <w:pPr>
+        <w:jc w:val="center"/>
+        <w:rPr>
+          <w:rFonts w:eastAsia="新細明體"/>
+          <w:sz w:val="36"/>
+          <w:szCs w:val="32"/>
+          <w:lang w:eastAsia="zh-TW"/>
+        </w:rPr>
+      </w:pPr>
+      <w:r>
+        <w:rPr>
+          <w:sz w:val="36"/>
+          <w:szCs w:val="32"/>
+        </w:rPr>
+        <w:t xml:space="preserve">Part </w:t>
+      </w:r>
+      <w:r>
+        <w:rPr>
+          <w:rFonts w:eastAsia="新細明體" w:hint="eastAsia"/>
+          <w:sz w:val="36"/>
+          <w:szCs w:val="32"/>
+          <w:lang w:eastAsia="zh-TW"/>
+        </w:rPr>
+        <w:t>5</w:t>
+      </w:r>
+      <w:r>
+        <w:rPr>
+          <w:sz w:val="36"/>
+          <w:szCs w:val="32"/>
+        </w:rPr>
+        <w:t>.</w:t>
+      </w:r>
+      <w:r>
+        <w:rPr>
+          <w:rFonts w:eastAsia="新細明體" w:hint="eastAsia"/>
+          <w:sz w:val="36"/>
+          <w:szCs w:val="32"/>
+          <w:lang w:eastAsia="zh-TW"/>
+        </w:rPr>
+        <w:t xml:space="preserve"> </w:t>
+      </w:r>
+      <w:r>
+        <w:rPr>
+          <w:sz w:val="36"/>
+          <w:szCs w:val="32"/>
+        </w:rPr>
+        <w:t>Testable Design and Mocking</w:t>
+      </w:r>
+    </w:p>
+    <w:p/>
+    <w:p>
+      <w:pPr>
+        <w:jc w:val="center"/>
+        <w:rPr>
+          <w:rFonts w:eastAsia="新細明體"/>
+          <w:lang w:eastAsia="zh-TW"/>
+        </w:rPr>
+      </w:pPr>
+      <w:r>
+        <w:t>Course: Software Testing</w:t>
+      </w:r>
+    </w:p>
+    <w:p>
+      <w:pPr>
+        <w:jc w:val="center"/>
+        <w:rPr>
+          <w:rFonts w:eastAsia="新細明體"/>
+          <w:lang w:eastAsia="zh-TW"/>
+        </w:rPr>
+      </w:pPr>
+      <w:r>
+        <w:t>Student: Yijun Sun</w:t>
+      </w:r>
+      <w:r>
+        <w:rPr>
+          <w:rFonts w:eastAsia="新細明體" w:hint="eastAsia"/>
+          <w:lang w:eastAsia="zh-TW"/>
+        </w:rPr>
+        <w:t>, Yu Chien Chiu</w:t>
+      </w:r>
+    </w:p>
+    <w:p>
+      <w:pPr>
+        <w:jc w:val="center"/>
+      </w:pPr>
+      <w:r>
+        <w:t xml:space="preserve">Date: </w:t>
+      </w:r>
+      <w:r>
+        <w:rPr>
+          <w:rFonts w:eastAsia="新細明體" w:hint="eastAsia"/>
+          <w:lang w:eastAsia="zh-TW"/>
+        </w:rPr>
+        <w:t>March</w:t>
+      </w:r>
+      <w:r>
+        <w:t xml:space="preserve"> </w:t>
+      </w:r>
+      <w:r>
+        <w:rPr>
+          <w:rFonts w:eastAsia="新細明體" w:hint="eastAsia"/>
+          <w:lang w:eastAsia="zh-TW"/>
+        </w:rPr>
+        <w:t>2</w:t>
+      </w:r>
+      <w:r>
+        <w:t>, 2026</w:t>
+      </w:r>
+    </w:p>
+    <w:p>
+      <w:pPr>
+        <w:rPr>
+          <w:rFonts w:eastAsia="新細明體"/>
+          <w:lang w:eastAsia="zh-TW"/>
+        </w:rPr>
+      </w:pPr>
+      <w:r>
+        <w:br w:type="page"/>
+      </w:r>
+    </w:p>
+    <w:p>
+      <w:pPr>
+        <w:pStyle w:val="1"/>
+      </w:pPr>
+      <w:r>
+        <w:lastRenderedPageBreak/>
         <w:t>Assignment 5: Testable Design and Mocking</w:t>
       </w:r>
     </w:p>
     <w:p>
       <w:pPr>
-        <w:ind w:left="576"/>
-      </w:pPr>
-      <w:r>
+        <w:pStyle w:val="21"/>
         <w:rPr>
-          <w:i/>
-          <w:color w:val="555599"/>
+          <w:rFonts w:eastAsia="新細明體"/>
+          <w:lang w:eastAsia="zh-TW"/>
         </w:rPr>
-        <w:t>**Combined Document**: Merged from `Assignment_5_Report.docx` (structured report) and `Part5.docx` (detailed draft notes).</w:t>
-      </w:r>
-    </w:p>
-    <w:p>
-      <w:pPr>
-        <w:pBdr>
-          <w:bottom w:val="single" w:sz="6" w:space="1" w:color="AAAAAA"/>
-        </w:pBdr>
-      </w:pPr>
-    </w:p>
-    <w:p>
-      <w:pPr>
-        <w:pStyle w:val="Heading2"/>
-      </w:pPr>
-      <w:r>
-        <w:t>Part 1: Testable Design (20 points)</w:t>
-      </w:r>
-    </w:p>
-    <w:p>
-      <w:pPr>
-        <w:pStyle w:val="Heading3"/>
+      </w:pPr>
+      <w:r>
+        <w:t xml:space="preserve">Part 1: Testable Design </w:t>
+      </w:r>
+    </w:p>
+    <w:p>
+      <w:pPr>
+        <w:pStyle w:val="31"/>
       </w:pPr>
       <w:r>
         <w:t>1.1 Aspects and Goals of Testable Design</w:t>
@@ -52,7 +172,7 @@
     </w:p>
     <w:p>
       <w:pPr>
-        <w:pStyle w:val="ListBullet"/>
+        <w:pStyle w:val="a0"/>
       </w:pPr>
       <w:r>
         <w:t>Isolation (Decoupling): Components should not depend on concrete implementations of external systems (databases, file systems, network). Instead, they should depend on abstractions (interfaces).</w:t>
@@ -60,7 +180,7 @@
     </w:p>
     <w:p>
       <w:pPr>
-        <w:pStyle w:val="ListBullet"/>
+        <w:pStyle w:val="a0"/>
       </w:pPr>
       <w:r>
         <w:t>Controllability: The tester should be able to force the software into specific states or paths (e.g., simulating a network timeout or a specific database return value).</w:t>
@@ -68,7 +188,7 @@
     </w:p>
     <w:p>
       <w:pPr>
-        <w:pStyle w:val="ListBullet"/>
+        <w:pStyle w:val="a0"/>
       </w:pPr>
       <w:r>
         <w:t>Determinism: A testable design ensures that given the same input and environment state, the component produces the same output every time.</w:t>
@@ -76,7 +196,7 @@
     </w:p>
     <w:p>
       <w:pPr>
-        <w:pStyle w:val="ListBullet"/>
+        <w:pStyle w:val="a0"/>
       </w:pPr>
       <w:r>
         <w:t>Observability: The internal state or outputs of a component should be easily accessible for verification.</w:t>
@@ -84,14 +204,7 @@
     </w:p>
     <w:p>
       <w:pPr>
-        <w:pBdr>
-          <w:bottom w:val="single" w:sz="6" w:space="1" w:color="AAAAAA"/>
-        </w:pBdr>
-      </w:pPr>
-    </w:p>
-    <w:p>
-      <w:pPr>
-        <w:pStyle w:val="Heading3"/>
+        <w:pStyle w:val="31"/>
       </w:pPr>
       <w:r>
         <w:t>1.2 Stubbing Implementation</w:t>
@@ -104,7 +217,7 @@
     </w:p>
     <w:p>
       <w:pPr>
-        <w:pStyle w:val="ListBullet"/>
+        <w:pStyle w:val="a0"/>
       </w:pPr>
       <w:r>
         <w:t>Usage: The system now uses this interface to load raw data instead of directly accessing the classpath resources.</w:t>
@@ -112,7 +225,7 @@
     </w:p>
     <w:p>
       <w:pPr>
-        <w:pStyle w:val="ListBullet"/>
+        <w:pStyle w:val="a0"/>
       </w:pPr>
       <w:r>
         <w:t>Rationale: This is used because the original implementation was tightly coupled to the Java ClassLoader and resource files. By stubbing this source, we can return pre-defined JSON strings in memory, making the tests fast and independent of the physical disk.</w:t>
@@ -120,7 +233,9 @@
     </w:p>
     <w:p>
       <w:r>
-        <w:lastRenderedPageBreak/>
+        <w:rPr>
+          <w:noProof/>
+        </w:rPr>
         <w:drawing>
           <wp:inline distT="0" distB="0" distL="0" distR="0" wp14:anchorId="1D01606A" wp14:editId="57B72D96">
             <wp:extent cx="5486400" cy="2372360"/>
@@ -137,7 +252,7 @@
                     <pic:cNvPicPr/>
                   </pic:nvPicPr>
                   <pic:blipFill>
-                    <a:blip r:embed="rId6"/>
+                    <a:blip r:embed="rId8"/>
                     <a:stretch>
                       <a:fillRect/>
                     </a:stretch>
@@ -163,15 +278,16 @@
     </w:p>
     <w:p>
       <w:pPr>
-        <w:pStyle w:val="ListBullet"/>
-      </w:pPr>
-      <w:r>
+        <w:pStyle w:val="a0"/>
+      </w:pPr>
+      <w:r>
+        <w:lastRenderedPageBreak/>
         <w:t>Technique: I created a static inner class that implements the IntegrationModuleSource interface.</w:t>
       </w:r>
     </w:p>
     <w:p>
       <w:pPr>
-        <w:pStyle w:val="ListBullet"/>
+        <w:pStyle w:val="a0"/>
       </w:pPr>
       <w:r>
         <w:t>Test Case: In testLoadModulesWithValidJson, this stub is injected into the loader. It returns a hardcoded JSON string, allowing us to verify the parser's logic without ever reading a real file.</w:t>
@@ -186,9 +302,9 @@
       <w:r>
         <w:rPr>
           <w:i/>
+          <w:noProof/>
           <w:color w:val="555599"/>
         </w:rPr>
-        <w:lastRenderedPageBreak/>
         <w:drawing>
           <wp:inline distT="0" distB="0" distL="0" distR="0" wp14:anchorId="2AFD0D4F" wp14:editId="74404DE5">
             <wp:extent cx="5486400" cy="4805680"/>
@@ -205,7 +321,7 @@
                     <pic:cNvPicPr/>
                   </pic:nvPicPr>
                   <pic:blipFill>
-                    <a:blip r:embed="rId7"/>
+                    <a:blip r:embed="rId9"/>
                     <a:stretch>
                       <a:fillRect/>
                     </a:stretch>
@@ -228,15 +344,26 @@
     </w:p>
     <w:p>
       <w:pPr>
-        <w:pStyle w:val="Heading3"/>
+        <w:pStyle w:val="31"/>
+        <w:rPr>
+          <w:rFonts w:eastAsia="新細明體"/>
+          <w:lang w:eastAsia="zh-TW"/>
+        </w:rPr>
       </w:pPr>
       <w:r>
         <w:t>1.3 Analysis of Bad Testable Design</w:t>
       </w:r>
-    </w:p>
-    <w:p>
-      <w:pPr>
-        <w:pStyle w:val="Heading4"/>
+      <w:r>
+        <w:rPr>
+          <w:rFonts w:eastAsia="新細明體" w:hint="eastAsia"/>
+          <w:lang w:eastAsia="zh-TW"/>
+        </w:rPr>
+        <w:t xml:space="preserve"> part1</w:t>
+      </w:r>
+    </w:p>
+    <w:p>
+      <w:pPr>
+        <w:pStyle w:val="4"/>
       </w:pPr>
       <w:r>
         <w:t>Documented Code (Original Design)</w:t>
@@ -269,7 +396,7 @@
     </w:p>
     <w:p>
       <w:pPr>
-        <w:pStyle w:val="Heading4"/>
+        <w:pStyle w:val="4"/>
       </w:pPr>
       <w:r>
         <w:t>The Problem</w:t>
@@ -282,15 +409,18 @@
     </w:p>
     <w:p>
       <w:pPr>
-        <w:pStyle w:val="ListNumber"/>
-      </w:pPr>
-      <w:r>
+        <w:pStyle w:val="a"/>
+        <w:ind w:left="880" w:hanging="440"/>
+      </w:pPr>
+      <w:r>
+        <w:lastRenderedPageBreak/>
         <w:t>File System Dependency: You cannot test how the code handles different JSON structures without creating multiple physical files in the `src/main/resources` folder.</w:t>
       </w:r>
     </w:p>
     <w:p>
       <w:pPr>
-        <w:pStyle w:val="ListNumber"/>
+        <w:pStyle w:val="a"/>
+        <w:ind w:left="880" w:hanging="440"/>
       </w:pPr>
       <w:r>
         <w:t>Error Handling: It is nearly impossible to simulate an `InputStream` failure or a specific I/O error without complex environment manipulation.</w:t>
@@ -298,16 +428,16 @@
     </w:p>
     <w:p>
       <w:pPr>
-        <w:pStyle w:val="ListNumber"/>
-      </w:pPr>
-      <w:r>
-        <w:lastRenderedPageBreak/>
+        <w:pStyle w:val="a"/>
+        <w:ind w:left="880" w:hanging="440"/>
+      </w:pPr>
+      <w:r>
         <w:t>Side Effects: Tests might accidentally overwrite or depend on shared resource files, leading to flaky tests.</w:t>
       </w:r>
     </w:p>
     <w:p>
       <w:pPr>
-        <w:pStyle w:val="Heading4"/>
+        <w:pStyle w:val="4"/>
       </w:pPr>
       <w:r>
         <w:t>Advice for Fix</w:t>
@@ -320,7 +450,7 @@
     </w:p>
     <w:p>
       <w:pPr>
-        <w:pStyle w:val="Heading4"/>
+        <w:pStyle w:val="4"/>
       </w:pPr>
       <w:r>
         <w:t>Implementation of New Design</w:t>
@@ -333,7 +463,7 @@
     </w:p>
     <w:p>
       <w:pPr>
-        <w:pStyle w:val="ListBullet"/>
+        <w:pStyle w:val="a0"/>
       </w:pPr>
       <w:r>
         <w:t>IntegrationModuleSource (for getting the string)</w:t>
@@ -341,7 +471,7 @@
     </w:p>
     <w:p>
       <w:pPr>
-        <w:pStyle w:val="ListBullet"/>
+        <w:pStyle w:val="a0"/>
       </w:pPr>
       <w:r>
         <w:t>IntegrationModuleParser (for converting data to objects)</w:t>
@@ -352,10 +482,15 @@
         <w:pBdr>
           <w:bottom w:val="single" w:sz="6" w:space="1" w:color="AAAAAA"/>
         </w:pBdr>
+        <w:rPr>
+          <w:rFonts w:eastAsia="新細明體"/>
+          <w:lang w:eastAsia="zh-TW"/>
+        </w:rPr>
       </w:pPr>
       <w:r>
         <w:rPr>
           <w:i/>
+          <w:noProof/>
           <w:color w:val="555599"/>
         </w:rPr>
         <w:drawing>
@@ -374,7 +509,7 @@
                     <pic:cNvPicPr/>
                   </pic:nvPicPr>
                   <pic:blipFill>
-                    <a:blip r:embed="rId8"/>
+                    <a:blip r:embed="rId10"/>
                     <a:stretch>
                       <a:fillRect/>
                     </a:stretch>
@@ -397,15 +532,48 @@
     </w:p>
     <w:p>
       <w:pPr>
-        <w:pStyle w:val="Heading4"/>
-      </w:pPr>
-      <w:r>
-        <w:t>Extended Analysis (from Draft Notes — Part5.docx)</w:t>
-      </w:r>
-    </w:p>
-    <w:p>
-      <w:pPr>
-        <w:pStyle w:val="Heading4"/>
+        <w:pBdr>
+          <w:bottom w:val="single" w:sz="6" w:space="1" w:color="AAAAAA"/>
+        </w:pBdr>
+        <w:rPr>
+          <w:rFonts w:eastAsia="新細明體"/>
+          <w:lang w:eastAsia="zh-TW"/>
+        </w:rPr>
+      </w:pPr>
+    </w:p>
+    <w:p>
+      <w:pPr>
+        <w:pStyle w:val="31"/>
+        <w:rPr>
+          <w:rFonts w:eastAsia="新細明體"/>
+          <w:lang w:eastAsia="zh-TW"/>
+        </w:rPr>
+      </w:pPr>
+      <w:r>
+        <w:lastRenderedPageBreak/>
+        <w:t>1.</w:t>
+      </w:r>
+      <w:r>
+        <w:rPr>
+          <w:rFonts w:eastAsia="新細明體" w:hint="eastAsia"/>
+          <w:lang w:eastAsia="zh-TW"/>
+        </w:rPr>
+        <w:t>4</w:t>
+      </w:r>
+      <w:r>
+        <w:t xml:space="preserve"> Analysis of Bad Testable Design</w:t>
+      </w:r>
+      <w:r>
+        <w:rPr>
+          <w:rFonts w:eastAsia="新細明體" w:hint="eastAsia"/>
+          <w:lang w:eastAsia="zh-TW"/>
+        </w:rPr>
+        <w:t xml:space="preserve"> part2 (Yu-Chien Chiu)</w:t>
+      </w:r>
+    </w:p>
+    <w:p>
+      <w:pPr>
+        <w:pStyle w:val="4"/>
       </w:pPr>
       <w:r>
         <w:t>1. Problematic Design in Original Implementation</w:t>
@@ -425,515 +593,621 @@
           <w:i/>
           <w:color w:val="555599"/>
         </w:rPr>
+        <w:t xml:space="preserve"> </w:t>
+      </w:r>
+      <w:hyperlink r:id="rId11" w:anchor="L104" w:history="1">
+        <w:r>
+          <w:rPr>
+            <w:rStyle w:val="affa"/>
+            <w:i/>
+          </w:rPr>
+          <w:t>Problem code for bad design</w:t>
+        </w:r>
+      </w:hyperlink>
+    </w:p>
+    <w:p>
+      <w:r>
+        <w:t>Why This Is Bad Design for Testing:</w:t>
+      </w:r>
+    </w:p>
+    <w:p>
+      <w:r>
+        <w:t>This design tightly couples business logic to a static global dependency. UserContext.getCurrentInstance():</w:t>
+      </w:r>
+    </w:p>
+    <w:p>
+      <w:pPr>
+        <w:pStyle w:val="a0"/>
+      </w:pPr>
+      <w:r>
+        <w:t>Is a static method</w:t>
+      </w:r>
+    </w:p>
+    <w:p>
+      <w:pPr>
+        <w:pStyle w:val="a0"/>
+      </w:pPr>
+      <w:r>
+        <w:t>Returns a global object</w:t>
+      </w:r>
+    </w:p>
+    <w:p>
+      <w:pPr>
+        <w:pStyle w:val="a0"/>
+      </w:pPr>
+      <w:r>
+        <w:t>Belongs to a final class</w:t>
+      </w:r>
+    </w:p>
+    <w:p>
+      <w:pPr>
+        <w:pStyle w:val="a0"/>
+      </w:pPr>
+      <w:r>
+        <w:t>Cannot be easily mocked with standard Mockito</w:t>
+      </w:r>
+    </w:p>
+    <w:p>
+      <w:r>
+        <w:t>What Testing Becomes Difficult or Impossible?</w:t>
+      </w:r>
+    </w:p>
+    <w:p>
+      <w:pPr>
+        <w:pStyle w:val="a0"/>
+      </w:pPr>
+      <w:r>
+        <w:t>Cannot control what UserContext.getCurrentInstance() returns</w:t>
+      </w:r>
+    </w:p>
+    <w:p>
+      <w:pPr>
+        <w:pStyle w:val="a0"/>
+      </w:pPr>
+      <w:r>
+        <w:t>Cannot simulate "no user context" reliably</w:t>
+      </w:r>
+    </w:p>
+    <w:p>
+      <w:pPr>
+        <w:pStyle w:val="a0"/>
+      </w:pPr>
+      <w:r>
+        <w:t>Cannot simulate different IP addresses</w:t>
+      </w:r>
+    </w:p>
+    <w:p>
+      <w:pPr>
+        <w:pStyle w:val="a0"/>
+      </w:pPr>
+      <w:r>
+        <w:t>Cannot verify interaction behavior</w:t>
+      </w:r>
+    </w:p>
+    <w:p>
+      <w:pPr>
+        <w:pStyle w:val="a0"/>
+      </w:pPr>
+      <w:r>
+        <w:t>Cannot isolate cart logic from global application state</w:t>
+      </w:r>
+    </w:p>
+    <w:p>
+      <w:r>
+        <w:t>This violates:</w:t>
+      </w:r>
+    </w:p>
+    <w:p>
+      <w:pPr>
+        <w:pStyle w:val="a0"/>
+      </w:pPr>
+      <w:r>
+        <w:t>Dependency Inversion Principle</w:t>
+      </w:r>
+    </w:p>
+    <w:p>
+      <w:pPr>
+        <w:pStyle w:val="a0"/>
+      </w:pPr>
+      <w:r>
+        <w:t>Single Responsibility Principle</w:t>
+      </w:r>
+    </w:p>
+    <w:p>
+      <w:pPr>
+        <w:pStyle w:val="a0"/>
+      </w:pPr>
+      <w:r>
+        <w:t>Unit Test Isolation principles</w:t>
+      </w:r>
+    </w:p>
+    <w:p>
+      <w:r>
+        <w:t>The saveOrUpdate() method becomes dependent on global state, making proper unit testing difficult.</w:t>
+      </w:r>
+    </w:p>
+    <w:p>
+      <w:pPr>
+        <w:pStyle w:val="4"/>
+      </w:pPr>
+      <w:r>
+        <w:t>2. Recommended Fix</w:t>
+      </w:r>
+    </w:p>
+    <w:p>
+      <w:pPr>
+        <w:rPr>
+          <w:rFonts w:eastAsia="新細明體"/>
+          <w:lang w:eastAsia="zh-TW"/>
+        </w:rPr>
+      </w:pPr>
+      <w:r>
+        <w:t xml:space="preserve">To improve testability, we refactored the design to introduce an abstraction layer. Instead of calling UserContext.getCurrentInstance() directly, </w:t>
+      </w:r>
+      <w:r>
+        <w:t>we created an interface: UserContextProvider</w:t>
+      </w:r>
+      <w:r>
+        <w:rPr>
+          <w:rFonts w:eastAsia="新細明體" w:hint="eastAsia"/>
+          <w:lang w:eastAsia="zh-TW"/>
+        </w:rPr>
+        <w:t xml:space="preserve"> </w:t>
+      </w:r>
+      <w:hyperlink r:id="rId12" w:anchor="L5" w:history="1">
+        <w:r>
+          <w:rPr>
+            <w:rStyle w:val="affa"/>
+            <w:rFonts w:eastAsia="新細明體"/>
+            <w:lang w:eastAsia="zh-TW"/>
+          </w:rPr>
+          <w:t>UserContextProvider</w:t>
+        </w:r>
+      </w:hyperlink>
+    </w:p>
+    <w:p>
+      <w:pPr>
+        <w:pStyle w:val="4"/>
+      </w:pPr>
+      <w:r>
+        <w:t>3. Refactored Version (`ShoppingCartUserContextV2`)</w:t>
+      </w:r>
+    </w:p>
+    <w:p>
+      <w:pPr>
+        <w:shd w:val="clear" w:color="auto" w:fill="F2F2F2"/>
+        <w:rPr>
+          <w:rFonts w:eastAsia="新細明體"/>
+          <w:lang w:eastAsia="zh-TW"/>
+        </w:rPr>
+      </w:pPr>
+      <w:r>
+        <w:t xml:space="preserve">We implemented a new version that depends on the abstraction: </w:t>
+      </w:r>
+      <w:hyperlink r:id="rId13" w:anchor="L13" w:history="1">
+        <w:r>
+          <w:rPr>
+            <w:rStyle w:val="affa"/>
+          </w:rPr>
+          <w:t>FixBadDesign</w:t>
+        </w:r>
+      </w:hyperlink>
+    </w:p>
+    <w:p>
+      <w:r>
+        <w:t>Now the business logic no longer depends on static global state.</w:t>
+      </w:r>
+    </w:p>
+    <w:p>
+      <w:pPr>
+        <w:pStyle w:val="4"/>
+      </w:pPr>
+      <w:r>
         <w:lastRenderedPageBreak/>
-        <w:t xml:space="preserve">**Example of problematic </w:t>
-      </w:r>
-      <w:proofErr w:type="gramStart"/>
+        <w:t>4. Why This Fix Improves Testability</w:t>
+      </w:r>
+    </w:p>
+    <w:p>
+      <w:r>
+        <w:t>Now:</w:t>
+      </w:r>
+    </w:p>
+    <w:p>
+      <w:pPr>
+        <w:pStyle w:val="a0"/>
+      </w:pPr>
+      <w:r>
+        <w:t>We can inject a mock implementation</w:t>
+      </w:r>
+    </w:p>
+    <w:p>
+      <w:pPr>
+        <w:pStyle w:val="a0"/>
+      </w:pPr>
+      <w:r>
+        <w:t>We can simulate different IP addresses</w:t>
+      </w:r>
+    </w:p>
+    <w:p>
+      <w:pPr>
+        <w:pStyle w:val="a0"/>
+      </w:pPr>
+      <w:r>
+        <w:t>We can simulate null context</w:t>
+      </w:r>
+    </w:p>
+    <w:p>
+      <w:pPr>
+        <w:pStyle w:val="a0"/>
+      </w:pPr>
+      <w:r>
+        <w:t>No static calls exist inside business logic</w:t>
+      </w:r>
+    </w:p>
+    <w:p>
+      <w:pPr>
+        <w:pStyle w:val="a0"/>
+      </w:pPr>
+      <w:r>
+        <w:t>Behavior can be verified independently</w:t>
+      </w:r>
+    </w:p>
+    <w:p>
+      <w:r>
+        <w:t>This follows:</w:t>
+      </w:r>
+    </w:p>
+    <w:p>
+      <w:pPr>
+        <w:pStyle w:val="a0"/>
+      </w:pPr>
+      <w:r>
+        <w:t>Dependency Injection</w:t>
+      </w:r>
+    </w:p>
+    <w:p>
+      <w:pPr>
+        <w:pStyle w:val="a0"/>
+      </w:pPr>
+      <w:r>
+        <w:t>SOLID principles</w:t>
+      </w:r>
+    </w:p>
+    <w:p>
+      <w:pPr>
+        <w:pStyle w:val="a0"/>
+      </w:pPr>
+      <w:r>
+        <w:t>Clean Architecture principles</w:t>
+      </w:r>
+    </w:p>
+    <w:p>
+      <w:pPr>
+        <w:pStyle w:val="a0"/>
+      </w:pPr>
+      <w:r>
+        <w:t>Testable design practices</w:t>
+      </w:r>
+    </w:p>
+    <w:p>
+      <w:pPr>
+        <w:pStyle w:val="4"/>
+      </w:pPr>
+      <w:r>
+        <w:t>5. New Test Case for More Testable Code</w:t>
+      </w:r>
+    </w:p>
+    <w:p>
+      <w:pPr>
+        <w:rPr>
+          <w:rFonts w:eastAsia="新細明體"/>
+          <w:lang w:eastAsia="zh-TW"/>
+        </w:rPr>
+      </w:pPr>
+      <w:r>
+        <w:t>We implemented a unit test:</w:t>
+      </w:r>
+    </w:p>
+    <w:p>
+      <w:pPr>
+        <w:rPr>
+          <w:rFonts w:eastAsia="新細明體"/>
+          <w:lang w:eastAsia="zh-TW"/>
+        </w:rPr>
+      </w:pPr>
+      <w:r>
+        <w:rPr>
+          <w:rFonts w:eastAsia="新細明體"/>
+          <w:noProof/>
+          <w:lang w:eastAsia="zh-TW"/>
+        </w:rPr>
+        <w:drawing>
+          <wp:inline distT="0" distB="0" distL="0" distR="0" wp14:anchorId="08F0F577" wp14:editId="3E4FD24C">
+            <wp:extent cx="5486400" cy="925830"/>
+            <wp:effectExtent l="0" t="0" r="0" b="7620"/>
+            <wp:docPr id="389123786" name="圖片 1" descr="一張含有 文字, 多媒體軟體, 軟體, 螢幕擷取畫面 的圖片&#10;&#10;AI 產生的內容可能不正確。"/>
+            <wp:cNvGraphicFramePr>
+              <a:graphicFrameLocks xmlns:a="http://schemas.openxmlformats.org/drawingml/2006/main" noChangeAspect="1"/>
+            </wp:cNvGraphicFramePr>
+            <a:graphic xmlns:a="http://schemas.openxmlformats.org/drawingml/2006/main">
+              <a:graphicData uri="http://schemas.openxmlformats.org/drawingml/2006/picture">
+                <pic:pic xmlns:pic="http://schemas.openxmlformats.org/drawingml/2006/picture">
+                  <pic:nvPicPr>
+                    <pic:cNvPr id="389123786" name="圖片 1" descr="一張含有 文字, 多媒體軟體, 軟體, 螢幕擷取畫面 的圖片&#10;&#10;AI 產生的內容可能不正確。"/>
+                    <pic:cNvPicPr/>
+                  </pic:nvPicPr>
+                  <pic:blipFill>
+                    <a:blip r:embed="rId14"/>
+                    <a:stretch>
+                      <a:fillRect/>
+                    </a:stretch>
+                  </pic:blipFill>
+                  <pic:spPr>
+                    <a:xfrm>
+                      <a:off x="0" y="0"/>
+                      <a:ext cx="5486400" cy="925830"/>
+                    </a:xfrm>
+                    <a:prstGeom prst="rect">
+                      <a:avLst/>
+                    </a:prstGeom>
+                  </pic:spPr>
+                </pic:pic>
+              </a:graphicData>
+            </a:graphic>
+          </wp:inline>
+        </w:drawing>
+      </w:r>
+    </w:p>
+    <w:p>
+      <w:pPr>
+        <w:rPr>
+          <w:rFonts w:eastAsia="新細明體"/>
+          <w:lang w:eastAsia="zh-TW"/>
+        </w:rPr>
+      </w:pPr>
+      <w:r>
+        <w:rPr>
+          <w:rFonts w:eastAsia="新細明體"/>
+          <w:noProof/>
+          <w:lang w:eastAsia="zh-TW"/>
+        </w:rPr>
+        <w:drawing>
+          <wp:inline distT="0" distB="0" distL="0" distR="0" wp14:anchorId="5BB6347B" wp14:editId="19461483">
+            <wp:extent cx="4283509" cy="3409950"/>
+            <wp:effectExtent l="0" t="0" r="3175" b="0"/>
+            <wp:docPr id="904762681" name="圖片 1" descr="一張含有 文字, 螢幕擷取畫面, 軟體, 作業系統 的圖片&#10;&#10;AI 產生的內容可能不正確。"/>
+            <wp:cNvGraphicFramePr>
+              <a:graphicFrameLocks xmlns:a="http://schemas.openxmlformats.org/drawingml/2006/main" noChangeAspect="1"/>
+            </wp:cNvGraphicFramePr>
+            <a:graphic xmlns:a="http://schemas.openxmlformats.org/drawingml/2006/main">
+              <a:graphicData uri="http://schemas.openxmlformats.org/drawingml/2006/picture">
+                <pic:pic xmlns:pic="http://schemas.openxmlformats.org/drawingml/2006/picture">
+                  <pic:nvPicPr>
+                    <pic:cNvPr id="904762681" name="圖片 1" descr="一張含有 文字, 螢幕擷取畫面, 軟體, 作業系統 的圖片&#10;&#10;AI 產生的內容可能不正確。"/>
+                    <pic:cNvPicPr/>
+                  </pic:nvPicPr>
+                  <pic:blipFill>
+                    <a:blip r:embed="rId15"/>
+                    <a:stretch>
+                      <a:fillRect/>
+                    </a:stretch>
+                  </pic:blipFill>
+                  <pic:spPr>
+                    <a:xfrm>
+                      <a:off x="0" y="0"/>
+                      <a:ext cx="4289643" cy="3414833"/>
+                    </a:xfrm>
+                    <a:prstGeom prst="rect">
+                      <a:avLst/>
+                    </a:prstGeom>
+                  </pic:spPr>
+                </pic:pic>
+              </a:graphicData>
+            </a:graphic>
+          </wp:inline>
+        </w:drawing>
+      </w:r>
+    </w:p>
+    <w:p>
+      <w:r>
+        <w:lastRenderedPageBreak/>
+        <w:t>What This Test Achieves:</w:t>
+      </w:r>
+    </w:p>
+    <w:p>
+      <w:pPr>
+        <w:pStyle w:val="a0"/>
+      </w:pPr>
+      <w:r>
+        <w:t>Confirms IP is attached when context exists</w:t>
+      </w:r>
+    </w:p>
+    <w:p>
+      <w:pPr>
+        <w:pStyle w:val="a0"/>
+      </w:pPr>
+      <w:r>
+        <w:t>Simulates absence of context</w:t>
+      </w:r>
+    </w:p>
+    <w:p>
+      <w:pPr>
+        <w:pStyle w:val="a0"/>
+      </w:pPr>
+      <w:r>
+        <w:t>Does not depend on global application state</w:t>
+      </w:r>
+    </w:p>
+    <w:p>
+      <w:pPr>
+        <w:pStyle w:val="a0"/>
+      </w:pPr>
+      <w:r>
+        <w:t>Fully unit-testable</w:t>
+      </w:r>
+    </w:p>
+    <w:p>
+      <w:pPr>
+        <w:rPr>
+          <w:rFonts w:eastAsia="新細明體"/>
+          <w:lang w:eastAsia="zh-TW"/>
+        </w:rPr>
+      </w:pPr>
+      <w:r>
+        <w:t>This functionality was previously difficult to test due to static global dependency.</w:t>
+      </w:r>
+    </w:p>
+    <w:p>
+      <w:pPr>
+        <w:pStyle w:val="21"/>
+        <w:rPr>
+          <w:rFonts w:eastAsia="新細明體"/>
+          <w:lang w:eastAsia="zh-TW"/>
+        </w:rPr>
+      </w:pPr>
+      <w:r>
+        <w:t xml:space="preserve">Part 2: Mocking </w:t>
+      </w:r>
+    </w:p>
+    <w:p>
+      <w:pPr>
+        <w:pStyle w:val="31"/>
+      </w:pPr>
+      <w:r>
+        <w:t>2.1 Mocking and its Utility</w:t>
+      </w:r>
+    </w:p>
+    <w:p>
+      <w:r>
+        <w:t>Mocking involves creating objects that simulate the behavior of real, complex objects. Its primary utilities are:</w:t>
+      </w:r>
+    </w:p>
+    <w:p>
+      <w:pPr>
+        <w:pStyle w:val="a0"/>
+      </w:pPr>
+      <w:r>
+        <w:t>Verification of Interactions: Unlike stubs (which just provide data), mocks allow you to verify if a method was called, with what arguments, and how many times.</w:t>
+      </w:r>
+    </w:p>
+    <w:p>
+      <w:pPr>
+        <w:pStyle w:val="a0"/>
+      </w:pPr>
+      <w:r>
+        <w:t>Avoiding Side Effects: Mocking an EmailService ensures you don't actually send 1,000 emails during a test run.</w:t>
+      </w:r>
+    </w:p>
+    <w:p>
+      <w:pPr>
+        <w:pStyle w:val="a0"/>
+      </w:pPr>
+      <w:r>
+        <w:t>Simulating External Systems: Mocks can easily simulate external API failures or specific sequence of calls that are hard to trigger with real systems.</w:t>
+      </w:r>
+    </w:p>
+    <w:p>
+      <w:pPr>
+        <w:pStyle w:val="4"/>
+        <w:rPr>
+          <w:rFonts w:eastAsia="新細明體"/>
+          <w:lang w:eastAsia="zh-TW"/>
+        </w:rPr>
+      </w:pPr>
+      <w:r>
+        <w:t xml:space="preserve">Extended Theory </w:t>
+      </w:r>
+    </w:p>
+    <w:p>
+      <w:r>
+        <w:t>What is Mocking?</w:t>
+      </w:r>
+    </w:p>
+    <w:p>
+      <w:r>
+        <w:t>Mocking is a unit testing technique in which real dependencies are replaced with controlled test doubles (mock objects). Mocking allows the tester to isolate the system under test (SUT) from its external dependencies.</w:t>
+      </w:r>
+    </w:p>
+    <w:p>
+      <w:r>
+        <w:t>Mocks provide:</w:t>
+      </w:r>
+    </w:p>
+    <w:p>
+      <w:pPr>
+        <w:pStyle w:val="a0"/>
+      </w:pPr>
+      <w:r>
+        <w:t>Controllability – the ability to define exactly what a dependency should return.</w:t>
+      </w:r>
+    </w:p>
+    <w:p>
+      <w:pPr>
+        <w:pStyle w:val="a0"/>
+      </w:pPr>
+      <w:r>
+        <w:t>Behavior Verification – the ability to verify whether a dependency method was invoked, how many times it was called, and with what arguments.</w:t>
+      </w:r>
+    </w:p>
+    <w:p>
+      <w:pPr>
+        <w:pStyle w:val="a0"/>
+      </w:pPr>
+      <w:r>
+        <w:t>Isolation – preventing external systems (e.g., APIs, databases, or complex services) from affecting test results.</w:t>
+      </w:r>
+    </w:p>
+    <w:p>
+      <w:pPr>
+        <w:rPr>
+          <w:rFonts w:eastAsia="新細明體"/>
+          <w:lang w:eastAsia="zh-TW"/>
+        </w:rPr>
+      </w:pPr>
+      <w:r>
+        <w:t>In this project, Mockito was used to create mock objects and verify behavior.</w:t>
+      </w:r>
+    </w:p>
+    <w:p>
+      <w:pPr>
+        <w:pStyle w:val="31"/>
+      </w:pPr>
+      <w:r>
+        <w:t>2.2 Feature for Mocking: Email Notification</w:t>
+      </w:r>
+    </w:p>
+    <w:p>
+      <w:r>
+        <w:t>The EmailService is a perfect candidate for mocking. In most enterprise applications, sending an email involves an SMTP server and network connectivity.</w:t>
+      </w:r>
+    </w:p>
+    <w:p>
+      <w:pPr>
+        <w:pStyle w:val="a0"/>
+      </w:pPr>
+      <w:r>
+        <w:lastRenderedPageBreak/>
+        <w:t>Behavior Checking: Without mocking, we could only check if the code runs without crashing. With Mockito mocking, we can check if the correct recipient was set and if the Email Template Tokens (like order ID and amount) were populated correctly.</w:t>
+      </w:r>
+    </w:p>
+    <w:p>
+      <w:pPr>
+        <w:pStyle w:val="4"/>
+      </w:pPr>
+      <w:r>
+        <w:t>1. Problematic Design in Original Implementation</w:t>
+      </w:r>
+    </w:p>
+    <w:p>
+      <w:r>
+        <w:t>In the original implementation of ShoppingCartServiceImpl.saveOrUpdate(), the system directly retrieves user context using a static global call:</w:t>
+      </w:r>
+    </w:p>
+    <w:p>
       <w:r>
         <w:rPr>
           <w:i/>
-          <w:color w:val="555599"/>
-        </w:rPr>
-        <w:t>design:*</w:t>
-      </w:r>
-      <w:proofErr w:type="gramEnd"/>
-      <w:r>
-        <w:rPr>
-          <w:i/>
-          <w:color w:val="555599"/>
-        </w:rPr>
-        <w:t xml:space="preserve">* `badDesignSample` *(add GitHub </w:t>
-      </w:r>
-      <w:proofErr w:type="gramStart"/>
-      <w:r>
-        <w:rPr>
-          <w:i/>
-          <w:color w:val="555599"/>
-        </w:rPr>
-        <w:t>link)*</w:t>
-      </w:r>
-      <w:proofErr w:type="gramEnd"/>
-    </w:p>
-    <w:p>
-      <w:r>
-        <w:t>Why This Is Bad Design for Testing:</w:t>
-      </w:r>
-    </w:p>
-    <w:p>
-      <w:r>
-        <w:t>This design tightly couples business logic to a static global dependency. UserContext.getCurrentInstance():</w:t>
-      </w:r>
-    </w:p>
-    <w:p>
-      <w:pPr>
-        <w:pStyle w:val="ListBullet"/>
-      </w:pPr>
-      <w:r>
-        <w:t>Is a static method</w:t>
-      </w:r>
-    </w:p>
-    <w:p>
-      <w:pPr>
-        <w:pStyle w:val="ListBullet"/>
-      </w:pPr>
-      <w:r>
-        <w:t>Returns a global object</w:t>
-      </w:r>
-    </w:p>
-    <w:p>
-      <w:pPr>
-        <w:pStyle w:val="ListBullet"/>
-      </w:pPr>
-      <w:r>
-        <w:t>Belongs to a final class</w:t>
-      </w:r>
-    </w:p>
-    <w:p>
-      <w:pPr>
-        <w:pStyle w:val="ListBullet"/>
-      </w:pPr>
-      <w:r>
-        <w:t>Cannot be easily mocked with standard Mockito</w:t>
-      </w:r>
-    </w:p>
-    <w:p>
-      <w:r>
-        <w:t>What Testing Becomes Difficult or Impossible?</w:t>
-      </w:r>
-    </w:p>
-    <w:p>
-      <w:pPr>
-        <w:pStyle w:val="ListBullet"/>
-      </w:pPr>
-      <w:r>
-        <w:t>Cannot control what UserContext.getCurrentInstance() returns</w:t>
-      </w:r>
-    </w:p>
-    <w:p>
-      <w:pPr>
-        <w:pStyle w:val="ListBullet"/>
-      </w:pPr>
-      <w:r>
-        <w:t>Cannot simulate "no user context" reliably</w:t>
-      </w:r>
-    </w:p>
-    <w:p>
-      <w:pPr>
-        <w:pStyle w:val="ListBullet"/>
-      </w:pPr>
-      <w:r>
-        <w:t>Cannot simulate different IP addresses</w:t>
-      </w:r>
-    </w:p>
-    <w:p>
-      <w:pPr>
-        <w:pStyle w:val="ListBullet"/>
-      </w:pPr>
-      <w:r>
-        <w:t>Cannot verify interaction behavior</w:t>
-      </w:r>
-    </w:p>
-    <w:p>
-      <w:pPr>
-        <w:pStyle w:val="ListBullet"/>
-      </w:pPr>
-      <w:r>
-        <w:t>Cannot isolate cart logic from global application state</w:t>
-      </w:r>
-    </w:p>
-    <w:p>
-      <w:r>
-        <w:t>This violates:</w:t>
-      </w:r>
-    </w:p>
-    <w:p>
-      <w:pPr>
-        <w:pStyle w:val="ListBullet"/>
-      </w:pPr>
-      <w:r>
-        <w:t>Dependency Inversion Principle</w:t>
-      </w:r>
-    </w:p>
-    <w:p>
-      <w:pPr>
-        <w:pStyle w:val="ListBullet"/>
-      </w:pPr>
-      <w:r>
-        <w:t>Single Responsibility Principle</w:t>
-      </w:r>
-    </w:p>
-    <w:p>
-      <w:pPr>
-        <w:pStyle w:val="ListBullet"/>
-      </w:pPr>
-      <w:r>
-        <w:t>Unit Test Isolation principles</w:t>
-      </w:r>
-    </w:p>
-    <w:p>
-      <w:r>
-        <w:t>The saveOrUpdate() method becomes dependent on global state, making proper unit testing difficult.</w:t>
-      </w:r>
-    </w:p>
-    <w:p>
-      <w:pPr>
-        <w:pStyle w:val="Heading4"/>
-      </w:pPr>
-      <w:r>
-        <w:t>2. Recommended Fix</w:t>
-      </w:r>
-    </w:p>
-    <w:p>
-      <w:r>
-        <w:t>To improve testability, we refactored the design to introduce an abstraction layer. Instead of calling UserContext.getCurrentInstance() directly, we created an interface: *(add GitHub link)*</w:t>
-      </w:r>
-    </w:p>
-    <w:p>
-      <w:pPr>
-        <w:pStyle w:val="Heading4"/>
-      </w:pPr>
-      <w:r>
-        <w:t>3. Refactored Version (`ShoppingCartUserContextV2`)</w:t>
-      </w:r>
-    </w:p>
-    <w:p>
-      <w:r>
-        <w:t>We implemented a new version that depends on the abstraction: *(add GitHub link)*</w:t>
-      </w:r>
-    </w:p>
-    <w:p>
-      <w:r>
-        <w:t>Now the business logic no longer depends on static global state.</w:t>
-      </w:r>
-    </w:p>
-    <w:p>
-      <w:pPr>
-        <w:pStyle w:val="Heading4"/>
-      </w:pPr>
-      <w:r>
-        <w:t>4. Why This Fix Improves Testability</w:t>
-      </w:r>
-    </w:p>
-    <w:p>
-      <w:r>
-        <w:t>Now:</w:t>
-      </w:r>
-    </w:p>
-    <w:p>
-      <w:pPr>
-        <w:pStyle w:val="ListBullet"/>
-      </w:pPr>
-      <w:r>
-        <w:t>We can inject a mock implementation</w:t>
-      </w:r>
-    </w:p>
-    <w:p>
-      <w:pPr>
-        <w:pStyle w:val="ListBullet"/>
-      </w:pPr>
-      <w:r>
-        <w:t>We can simulate different IP addresses</w:t>
-      </w:r>
-    </w:p>
-    <w:p>
-      <w:pPr>
-        <w:pStyle w:val="ListBullet"/>
-      </w:pPr>
-      <w:r>
-        <w:t>We can simulate null context</w:t>
-      </w:r>
-    </w:p>
-    <w:p>
-      <w:pPr>
-        <w:pStyle w:val="ListBullet"/>
-      </w:pPr>
-      <w:r>
-        <w:t>No static calls exist inside business logic</w:t>
-      </w:r>
-    </w:p>
-    <w:p>
-      <w:pPr>
-        <w:pStyle w:val="ListBullet"/>
-      </w:pPr>
-      <w:r>
-        <w:t>Behavior can be verified independently</w:t>
-      </w:r>
-    </w:p>
-    <w:p>
-      <w:r>
-        <w:lastRenderedPageBreak/>
-        <w:t>This follows:</w:t>
-      </w:r>
-    </w:p>
-    <w:p>
-      <w:pPr>
-        <w:pStyle w:val="ListBullet"/>
-      </w:pPr>
-      <w:r>
-        <w:t>Dependency Injection</w:t>
-      </w:r>
-    </w:p>
-    <w:p>
-      <w:pPr>
-        <w:pStyle w:val="ListBullet"/>
-      </w:pPr>
-      <w:r>
-        <w:t>SOLID principles</w:t>
-      </w:r>
-    </w:p>
-    <w:p>
-      <w:pPr>
-        <w:pStyle w:val="ListBullet"/>
-      </w:pPr>
-      <w:r>
-        <w:t>Clean Architecture principles</w:t>
-      </w:r>
-    </w:p>
-    <w:p>
-      <w:pPr>
-        <w:pStyle w:val="ListBullet"/>
-      </w:pPr>
-      <w:r>
-        <w:t>Testable design practices</w:t>
-      </w:r>
-    </w:p>
-    <w:p>
-      <w:pPr>
-        <w:pStyle w:val="Heading4"/>
-      </w:pPr>
-      <w:r>
-        <w:t>5. New Test Case for More Testable Code</w:t>
-      </w:r>
-    </w:p>
-    <w:p>
-      <w:r>
-        <w:t>We implemented a unit test:</w:t>
-      </w:r>
-    </w:p>
-    <w:p>
-      <w:pPr>
-        <w:shd w:val="clear" w:color="auto" w:fill="F2F2F2"/>
-      </w:pPr>
-      <w:r>
-        <w:rPr>
-          <w:rFonts w:ascii="Courier New" w:hAnsi="Courier New"/>
-          <w:sz w:val="18"/>
-        </w:rPr>
-        <w:t>public void attachIpAddress_whenContextExists_setsIpAddress()</w:t>
-      </w:r>
-    </w:p>
-    <w:p>
-      <w:r>
-        <w:t>*(add GitHub link)*</w:t>
-      </w:r>
-    </w:p>
-    <w:p>
-      <w:r>
-        <w:t>What This Test Achieves:</w:t>
-      </w:r>
-    </w:p>
-    <w:p>
-      <w:pPr>
-        <w:pStyle w:val="ListBullet"/>
-      </w:pPr>
-      <w:r>
-        <w:t>Confirms IP is attached when context exists</w:t>
-      </w:r>
-    </w:p>
-    <w:p>
-      <w:pPr>
-        <w:pStyle w:val="ListBullet"/>
-      </w:pPr>
-      <w:r>
-        <w:t>Simulates absence of context</w:t>
-      </w:r>
-    </w:p>
-    <w:p>
-      <w:pPr>
-        <w:pStyle w:val="ListBullet"/>
-      </w:pPr>
-      <w:r>
-        <w:t>Does not depend on global application state</w:t>
-      </w:r>
-    </w:p>
-    <w:p>
-      <w:pPr>
-        <w:pStyle w:val="ListBullet"/>
-      </w:pPr>
-      <w:r>
-        <w:t>Fully unit-testable</w:t>
-      </w:r>
-    </w:p>
-    <w:p>
-      <w:r>
-        <w:t>This functionality was previously difficult to test due to static global dependency.</w:t>
-      </w:r>
-    </w:p>
-    <w:p>
-      <w:pPr>
-        <w:pBdr>
-          <w:bottom w:val="single" w:sz="6" w:space="1" w:color="AAAAAA"/>
-        </w:pBdr>
-      </w:pPr>
-    </w:p>
-    <w:p>
-      <w:pPr>
-        <w:pStyle w:val="Heading2"/>
-      </w:pPr>
-      <w:r>
-        <w:t>Part 2: Mocking (20 points)</w:t>
-      </w:r>
-    </w:p>
-    <w:p>
-      <w:pPr>
-        <w:pStyle w:val="Heading3"/>
-      </w:pPr>
-      <w:r>
-        <w:t>2.1 Mocking and its Utility</w:t>
-      </w:r>
-    </w:p>
-    <w:p>
-      <w:r>
-        <w:t>Mocking involves creating objects that simulate the behavior of real, complex objects. Its primary utilities are:</w:t>
-      </w:r>
-    </w:p>
-    <w:p>
-      <w:pPr>
-        <w:pStyle w:val="ListBullet"/>
-      </w:pPr>
-      <w:r>
-        <w:t>Verification of Interactions: Unlike stubs (which just provide data), mocks allow you to verify if a method was called, with what arguments, and how many times.</w:t>
-      </w:r>
-    </w:p>
-    <w:p>
-      <w:pPr>
-        <w:pStyle w:val="ListBullet"/>
-      </w:pPr>
-      <w:r>
-        <w:t>Avoiding Side Effects: Mocking an EmailService ensures you don't actually send 1,000 emails during a test run.</w:t>
-      </w:r>
-    </w:p>
-    <w:p>
-      <w:pPr>
-        <w:pStyle w:val="ListBullet"/>
-      </w:pPr>
-      <w:r>
-        <w:t>Simulating External Systems: Mocks can easily simulate external API failures or specific sequence of calls that are hard to trigger with real systems.</w:t>
-      </w:r>
-    </w:p>
-    <w:p>
-      <w:pPr>
-        <w:pBdr>
-          <w:bottom w:val="single" w:sz="6" w:space="1" w:color="AAAAAA"/>
-        </w:pBdr>
-      </w:pPr>
-    </w:p>
-    <w:p>
-      <w:pPr>
-        <w:pStyle w:val="Heading4"/>
-      </w:pPr>
-      <w:r>
-        <w:t>Extended Theory (from Draft Notes — Part5.docx)</w:t>
-      </w:r>
-    </w:p>
-    <w:p>
-      <w:r>
-        <w:t>What is Mocking?</w:t>
-      </w:r>
-    </w:p>
-    <w:p>
-      <w:r>
-        <w:t>Mocking is a unit testing technique in which real dependencies are replaced with controlled test doubles (mock objects). Mocking allows the tester to isolate the system under test (SUT) from its external dependencies.</w:t>
-      </w:r>
-    </w:p>
-    <w:p>
-      <w:r>
-        <w:lastRenderedPageBreak/>
-        <w:t>Mocks provide:</w:t>
-      </w:r>
-    </w:p>
-    <w:p>
-      <w:pPr>
-        <w:pStyle w:val="ListBullet"/>
-      </w:pPr>
-      <w:r>
-        <w:t>Controllability – the ability to define exactly what a dependency should return.</w:t>
-      </w:r>
-    </w:p>
-    <w:p>
-      <w:pPr>
-        <w:pStyle w:val="ListBullet"/>
-      </w:pPr>
-      <w:r>
-        <w:t>Behavior Verification – the ability to verify whether a dependency method was invoked, how many times it was called, and with what arguments.</w:t>
-      </w:r>
-    </w:p>
-    <w:p>
-      <w:pPr>
-        <w:pStyle w:val="ListBullet"/>
-      </w:pPr>
-      <w:r>
-        <w:t>Isolation – preventing external systems (e.g., APIs, databases, or complex services) from affecting test results.</w:t>
-      </w:r>
-    </w:p>
-    <w:p>
-      <w:r>
-        <w:t>In this project, Mockito was used to create mock objects and verify behavior.</w:t>
-      </w:r>
-    </w:p>
-    <w:p>
-      <w:pPr>
-        <w:pBdr>
-          <w:bottom w:val="single" w:sz="6" w:space="1" w:color="AAAAAA"/>
-        </w:pBdr>
-      </w:pPr>
-    </w:p>
-    <w:p>
-      <w:pPr>
-        <w:pStyle w:val="Heading3"/>
-      </w:pPr>
-      <w:r>
-        <w:t>2.2 Feature for Mocking: Email Notification</w:t>
-      </w:r>
-    </w:p>
-    <w:p>
-      <w:r>
-        <w:t>The EmailService is a perfect candidate for mocking. In most enterprise applications, sending an email involves an SMTP server and network connectivity.</w:t>
-      </w:r>
-    </w:p>
-    <w:p>
-      <w:pPr>
-        <w:pStyle w:val="ListBullet"/>
-      </w:pPr>
-      <w:r>
-        <w:t>Behavior Checking: Without mocking, we could only check if the code runs without crashing. With Mockito mocking, we can check if the correct recipient was set and if the Email Template Tokens (like order ID and amount) were populated correctly.</w:t>
-      </w:r>
-    </w:p>
-    <w:p>
-      <w:pPr>
-        <w:pStyle w:val="Heading4"/>
-      </w:pPr>
-      <w:r>
-        <w:t>1. Problematic Design in Original Implementation</w:t>
-      </w:r>
-    </w:p>
-    <w:p>
-      <w:r>
-        <w:t xml:space="preserve">In the original implementation of </w:t>
-      </w:r>
-      <w:proofErr w:type="spellStart"/>
-      <w:r>
-        <w:t>ShoppingCartServiceImpl.saveOrUpdate</w:t>
-      </w:r>
-      <w:proofErr w:type="spellEnd"/>
-      <w:r>
-        <w:t>(), the system directly retrieves user context using a static global call:</w:t>
-      </w:r>
-    </w:p>
-    <w:p>
-      <w:r>
-        <w:rPr>
-          <w:i/>
+          <w:noProof/>
           <w:color w:val="555599"/>
         </w:rPr>
         <w:drawing>
@@ -952,7 +1226,7 @@
                     <pic:cNvPicPr/>
                   </pic:nvPicPr>
                   <pic:blipFill>
-                    <a:blip r:embed="rId9"/>
+                    <a:blip r:embed="rId16"/>
                     <a:stretch>
                       <a:fillRect/>
                     </a:stretch>
@@ -978,20 +1252,12 @@
     </w:p>
     <w:p>
       <w:r>
-        <w:t xml:space="preserve">This design tightly couples business logic to a static global dependency. </w:t>
-      </w:r>
-      <w:proofErr w:type="spellStart"/>
-      <w:r>
-        <w:t>UserContext.getCurrentInstance</w:t>
-      </w:r>
-      <w:proofErr w:type="spellEnd"/>
-      <w:r>
-        <w:t>():</w:t>
-      </w:r>
-    </w:p>
-    <w:p>
-      <w:pPr>
-        <w:pStyle w:val="ListBullet"/>
+        <w:t>This design tightly couples business logic to a static global dependency. UserContext.getCurrentInstance():</w:t>
+      </w:r>
+    </w:p>
+    <w:p>
+      <w:pPr>
+        <w:pStyle w:val="a0"/>
       </w:pPr>
       <w:r>
         <w:t>Is a static method</w:t>
@@ -999,7 +1265,7 @@
     </w:p>
     <w:p>
       <w:pPr>
-        <w:pStyle w:val="ListBullet"/>
+        <w:pStyle w:val="a0"/>
       </w:pPr>
       <w:r>
         <w:t>Returns a global object</w:t>
@@ -1007,7 +1273,7 @@
     </w:p>
     <w:p>
       <w:pPr>
-        <w:pStyle w:val="ListBullet"/>
+        <w:pStyle w:val="a0"/>
       </w:pPr>
       <w:r>
         <w:t>Belongs to a final class</w:t>
@@ -1015,7 +1281,7 @@
     </w:p>
     <w:p>
       <w:pPr>
-        <w:pStyle w:val="ListBullet"/>
+        <w:pStyle w:val="a0"/>
       </w:pPr>
       <w:r>
         <w:t>Cannot be easily mocked with standard Mockito</w:t>
@@ -1023,29 +1289,20 @@
     </w:p>
     <w:p>
       <w:r>
-        <w:lastRenderedPageBreak/>
         <w:t>What Testing Becomes Difficult or Impossible?</w:t>
       </w:r>
     </w:p>
     <w:p>
       <w:pPr>
-        <w:pStyle w:val="ListBullet"/>
-      </w:pPr>
-      <w:r>
-        <w:t xml:space="preserve">Cannot control what </w:t>
-      </w:r>
-      <w:proofErr w:type="spellStart"/>
-      <w:r>
-        <w:t>UserContext.getCurrentInstance</w:t>
-      </w:r>
-      <w:proofErr w:type="spellEnd"/>
-      <w:r>
-        <w:t>() returns</w:t>
-      </w:r>
-    </w:p>
-    <w:p>
-      <w:pPr>
-        <w:pStyle w:val="ListBullet"/>
+        <w:pStyle w:val="a0"/>
+      </w:pPr>
+      <w:r>
+        <w:t>Cannot control what UserContext.getCurrentInstance() returns</w:t>
+      </w:r>
+    </w:p>
+    <w:p>
+      <w:pPr>
+        <w:pStyle w:val="a0"/>
       </w:pPr>
       <w:r>
         <w:t>Cannot simulate "no user context" reliably</w:t>
@@ -1053,7 +1310,7 @@
     </w:p>
     <w:p>
       <w:pPr>
-        <w:pStyle w:val="ListBullet"/>
+        <w:pStyle w:val="a0"/>
       </w:pPr>
       <w:r>
         <w:t>Cannot simulate different IP addresses</w:t>
@@ -1061,7 +1318,7 @@
     </w:p>
     <w:p>
       <w:pPr>
-        <w:pStyle w:val="ListBullet"/>
+        <w:pStyle w:val="a0"/>
       </w:pPr>
       <w:r>
         <w:t>Cannot verify interaction behavior</w:t>
@@ -1069,7 +1326,7 @@
     </w:p>
     <w:p>
       <w:pPr>
-        <w:pStyle w:val="ListBullet"/>
+        <w:pStyle w:val="a0"/>
       </w:pPr>
       <w:r>
         <w:t>Cannot isolate cart logic from global application state</w:t>
@@ -1077,53 +1334,32 @@
     </w:p>
     <w:p>
       <w:pPr>
-        <w:pBdr>
-          <w:bottom w:val="single" w:sz="6" w:space="1" w:color="AAAAAA"/>
-        </w:pBdr>
-      </w:pPr>
-    </w:p>
-    <w:p>
-      <w:pPr>
-        <w:pStyle w:val="Heading4"/>
-      </w:pPr>
-      <w:r>
-        <w:t>Extended Feature Analysis (from Draft Notes — Part5.docx)</w:t>
-      </w:r>
-    </w:p>
-    <w:p>
-      <w:r>
-        <w:t>Feature Suitable for Mocking: Price Calculation Logic</w:t>
-      </w:r>
-    </w:p>
-    <w:p>
-      <w:r>
-        <w:t>The feature selected for mocking is the price calculation logic used by the shopping cart.</w:t>
-      </w:r>
-    </w:p>
-    <w:p>
-      <w:r>
-        <w:t>In a real system, the PricingService may depend on complex business rules, tax engines, or external configurations. Testing such dependencies directly would make the unit test unstable and environment-dependent.</w:t>
-      </w:r>
-    </w:p>
-    <w:p>
-      <w:r>
-        <w:t>To isolate the cart's behavior, a new testable service (ShoppingCartPricingServiceV2) was introduced. This class depends on PricingService via dependency injection. Instead of directly instantiating the real PricingService, a mock object is injected into the V2 service.</w:t>
-      </w:r>
-    </w:p>
-    <w:p>
-      <w:pPr>
-        <w:pBdr>
-          <w:bottom w:val="single" w:sz="6" w:space="1" w:color="AAAAAA"/>
-        </w:pBdr>
-      </w:pPr>
-    </w:p>
-    <w:p>
-      <w:pPr>
-        <w:pStyle w:val="Heading3"/>
+        <w:pStyle w:val="31"/>
+        <w:rPr>
+          <w:rFonts w:eastAsia="新細明體"/>
+          <w:lang w:eastAsia="zh-TW"/>
+        </w:rPr>
       </w:pPr>
       <w:r>
         <w:t>2.3 Mockito Test Case</w:t>
       </w:r>
+      <w:r>
+        <w:rPr>
+          <w:rFonts w:eastAsia="新細明體" w:hint="eastAsia"/>
+          <w:lang w:eastAsia="zh-TW"/>
+        </w:rPr>
+        <w:t>(</w:t>
+      </w:r>
+      <w:r>
+        <w:t>Yijun Sun</w:t>
+      </w:r>
+      <w:r>
+        <w:rPr>
+          <w:rFonts w:eastAsia="新細明體" w:hint="eastAsia"/>
+          <w:lang w:eastAsia="zh-TW"/>
+        </w:rPr>
+        <w:t>)</w:t>
+      </w:r>
     </w:p>
     <w:p>
       <w:r>
@@ -1132,7 +1368,7 @@
     </w:p>
     <w:p>
       <w:pPr>
-        <w:pStyle w:val="ListBullet"/>
+        <w:pStyle w:val="a0"/>
       </w:pPr>
       <w:r>
         <w:t>Key Technique: Used @Mock for EmailService and ArgumentCaptor to inspect the Email object passed to the service.</w:t>
@@ -1140,7 +1376,7 @@
     </w:p>
     <w:p>
       <w:pPr>
-        <w:pStyle w:val="ListBullet"/>
+        <w:pStyle w:val="a0"/>
       </w:pPr>
       <w:r>
         <w:t>Verification: The test testOrderConfirmationEmailContentIsCorrect captures the Email object and asserts that the subject and template tokens match the test data.</w:t>
@@ -1148,11 +1384,15 @@
     </w:p>
     <w:p>
       <w:pPr>
-        <w:pBdr>
-          <w:bottom w:val="single" w:sz="6" w:space="1" w:color="AAAAAA"/>
-        </w:pBdr>
-      </w:pPr>
-      <w:r>
+        <w:rPr>
+          <w:rFonts w:eastAsia="新細明體"/>
+          <w:lang w:eastAsia="zh-TW"/>
+        </w:rPr>
+      </w:pPr>
+      <w:r>
+        <w:rPr>
+          <w:noProof/>
+        </w:rPr>
         <w:lastRenderedPageBreak/>
         <w:drawing>
           <wp:inline distT="0" distB="0" distL="0" distR="0" wp14:anchorId="5D4B3630" wp14:editId="666DC4AB">
@@ -1170,7 +1410,7 @@
                     <pic:cNvPicPr/>
                   </pic:nvPicPr>
                   <pic:blipFill>
-                    <a:blip r:embed="rId10"/>
+                    <a:blip r:embed="rId17"/>
                     <a:stretch>
                       <a:fillRect/>
                     </a:stretch>
@@ -1193,156 +1433,30 @@
     </w:p>
     <w:p>
       <w:pPr>
-        <w:pStyle w:val="Heading4"/>
         <w:rPr>
-          <w:rFonts w:hint="eastAsia"/>
-          <w:lang w:eastAsia="zh-CN"/>
+          <w:rFonts w:eastAsia="新細明體"/>
+          <w:lang w:eastAsia="zh-TW"/>
         </w:rPr>
       </w:pPr>
-      <w:r>
-        <w:t xml:space="preserve">Extended Mocking Implementation </w:t>
-      </w:r>
-    </w:p>
-    <w:p>
-      <w:r>
-        <w:t>Mocking Implementation for Cart Pricing:</w:t>
-      </w:r>
-    </w:p>
-    <w:p>
-      <w:r>
-        <w:t>In the test:</w:t>
-      </w:r>
-    </w:p>
-    <w:p>
-      <w:pPr>
-        <w:pStyle w:val="ListNumber"/>
-      </w:pPr>
-      <w:r>
-        <w:t>A mock `PricingService` is created.</w:t>
-      </w:r>
-    </w:p>
-    <w:p>
-      <w:pPr>
-        <w:pStyle w:val="ListNumber"/>
-      </w:pPr>
-      <w:r>
-        <w:t>The behavior of `calculatePriceQuantity()` is stubbed to always return `100.00`.</w:t>
-      </w:r>
-    </w:p>
-    <w:p>
-      <w:pPr>
-        <w:pStyle w:val="ListNumber"/>
-      </w:pPr>
-      <w:r>
-        <w:t>The mock is injected into `ShoppingCartPricingServiceV2`.</w:t>
-      </w:r>
-    </w:p>
-    <w:p>
-      <w:pPr>
-        <w:pStyle w:val="ListNumber"/>
-      </w:pPr>
-      <w:r>
-        <w:t>The system under test calls `computeLineTotal()`.</w:t>
-      </w:r>
-    </w:p>
-    <w:p>
-      <w:pPr>
-        <w:pStyle w:val="ListNumber"/>
-      </w:pPr>
-      <w:r>
-        <w:t>The test verifies:</w:t>
-      </w:r>
-    </w:p>
-    <w:p>
-      <w:pPr>
-        <w:pStyle w:val="ListBullet"/>
-      </w:pPr>
-      <w:r>
-        <w:t>The returned value matches the mocked value.</w:t>
-      </w:r>
-    </w:p>
-    <w:p>
-      <w:pPr>
-        <w:pStyle w:val="ListBullet"/>
-      </w:pPr>
-      <w:r>
-        <w:t>The calculatePriceQuantity() method was invoked exactly once with the correct arguments.</w:t>
-      </w:r>
-    </w:p>
-    <w:p>
-      <w:r>
-        <w:t>*(add GitHub link)*</w:t>
-      </w:r>
-    </w:p>
-    <w:p>
-      <w:r>
-        <w:t>Why This Is Correct Mocking (System-Level Behavior):</w:t>
-      </w:r>
-    </w:p>
-    <w:p>
-      <w:r>
-        <w:t>Originally, the test directly invoked the mock object itself. That approach only demonstrated Mockito usage but did not test system behavior.</w:t>
-      </w:r>
-    </w:p>
-    <w:p>
-      <w:r>
-        <w:t>After refactoring, the mock is injected into the system under test. The test now verifies that:</w:t>
-      </w:r>
-    </w:p>
-    <w:p>
-      <w:pPr>
-        <w:pStyle w:val="ListBullet"/>
-      </w:pPr>
-      <w:r>
-        <w:t>The shopping cart logic actually uses the pricing service.</w:t>
-      </w:r>
-    </w:p>
-    <w:p>
-      <w:pPr>
-        <w:pStyle w:val="ListBullet"/>
-      </w:pPr>
-      <w:r>
-        <w:t>The correct parameters are passed.</w:t>
-      </w:r>
-    </w:p>
-    <w:p>
-      <w:pPr>
-        <w:pStyle w:val="ListBullet"/>
-      </w:pPr>
-      <w:r>
-        <w:t>The pricing service is invoked exactly once.</w:t>
-      </w:r>
-    </w:p>
-    <w:p>
-      <w:pPr>
-        <w:pStyle w:val="ListBullet"/>
-      </w:pPr>
-      <w:r>
-        <w:t>The cart uses the returned value properly.</w:t>
-      </w:r>
-    </w:p>
-    <w:p>
-      <w:r>
-        <w:lastRenderedPageBreak/>
-        <w:t>This change transforms the test from "testing a mock object" into "testing the system's interaction with its dependency."</w:t>
-      </w:r>
-    </w:p>
-    <w:p>
-      <w:pPr>
-        <w:pBdr>
-          <w:bottom w:val="single" w:sz="6" w:space="1" w:color="AAAAAA"/>
-        </w:pBdr>
-      </w:pPr>
-      <w:r>
+    </w:p>
+    <w:p>
+      <w:pPr>
         <w:rPr>
-          <w:i/>
-          <w:color w:val="555599"/>
+          <w:rFonts w:eastAsia="新細明體"/>
+          <w:lang w:eastAsia="zh-TW"/>
+        </w:rPr>
+      </w:pPr>
+      <w:r>
+        <w:rPr>
+          <w:rFonts w:eastAsia="新細明體"/>
+          <w:noProof/>
+          <w:lang w:eastAsia="zh-TW"/>
         </w:rPr>
         <w:drawing>
-          <wp:inline distT="0" distB="0" distL="0" distR="0" wp14:anchorId="2591EE65" wp14:editId="0488BABD">
-            <wp:extent cx="5486400" cy="2294890"/>
-            <wp:effectExtent l="0" t="0" r="0" b="3810"/>
-            <wp:docPr id="690269763" name="Picture 1" descr="A screen shot of a computer&#10;&#10;AI-generated content may be incorrect."/>
+          <wp:inline distT="0" distB="0" distL="0" distR="0" wp14:anchorId="7094A7DD" wp14:editId="51AC6715">
+            <wp:extent cx="5486400" cy="1912620"/>
+            <wp:effectExtent l="0" t="0" r="0" b="5080"/>
+            <wp:docPr id="1637314372" name="Picture 1" descr="A screen shot of a computer&#10;&#10;AI-generated content may be incorrect."/>
             <wp:cNvGraphicFramePr>
               <a:graphicFrameLocks xmlns:a="http://schemas.openxmlformats.org/drawingml/2006/main" noChangeAspect="1"/>
             </wp:cNvGraphicFramePr>
@@ -1350,11 +1464,11 @@
               <a:graphicData uri="http://schemas.openxmlformats.org/drawingml/2006/picture">
                 <pic:pic xmlns:pic="http://schemas.openxmlformats.org/drawingml/2006/picture">
                   <pic:nvPicPr>
-                    <pic:cNvPr id="690269763" name="Picture 1" descr="A screen shot of a computer&#10;&#10;AI-generated content may be incorrect."/>
+                    <pic:cNvPr id="1637314372" name="Picture 1" descr="A screen shot of a computer&#10;&#10;AI-generated content may be incorrect."/>
                     <pic:cNvPicPr/>
                   </pic:nvPicPr>
                   <pic:blipFill>
-                    <a:blip r:embed="rId11"/>
+                    <a:blip r:embed="rId18"/>
                     <a:stretch>
                       <a:fillRect/>
                     </a:stretch>
@@ -1362,7 +1476,7 @@
                   <pic:spPr>
                     <a:xfrm>
                       <a:off x="0" y="0"/>
-                      <a:ext cx="5486400" cy="2294890"/>
+                      <a:ext cx="5486400" cy="1912620"/>
                     </a:xfrm>
                     <a:prstGeom prst="rect">
                       <a:avLst/>
@@ -1377,7 +1491,572 @@
     </w:p>
     <w:p>
       <w:pPr>
-        <w:pStyle w:val="Heading2"/>
+        <w:pStyle w:val="31"/>
+        <w:rPr>
+          <w:rFonts w:eastAsia="新細明體"/>
+          <w:lang w:eastAsia="zh-TW"/>
+        </w:rPr>
+      </w:pPr>
+      <w:r>
+        <w:t>2.</w:t>
+      </w:r>
+      <w:r>
+        <w:rPr>
+          <w:rFonts w:eastAsia="新細明體" w:hint="eastAsia"/>
+          <w:lang w:eastAsia="zh-TW"/>
+        </w:rPr>
+        <w:t xml:space="preserve">4 </w:t>
+      </w:r>
+      <w:r>
+        <w:t>Feature for Mocking: Cart Pricing</w:t>
+      </w:r>
+      <w:r>
+        <w:t>(</w:t>
+      </w:r>
+      <w:r>
+        <w:rPr>
+          <w:rFonts w:eastAsia="新細明體" w:hint="eastAsia"/>
+          <w:lang w:eastAsia="zh-TW"/>
+        </w:rPr>
+        <w:t>Yu Chien Chiu</w:t>
+      </w:r>
+      <w:r>
+        <w:t>)</w:t>
+      </w:r>
+    </w:p>
+    <w:p>
+      <w:pPr>
+        <w:rPr>
+          <w:rFonts w:eastAsia="新細明體"/>
+          <w:lang w:eastAsia="zh-TW"/>
+        </w:rPr>
+      </w:pPr>
+      <w:r>
+        <w:rPr>
+          <w:rFonts w:eastAsia="新細明體"/>
+          <w:lang w:eastAsia="zh-TW"/>
+        </w:rPr>
+        <w:t>The feature selected for mocking is the price calculation logic used by the shopping cart.</w:t>
+      </w:r>
+    </w:p>
+    <w:p>
+      <w:pPr>
+        <w:rPr>
+          <w:rFonts w:eastAsia="新細明體"/>
+          <w:lang w:eastAsia="zh-TW"/>
+        </w:rPr>
+      </w:pPr>
+      <w:r>
+        <w:rPr>
+          <w:rFonts w:eastAsia="新細明體"/>
+          <w:lang w:eastAsia="zh-TW"/>
+        </w:rPr>
+        <w:t>In a real system, the PricingService may depend on complex business rules, tax engines, currency configurations, or external pricing logic. Testing such dependencies directly would make unit tests unstable and environment-dependent.</w:t>
+      </w:r>
+    </w:p>
+    <w:p>
+      <w:pPr>
+        <w:rPr>
+          <w:rFonts w:eastAsia="新細明體"/>
+          <w:lang w:eastAsia="zh-TW"/>
+        </w:rPr>
+      </w:pPr>
+      <w:r>
+        <w:rPr>
+          <w:rFonts w:eastAsia="新細明體"/>
+          <w:lang w:eastAsia="zh-TW"/>
+        </w:rPr>
+        <w:t>To isolate the cart’s behavior, a new testable service (ShoppingCartPricingServiceV2) was introduced. This class depends on PricingService via dependency injection.</w:t>
+      </w:r>
+    </w:p>
+    <w:p>
+      <w:pPr>
+        <w:snapToGrid w:val="0"/>
+        <w:rPr>
+          <w:rFonts w:eastAsia="新細明體"/>
+          <w:lang w:eastAsia="zh-TW"/>
+        </w:rPr>
+      </w:pPr>
+      <w:r>
+        <w:rPr>
+          <w:rFonts w:eastAsia="新細明體"/>
+          <w:lang w:eastAsia="zh-TW"/>
+        </w:rPr>
+        <w:t>Instead of directly instantiating the real PricingService, a mock object is injected into the V2 service to control and verify behavior.</w:t>
+      </w:r>
+    </w:p>
+    <w:p>
+      <w:pPr>
+        <w:snapToGrid w:val="0"/>
+        <w:rPr>
+          <w:rFonts w:eastAsia="新細明體"/>
+          <w:b/>
+          <w:bCs/>
+          <w:lang w:eastAsia="zh-TW"/>
+        </w:rPr>
+      </w:pPr>
+      <w:r>
+        <w:rPr>
+          <w:rFonts w:eastAsia="新細明體"/>
+          <w:b/>
+          <w:bCs/>
+          <w:lang w:eastAsia="zh-TW"/>
+        </w:rPr>
+        <w:t>Mocking Implementation</w:t>
+      </w:r>
+    </w:p>
+    <w:p>
+      <w:pPr>
+        <w:snapToGrid w:val="0"/>
+        <w:spacing w:after="60"/>
+        <w:rPr>
+          <w:rFonts w:eastAsia="新細明體"/>
+          <w:lang w:eastAsia="zh-TW"/>
+        </w:rPr>
+      </w:pPr>
+      <w:r>
+        <w:rPr>
+          <w:rFonts w:eastAsia="新細明體"/>
+          <w:lang w:eastAsia="zh-TW"/>
+        </w:rPr>
+        <w:lastRenderedPageBreak/>
+        <w:t>In the test (CartPricingMockTest – GitHub link):</w:t>
+      </w:r>
+    </w:p>
+    <w:p>
+      <w:pPr>
+        <w:numPr>
+          <w:ilvl w:val="0"/>
+          <w:numId w:val="13"/>
+        </w:numPr>
+        <w:snapToGrid w:val="0"/>
+        <w:spacing w:after="60"/>
+        <w:rPr>
+          <w:rFonts w:eastAsia="新細明體"/>
+          <w:lang w:eastAsia="zh-TW"/>
+        </w:rPr>
+      </w:pPr>
+      <w:r>
+        <w:rPr>
+          <w:rFonts w:eastAsia="新細明體"/>
+          <w:lang w:eastAsia="zh-TW"/>
+        </w:rPr>
+        <w:t>A mock PricingService is created using Mockito.</w:t>
+      </w:r>
+    </w:p>
+    <w:p>
+      <w:pPr>
+        <w:numPr>
+          <w:ilvl w:val="0"/>
+          <w:numId w:val="13"/>
+        </w:numPr>
+        <w:snapToGrid w:val="0"/>
+        <w:spacing w:after="60"/>
+        <w:rPr>
+          <w:rFonts w:eastAsia="新細明體"/>
+          <w:lang w:eastAsia="zh-TW"/>
+        </w:rPr>
+      </w:pPr>
+      <w:r>
+        <w:rPr>
+          <w:rFonts w:eastAsia="新細明體"/>
+          <w:lang w:eastAsia="zh-TW"/>
+        </w:rPr>
+        <w:t>The behavior of calculatePriceQuantity() is stubbed to always return 100.00.</w:t>
+      </w:r>
+    </w:p>
+    <w:p>
+      <w:pPr>
+        <w:numPr>
+          <w:ilvl w:val="0"/>
+          <w:numId w:val="13"/>
+        </w:numPr>
+        <w:snapToGrid w:val="0"/>
+        <w:spacing w:after="60"/>
+        <w:rPr>
+          <w:rFonts w:eastAsia="新細明體"/>
+          <w:lang w:eastAsia="zh-TW"/>
+        </w:rPr>
+      </w:pPr>
+      <w:r>
+        <w:rPr>
+          <w:rFonts w:eastAsia="新細明體"/>
+          <w:lang w:eastAsia="zh-TW"/>
+        </w:rPr>
+        <w:t>The mock is injected into ShoppingCartPricingServiceV2.</w:t>
+      </w:r>
+    </w:p>
+    <w:p>
+      <w:pPr>
+        <w:numPr>
+          <w:ilvl w:val="0"/>
+          <w:numId w:val="13"/>
+        </w:numPr>
+        <w:snapToGrid w:val="0"/>
+        <w:spacing w:after="60"/>
+        <w:rPr>
+          <w:rFonts w:eastAsia="新細明體"/>
+          <w:lang w:eastAsia="zh-TW"/>
+        </w:rPr>
+      </w:pPr>
+      <w:r>
+        <w:rPr>
+          <w:rFonts w:eastAsia="新細明體"/>
+          <w:lang w:eastAsia="zh-TW"/>
+        </w:rPr>
+        <w:t>The system under test calls computeLineTotal().</w:t>
+      </w:r>
+    </w:p>
+    <w:p>
+      <w:pPr>
+        <w:numPr>
+          <w:ilvl w:val="0"/>
+          <w:numId w:val="13"/>
+        </w:numPr>
+        <w:snapToGrid w:val="0"/>
+        <w:spacing w:after="60"/>
+        <w:rPr>
+          <w:rFonts w:eastAsia="新細明體"/>
+          <w:lang w:eastAsia="zh-TW"/>
+        </w:rPr>
+      </w:pPr>
+      <w:r>
+        <w:rPr>
+          <w:rFonts w:eastAsia="新細明體"/>
+          <w:lang w:eastAsia="zh-TW"/>
+        </w:rPr>
+        <w:t>The test verifies:</w:t>
+      </w:r>
+    </w:p>
+    <w:p>
+      <w:pPr>
+        <w:numPr>
+          <w:ilvl w:val="1"/>
+          <w:numId w:val="13"/>
+        </w:numPr>
+        <w:snapToGrid w:val="0"/>
+        <w:spacing w:after="60"/>
+        <w:rPr>
+          <w:rFonts w:eastAsia="新細明體"/>
+          <w:lang w:eastAsia="zh-TW"/>
+        </w:rPr>
+      </w:pPr>
+      <w:r>
+        <w:rPr>
+          <w:rFonts w:eastAsia="新細明體"/>
+          <w:lang w:eastAsia="zh-TW"/>
+        </w:rPr>
+        <w:t>The returned value matches the mocked value.</w:t>
+      </w:r>
+    </w:p>
+    <w:p>
+      <w:pPr>
+        <w:numPr>
+          <w:ilvl w:val="1"/>
+          <w:numId w:val="13"/>
+        </w:numPr>
+        <w:snapToGrid w:val="0"/>
+        <w:spacing w:after="60"/>
+        <w:rPr>
+          <w:rFonts w:eastAsia="新細明體"/>
+          <w:lang w:eastAsia="zh-TW"/>
+        </w:rPr>
+      </w:pPr>
+      <w:r>
+        <w:rPr>
+          <w:rFonts w:eastAsia="新細明體"/>
+          <w:lang w:eastAsia="zh-TW"/>
+        </w:rPr>
+        <w:t>calculatePriceQuantity() was invoked exactly once with the correct arguments.</w:t>
+      </w:r>
+    </w:p>
+    <w:p>
+      <w:pPr>
+        <w:numPr>
+          <w:ilvl w:val="1"/>
+          <w:numId w:val="13"/>
+        </w:numPr>
+        <w:snapToGrid w:val="0"/>
+        <w:spacing w:after="60"/>
+        <w:rPr>
+          <w:rFonts w:eastAsia="新細明體"/>
+          <w:lang w:eastAsia="zh-TW"/>
+        </w:rPr>
+      </w:pPr>
+      <w:r>
+        <w:rPr>
+          <w:rFonts w:eastAsia="新細明體"/>
+          <w:lang w:eastAsia="zh-TW"/>
+        </w:rPr>
+        <w:t>An additional edge case verifies that when quantity ≤ 0, the pricing service is not called.</w:t>
+      </w:r>
+    </w:p>
+    <w:p>
+      <w:pPr>
+        <w:snapToGrid w:val="0"/>
+        <w:rPr>
+          <w:rFonts w:eastAsia="新細明體"/>
+          <w:b/>
+          <w:bCs/>
+          <w:lang w:eastAsia="zh-TW"/>
+        </w:rPr>
+      </w:pPr>
+      <w:r>
+        <w:rPr>
+          <w:rFonts w:eastAsia="新細明體"/>
+          <w:b/>
+          <w:bCs/>
+          <w:lang w:eastAsia="zh-TW"/>
+        </w:rPr>
+        <w:t xml:space="preserve">Why This Is Correct Mocking </w:t>
+      </w:r>
+    </w:p>
+    <w:p>
+      <w:pPr>
+        <w:snapToGrid w:val="0"/>
+        <w:rPr>
+          <w:rFonts w:eastAsia="新細明體"/>
+          <w:lang w:eastAsia="zh-TW"/>
+        </w:rPr>
+      </w:pPr>
+      <w:r>
+        <w:rPr>
+          <w:rFonts w:eastAsia="新細明體"/>
+          <w:lang w:eastAsia="zh-TW"/>
+        </w:rPr>
+        <w:t>Originally, the test directly invoked the mock object itself. That approach only demonstrated Mockito usage but did not test system behavior.</w:t>
+      </w:r>
+    </w:p>
+    <w:p>
+      <w:pPr>
+        <w:snapToGrid w:val="0"/>
+        <w:rPr>
+          <w:rFonts w:eastAsia="新細明體"/>
+          <w:lang w:eastAsia="zh-TW"/>
+        </w:rPr>
+      </w:pPr>
+      <w:r>
+        <w:rPr>
+          <w:rFonts w:eastAsia="新細明體"/>
+          <w:lang w:eastAsia="zh-TW"/>
+        </w:rPr>
+        <w:t>After refactoring, the mock is injected into the system under test. The test now verifies that:</w:t>
+      </w:r>
+    </w:p>
+    <w:p>
+      <w:pPr>
+        <w:numPr>
+          <w:ilvl w:val="0"/>
+          <w:numId w:val="14"/>
+        </w:numPr>
+        <w:snapToGrid w:val="0"/>
+        <w:rPr>
+          <w:rFonts w:eastAsia="新細明體"/>
+          <w:lang w:eastAsia="zh-TW"/>
+        </w:rPr>
+      </w:pPr>
+      <w:r>
+        <w:rPr>
+          <w:rFonts w:eastAsia="新細明體"/>
+          <w:lang w:eastAsia="zh-TW"/>
+        </w:rPr>
+        <w:t>The shopping cart logic actually delegates pricing to PricingService.</w:t>
+      </w:r>
+    </w:p>
+    <w:p>
+      <w:pPr>
+        <w:numPr>
+          <w:ilvl w:val="0"/>
+          <w:numId w:val="14"/>
+        </w:numPr>
+        <w:snapToGrid w:val="0"/>
+        <w:rPr>
+          <w:rFonts w:eastAsia="新細明體"/>
+          <w:lang w:eastAsia="zh-TW"/>
+        </w:rPr>
+      </w:pPr>
+      <w:r>
+        <w:rPr>
+          <w:rFonts w:eastAsia="新細明體"/>
+          <w:lang w:eastAsia="zh-TW"/>
+        </w:rPr>
+        <w:t>The correct parameters are passed.</w:t>
+      </w:r>
+    </w:p>
+    <w:p>
+      <w:pPr>
+        <w:numPr>
+          <w:ilvl w:val="0"/>
+          <w:numId w:val="14"/>
+        </w:numPr>
+        <w:snapToGrid w:val="0"/>
+        <w:rPr>
+          <w:rFonts w:eastAsia="新細明體"/>
+          <w:lang w:eastAsia="zh-TW"/>
+        </w:rPr>
+      </w:pPr>
+      <w:r>
+        <w:rPr>
+          <w:rFonts w:eastAsia="新細明體"/>
+          <w:lang w:eastAsia="zh-TW"/>
+        </w:rPr>
+        <w:t>The pricing service is invoked exactly once.</w:t>
+      </w:r>
+    </w:p>
+    <w:p>
+      <w:pPr>
+        <w:numPr>
+          <w:ilvl w:val="0"/>
+          <w:numId w:val="14"/>
+        </w:numPr>
+        <w:snapToGrid w:val="0"/>
+        <w:rPr>
+          <w:rFonts w:eastAsia="新細明體"/>
+          <w:lang w:eastAsia="zh-TW"/>
+        </w:rPr>
+      </w:pPr>
+      <w:r>
+        <w:rPr>
+          <w:rFonts w:eastAsia="新細明體"/>
+          <w:lang w:eastAsia="zh-TW"/>
+        </w:rPr>
+        <w:t>The cart correctly uses the returned value.</w:t>
+      </w:r>
+    </w:p>
+    <w:p>
+      <w:pPr>
+        <w:snapToGrid w:val="0"/>
+        <w:rPr>
+          <w:rFonts w:eastAsia="新細明體" w:hint="eastAsia"/>
+          <w:lang w:eastAsia="zh-TW"/>
+        </w:rPr>
+      </w:pPr>
+      <w:r>
+        <w:rPr>
+          <w:rFonts w:eastAsia="新細明體"/>
+          <w:lang w:eastAsia="zh-TW"/>
+        </w:rPr>
+        <w:t>This transforms the test from “testing a mock object” into properly verifying the interaction between the system under test and its dependency, which is the core purpose of mocking.</w:t>
+      </w:r>
+    </w:p>
+    <w:p>
+      <w:pPr>
+        <w:snapToGrid w:val="0"/>
+        <w:rPr>
+          <w:rFonts w:eastAsia="新細明體"/>
+          <w:lang w:eastAsia="zh-TW"/>
+        </w:rPr>
+      </w:pPr>
+      <w:r>
+        <w:rPr>
+          <w:rFonts w:eastAsia="新細明體"/>
+          <w:lang w:eastAsia="zh-TW"/>
+        </w:rPr>
+        <w:drawing>
+          <wp:inline distT="0" distB="0" distL="0" distR="0" wp14:anchorId="4BC02965" wp14:editId="570B3A20">
+            <wp:extent cx="5486400" cy="1296670"/>
+            <wp:effectExtent l="0" t="0" r="0" b="0"/>
+            <wp:docPr id="1245117638" name="圖片 1" descr="一張含有 文字, 多媒體軟體, 軟體, 繪圖軟體 的圖片&#10;&#10;AI 產生的內容可能不正確。"/>
+            <wp:cNvGraphicFramePr>
+              <a:graphicFrameLocks xmlns:a="http://schemas.openxmlformats.org/drawingml/2006/main" noChangeAspect="1"/>
+            </wp:cNvGraphicFramePr>
+            <a:graphic xmlns:a="http://schemas.openxmlformats.org/drawingml/2006/main">
+              <a:graphicData uri="http://schemas.openxmlformats.org/drawingml/2006/picture">
+                <pic:pic xmlns:pic="http://schemas.openxmlformats.org/drawingml/2006/picture">
+                  <pic:nvPicPr>
+                    <pic:cNvPr id="1245117638" name="圖片 1" descr="一張含有 文字, 多媒體軟體, 軟體, 繪圖軟體 的圖片&#10;&#10;AI 產生的內容可能不正確。"/>
+                    <pic:cNvPicPr/>
+                  </pic:nvPicPr>
+                  <pic:blipFill>
+                    <a:blip r:embed="rId19"/>
+                    <a:stretch>
+                      <a:fillRect/>
+                    </a:stretch>
+                  </pic:blipFill>
+                  <pic:spPr>
+                    <a:xfrm>
+                      <a:off x="0" y="0"/>
+                      <a:ext cx="5486400" cy="1296670"/>
+                    </a:xfrm>
+                    <a:prstGeom prst="rect">
+                      <a:avLst/>
+                    </a:prstGeom>
+                  </pic:spPr>
+                </pic:pic>
+              </a:graphicData>
+            </a:graphic>
+          </wp:inline>
+        </w:drawing>
+      </w:r>
+    </w:p>
+    <w:p>
+      <w:pPr>
+        <w:pStyle w:val="a0"/>
+      </w:pPr>
+      <w:r>
+        <w:rPr>
+          <w:noProof/>
+        </w:rPr>
+        <w:lastRenderedPageBreak/>
+        <w:t xml:space="preserve"> </w:t>
+      </w:r>
+      <w:r>
+        <w:rPr>
+          <w:noProof/>
+        </w:rPr>
+        <w:drawing>
+          <wp:inline distT="0" distB="0" distL="0" distR="0" wp14:anchorId="175F4637" wp14:editId="0141616B">
+            <wp:extent cx="4941545" cy="4394200"/>
+            <wp:effectExtent l="0" t="0" r="0" b="6350"/>
+            <wp:docPr id="173897111" name="圖片 1" descr="一張含有 文字, 螢幕擷取畫面, 軟體, 作業系統 的圖片&#10;&#10;AI 產生的內容可能不正確。"/>
+            <wp:cNvGraphicFramePr>
+              <a:graphicFrameLocks xmlns:a="http://schemas.openxmlformats.org/drawingml/2006/main" noChangeAspect="1"/>
+            </wp:cNvGraphicFramePr>
+            <a:graphic xmlns:a="http://schemas.openxmlformats.org/drawingml/2006/main">
+              <a:graphicData uri="http://schemas.openxmlformats.org/drawingml/2006/picture">
+                <pic:pic xmlns:pic="http://schemas.openxmlformats.org/drawingml/2006/picture">
+                  <pic:nvPicPr>
+                    <pic:cNvPr id="173897111" name="圖片 1" descr="一張含有 文字, 螢幕擷取畫面, 軟體, 作業系統 的圖片&#10;&#10;AI 產生的內容可能不正確。"/>
+                    <pic:cNvPicPr/>
+                  </pic:nvPicPr>
+                  <pic:blipFill>
+                    <a:blip r:embed="rId20"/>
+                    <a:stretch>
+                      <a:fillRect/>
+                    </a:stretch>
+                  </pic:blipFill>
+                  <pic:spPr>
+                    <a:xfrm>
+                      <a:off x="0" y="0"/>
+                      <a:ext cx="4950726" cy="4402364"/>
+                    </a:xfrm>
+                    <a:prstGeom prst="rect">
+                      <a:avLst/>
+                    </a:prstGeom>
+                  </pic:spPr>
+                </pic:pic>
+              </a:graphicData>
+            </a:graphic>
+          </wp:inline>
+        </w:drawing>
+      </w:r>
+    </w:p>
+    <w:p>
+      <w:pPr>
+        <w:pStyle w:val="a0"/>
+      </w:pPr>
+      <w:hyperlink r:id="rId21" w:anchor="L12" w:history="1">
+        <w:r>
+          <w:rPr>
+            <w:rStyle w:val="affa"/>
+          </w:rPr>
+          <w:t>CartPricingMockTest</w:t>
+        </w:r>
+      </w:hyperlink>
+    </w:p>
+    <w:p>
+      <w:pPr>
+        <w:pStyle w:val="21"/>
       </w:pPr>
       <w:r>
         <w:t>Conclusion</w:t>
@@ -1395,7 +2074,7 @@
     </w:p>
     <w:p>
       <w:pPr>
-        <w:pStyle w:val="ListBullet"/>
+        <w:pStyle w:val="a0"/>
       </w:pPr>
       <w:r>
         <w:t>Stubbing (for data isolation, e.g., IntegrationModuleSource)</w:t>
@@ -1403,292 +2082,23 @@
     </w:p>
     <w:p>
       <w:pPr>
-        <w:pStyle w:val="ListBullet"/>
+        <w:pStyle w:val="a0"/>
       </w:pPr>
       <w:r>
         <w:t>Mocking (for behavior verification, e.g., EmailService, PricingService)</w:t>
       </w:r>
     </w:p>
     <w:p>
+      <w:pPr>
+        <w:rPr>
+          <w:rFonts w:eastAsia="新細明體"/>
+          <w:lang w:eastAsia="zh-TW"/>
+        </w:rPr>
+      </w:pPr>
       <w:r>
         <w:t>...ensures our tests are fast, deterministic, isolated, and maintainable.</w:t>
       </w:r>
     </w:p>
-    <w:p>
-      <w:pPr>
-        <w:pBdr>
-          <w:bottom w:val="single" w:sz="6" w:space="1" w:color="AAAAAA"/>
-        </w:pBdr>
-      </w:pPr>
-    </w:p>
-    <w:p>
-      <w:pPr>
-        <w:pStyle w:val="Heading2"/>
-      </w:pPr>
-      <w:r>
-        <w:t>📸 Screenshots Required</w:t>
-      </w:r>
-    </w:p>
-    <w:p>
-      <w:r>
-        <w:t>Below is a summary of all screenshots you need to capture and insert into this report:</w:t>
-      </w:r>
-    </w:p>
-    <w:tbl>
-      <w:tblPr>
-        <w:tblStyle w:val="TableGrid"/>
-        <w:tblW w:w="0" w:type="auto"/>
-        <w:tblLook w:val="04A0" w:firstRow="1" w:lastRow="0" w:firstColumn="1" w:lastColumn="0" w:noHBand="0" w:noVBand="1"/>
-      </w:tblPr>
-      <w:tblGrid>
-        <w:gridCol w:w="307"/>
-        <w:gridCol w:w="4428"/>
-        <w:gridCol w:w="4121"/>
-      </w:tblGrid>
-      <w:tr>
-        <w:tc>
-          <w:tcPr>
-            <w:tcW w:w="2880" w:type="dxa"/>
-          </w:tcPr>
-          <w:p>
-            <w:r>
-              <w:rPr>
-                <w:b/>
-              </w:rPr>
-              <w:t>#</w:t>
-            </w:r>
-          </w:p>
-        </w:tc>
-        <w:tc>
-          <w:tcPr>
-            <w:tcW w:w="2880" w:type="dxa"/>
-          </w:tcPr>
-          <w:p>
-            <w:r>
-              <w:rPr>
-                <w:b/>
-              </w:rPr>
-              <w:t>Location to Go</w:t>
-            </w:r>
-          </w:p>
-        </w:tc>
-        <w:tc>
-          <w:tcPr>
-            <w:tcW w:w="2880" w:type="dxa"/>
-          </w:tcPr>
-          <w:p>
-            <w:r>
-              <w:rPr>
-                <w:b/>
-              </w:rPr>
-              <w:t>What to Capture</w:t>
-            </w:r>
-          </w:p>
-        </w:tc>
-      </w:tr>
-      <w:tr>
-        <w:tc>
-          <w:tcPr>
-            <w:tcW w:w="2880" w:type="dxa"/>
-          </w:tcPr>
-          <w:p>
-            <w:r>
-              <w:t>1</w:t>
-            </w:r>
-          </w:p>
-        </w:tc>
-        <w:tc>
-          <w:tcPr>
-            <w:tcW w:w="2880" w:type="dxa"/>
-          </w:tcPr>
-          <w:p>
-            <w:r>
-              <w:t>`sm-core/src/main/java/.../IntegrationModulesLoader.java`</w:t>
-            </w:r>
-          </w:p>
-        </w:tc>
-        <w:tc>
-          <w:tcPr>
-            <w:tcW w:w="2880" w:type="dxa"/>
-          </w:tcPr>
-          <w:p>
-            <w:r>
-              <w:t>`IntegrationModuleSource` interface and its default implementation</w:t>
-            </w:r>
-          </w:p>
-        </w:tc>
-      </w:tr>
-      <w:tr>
-        <w:tc>
-          <w:tcPr>
-            <w:tcW w:w="2880" w:type="dxa"/>
-          </w:tcPr>
-          <w:p>
-            <w:r>
-              <w:t>2</w:t>
-            </w:r>
-          </w:p>
-        </w:tc>
-        <w:tc>
-          <w:tcPr>
-            <w:tcW w:w="2880" w:type="dxa"/>
-          </w:tcPr>
-          <w:p>
-            <w:r>
-              <w:t>`sm-core/src/test/java/.../IntegrationModulesLoaderTest.java`</w:t>
-            </w:r>
-          </w:p>
-        </w:tc>
-        <w:tc>
-          <w:tcPr>
-            <w:tcW w:w="2880" w:type="dxa"/>
-          </w:tcPr>
-          <w:p>
-            <w:r>
-              <w:t>`StubIntegrationModuleSource` class and the test case using it</w:t>
-            </w:r>
-          </w:p>
-        </w:tc>
-      </w:tr>
-      <w:tr>
-        <w:tc>
-          <w:tcPr>
-            <w:tcW w:w="2880" w:type="dxa"/>
-          </w:tcPr>
-          <w:p>
-            <w:r>
-              <w:t>3</w:t>
-            </w:r>
-          </w:p>
-        </w:tc>
-        <w:tc>
-          <w:tcPr>
-            <w:tcW w:w="2880" w:type="dxa"/>
-          </w:tcPr>
-          <w:p>
-            <w:r>
-              <w:t>`sm-core/src/main/java/.../IntegrationModulesLoader.java`</w:t>
-            </w:r>
-          </w:p>
-        </w:tc>
-        <w:tc>
-          <w:tcPr>
-            <w:tcW w:w="2880" w:type="dxa"/>
-          </w:tcPr>
-          <w:p>
-            <w:r>
-              <w:t>Refactored constructor showing Dependency Injection</w:t>
-            </w:r>
-          </w:p>
-        </w:tc>
-      </w:tr>
-      <w:tr>
-        <w:tc>
-          <w:tcPr>
-            <w:tcW w:w="2880" w:type="dxa"/>
-          </w:tcPr>
-          <w:p>
-            <w:r>
-              <w:t>4</w:t>
-            </w:r>
-          </w:p>
-        </w:tc>
-        <w:tc>
-          <w:tcPr>
-            <w:tcW w:w="2880" w:type="dxa"/>
-          </w:tcPr>
-          <w:p>
-            <w:r>
-              <w:t>`EmailService` interface file</w:t>
-            </w:r>
-          </w:p>
-        </w:tc>
-        <w:tc>
-          <w:tcPr>
-            <w:tcW w:w="2880" w:type="dxa"/>
-          </w:tcPr>
-          <w:p>
-            <w:r>
-              <w:t>`EmailService` interface definition</w:t>
-            </w:r>
-          </w:p>
-        </w:tc>
-      </w:tr>
-      <w:tr>
-        <w:tc>
-          <w:tcPr>
-            <w:tcW w:w="2880" w:type="dxa"/>
-          </w:tcPr>
-          <w:p>
-            <w:r>
-              <w:t>5</w:t>
-            </w:r>
-          </w:p>
-        </w:tc>
-        <w:tc>
-          <w:tcPr>
-            <w:tcW w:w="2880" w:type="dxa"/>
-          </w:tcPr>
-          <w:p>
-            <w:r>
-              <w:t>`sm-</w:t>
-            </w:r>
-            <w:r>
-              <w:lastRenderedPageBreak/>
-              <w:t>core/src/test/java/.../EmailServiceMockTest.java`</w:t>
-            </w:r>
-          </w:p>
-        </w:tc>
-        <w:tc>
-          <w:tcPr>
-            <w:tcW w:w="2880" w:type="dxa"/>
-          </w:tcPr>
-          <w:p>
-            <w:r>
-              <w:lastRenderedPageBreak/>
-              <w:t xml:space="preserve">JUnit test using `ArgumentCaptor` and </w:t>
-            </w:r>
-            <w:r>
-              <w:lastRenderedPageBreak/>
-              <w:t>`verify(mockEmailService).sendHtmlEmail(...)`</w:t>
-            </w:r>
-          </w:p>
-        </w:tc>
-      </w:tr>
-      <w:tr>
-        <w:tc>
-          <w:tcPr>
-            <w:tcW w:w="2880" w:type="dxa"/>
-          </w:tcPr>
-          <w:p>
-            <w:r>
-              <w:lastRenderedPageBreak/>
-              <w:t>6</w:t>
-            </w:r>
-          </w:p>
-        </w:tc>
-        <w:tc>
-          <w:tcPr>
-            <w:tcW w:w="2880" w:type="dxa"/>
-          </w:tcPr>
-          <w:p>
-            <w:r>
-              <w:t>IntelliJ IDEA test runner</w:t>
-            </w:r>
-          </w:p>
-        </w:tc>
-        <w:tc>
-          <w:tcPr>
-            <w:tcW w:w="2880" w:type="dxa"/>
-          </w:tcPr>
-          <w:p>
-            <w:r>
-              <w:t>`CartMockTest.testTotalCalculationWithMockedPrice` passed (green checkmark)</w:t>
-            </w:r>
-          </w:p>
-        </w:tc>
-      </w:tr>
-    </w:tbl>
     <w:p/>
     <w:sectPr>
       <w:pgSz w:w="12240" w:h="15840"/>
@@ -1698,6 +2108,56 @@
     </w:sectPr>
   </w:body>
 </w:document>
+</file>
+
+<file path=word/endnotes.xml><?xml version="1.0" encoding="utf-8"?>
+<w:endnotes xmlns:wpc="http://schemas.microsoft.com/office/word/2010/wordprocessingCanvas" xmlns:cx="http://schemas.microsoft.com/office/drawing/2014/chartex" xmlns:cx1="http://schemas.microsoft.com/office/drawing/2015/9/8/chartex" xmlns:cx2="http://schemas.microsoft.com/office/drawing/2015/10/21/chartex" xmlns:cx3="http://schemas.microsoft.com/office/drawing/2016/5/9/chartex" xmlns:cx4="http://schemas.microsoft.com/office/drawing/2016/5/10/chartex" xmlns:cx5="http://schemas.microsoft.com/office/drawing/2016/5/11/chartex" xmlns:cx6="http://schemas.microsoft.com/office/drawing/2016/5/12/chartex" xmlns:cx7="http://schemas.microsoft.com/office/drawing/2016/5/13/chartex" xmlns:cx8="http://schemas.microsoft.com/office/drawing/2016/5/14/chartex" xmlns:mc="http://schemas.openxmlformats.org/markup-compatibility/2006" xmlns:aink="http://schemas.microsoft.com/office/drawing/2016/ink" xmlns:am3d="http://schemas.microsoft.com/office/drawing/2017/model3d" xmlns:o="urn:schemas-microsoft-com:office:office" xmlns:oel="http://schemas.microsoft.com/office/2019/extlst" xmlns:r="http://schemas.openxmlformats.org/officeDocument/2006/relationships" xmlns:m="http://schemas.openxmlformats.org/officeDocument/2006/math" xmlns:v="urn:schemas-microsoft-com:vml" xmlns:wp14="http://schemas.microsoft.com/office/word/2010/wordprocessingDrawing" xmlns:wp="http://schemas.openxmlformats.org/drawingml/2006/wordprocessingDrawing" xmlns:w10="urn:schemas-microsoft-com:office:word" xmlns:w="http://schemas.openxmlformats.org/wordprocessingml/2006/main" xmlns:w14="http://schemas.microsoft.com/office/word/2010/wordml" xmlns:w15="http://schemas.microsoft.com/office/word/2012/wordml" xmlns:w16cex="http://schemas.microsoft.com/office/word/2018/wordml/cex" xmlns:w16cid="http://schemas.microsoft.com/office/word/2016/wordml/cid" xmlns:w16="http://schemas.microsoft.com/office/word/2018/wordml" xmlns:w16du="http://schemas.microsoft.com/office/word/2023/wordml/word16du" xmlns:w16sdtdh="http://schemas.microsoft.com/office/word/2020/wordml/sdtdatahash" xmlns:w16sdtfl="http://schemas.microsoft.com/office/word/2024/wordml/sdtformatlock" xmlns:w16se="http://schemas.microsoft.com/office/word/2015/wordml/symex" xmlns:wpg="http://schemas.microsoft.com/office/word/2010/wordprocessingGroup" xmlns:wpi="http://schemas.microsoft.com/office/word/2010/wordprocessingInk" xmlns:wne="http://schemas.microsoft.com/office/word/2006/wordml" xmlns:wps="http://schemas.microsoft.com/office/word/2010/wordprocessingShape" mc:Ignorable="w14 w15 w16se w16cid w16 w16cex w16sdtdh w16sdtfl w16du wp14">
+  <w:endnote w:type="separator" w:id="-1">
+    <w:p>
+      <w:pPr>
+        <w:spacing w:after="0" w:line="240" w:lineRule="auto"/>
+      </w:pPr>
+      <w:r>
+        <w:separator/>
+      </w:r>
+    </w:p>
+  </w:endnote>
+  <w:endnote w:type="continuationSeparator" w:id="0">
+    <w:p>
+      <w:pPr>
+        <w:spacing w:after="0" w:line="240" w:lineRule="auto"/>
+      </w:pPr>
+      <w:r>
+        <w:continuationSeparator/>
+      </w:r>
+    </w:p>
+  </w:endnote>
+</w:endnotes>
+</file>
+
+<file path=word/footnotes.xml><?xml version="1.0" encoding="utf-8"?>
+<w:footnotes xmlns:wpc="http://schemas.microsoft.com/office/word/2010/wordprocessingCanvas" xmlns:cx="http://schemas.microsoft.com/office/drawing/2014/chartex" xmlns:cx1="http://schemas.microsoft.com/office/drawing/2015/9/8/chartex" xmlns:cx2="http://schemas.microsoft.com/office/drawing/2015/10/21/chartex" xmlns:cx3="http://schemas.microsoft.com/office/drawing/2016/5/9/chartex" xmlns:cx4="http://schemas.microsoft.com/office/drawing/2016/5/10/chartex" xmlns:cx5="http://schemas.microsoft.com/office/drawing/2016/5/11/chartex" xmlns:cx6="http://schemas.microsoft.com/office/drawing/2016/5/12/chartex" xmlns:cx7="http://schemas.microsoft.com/office/drawing/2016/5/13/chartex" xmlns:cx8="http://schemas.microsoft.com/office/drawing/2016/5/14/chartex" xmlns:mc="http://schemas.openxmlformats.org/markup-compatibility/2006" xmlns:aink="http://schemas.microsoft.com/office/drawing/2016/ink" xmlns:am3d="http://schemas.microsoft.com/office/drawing/2017/model3d" xmlns:o="urn:schemas-microsoft-com:office:office" xmlns:oel="http://schemas.microsoft.com/office/2019/extlst" xmlns:r="http://schemas.openxmlformats.org/officeDocument/2006/relationships" xmlns:m="http://schemas.openxmlformats.org/officeDocument/2006/math" xmlns:v="urn:schemas-microsoft-com:vml" xmlns:wp14="http://schemas.microsoft.com/office/word/2010/wordprocessingDrawing" xmlns:wp="http://schemas.openxmlformats.org/drawingml/2006/wordprocessingDrawing" xmlns:w10="urn:schemas-microsoft-com:office:word" xmlns:w="http://schemas.openxmlformats.org/wordprocessingml/2006/main" xmlns:w14="http://schemas.microsoft.com/office/word/2010/wordml" xmlns:w15="http://schemas.microsoft.com/office/word/2012/wordml" xmlns:w16cex="http://schemas.microsoft.com/office/word/2018/wordml/cex" xmlns:w16cid="http://schemas.microsoft.com/office/word/2016/wordml/cid" xmlns:w16="http://schemas.microsoft.com/office/word/2018/wordml" xmlns:w16du="http://schemas.microsoft.com/office/word/2023/wordml/word16du" xmlns:w16sdtdh="http://schemas.microsoft.com/office/word/2020/wordml/sdtdatahash" xmlns:w16sdtfl="http://schemas.microsoft.com/office/word/2024/wordml/sdtformatlock" xmlns:w16se="http://schemas.microsoft.com/office/word/2015/wordml/symex" xmlns:wpg="http://schemas.microsoft.com/office/word/2010/wordprocessingGroup" xmlns:wpi="http://schemas.microsoft.com/office/word/2010/wordprocessingInk" xmlns:wne="http://schemas.microsoft.com/office/word/2006/wordml" xmlns:wps="http://schemas.microsoft.com/office/word/2010/wordprocessingShape" mc:Ignorable="w14 w15 w16se w16cid w16 w16cex w16sdtdh w16sdtfl w16du wp14">
+  <w:footnote w:type="separator" w:id="-1">
+    <w:p>
+      <w:pPr>
+        <w:spacing w:after="0" w:line="240" w:lineRule="auto"/>
+      </w:pPr>
+      <w:r>
+        <w:separator/>
+      </w:r>
+    </w:p>
+  </w:footnote>
+  <w:footnote w:type="continuationSeparator" w:id="0">
+    <w:p>
+      <w:pPr>
+        <w:spacing w:after="0" w:line="240" w:lineRule="auto"/>
+      </w:pPr>
+      <w:r>
+        <w:continuationSeparator/>
+      </w:r>
+    </w:p>
+  </w:footnote>
+</w:footnotes>
 </file>
 
 <file path=word/numbering.xml><?xml version="1.0" encoding="utf-8"?>
@@ -1743,7 +2203,7 @@
     <w:lvl w:ilvl="0">
       <w:start w:val="1"/>
       <w:numFmt w:val="decimal"/>
-      <w:pStyle w:val="ListNumber3"/>
+      <w:pStyle w:val="3"/>
       <w:lvlText w:val="%1."/>
       <w:lvlJc w:val="left"/>
       <w:pPr>
@@ -1761,7 +2221,7 @@
     <w:lvl w:ilvl="0">
       <w:start w:val="1"/>
       <w:numFmt w:val="decimal"/>
-      <w:pStyle w:val="ListNumber2"/>
+      <w:pStyle w:val="2"/>
       <w:lvlText w:val="%1."/>
       <w:lvlJc w:val="left"/>
       <w:pPr>
@@ -1799,7 +2259,7 @@
     <w:lvl w:ilvl="0">
       <w:start w:val="1"/>
       <w:numFmt w:val="bullet"/>
-      <w:pStyle w:val="ListBullet3"/>
+      <w:pStyle w:val="30"/>
       <w:lvlText w:val=""/>
       <w:lvlJc w:val="left"/>
       <w:pPr>
@@ -1820,7 +2280,7 @@
     <w:lvl w:ilvl="0">
       <w:start w:val="1"/>
       <w:numFmt w:val="bullet"/>
-      <w:pStyle w:val="ListBullet2"/>
+      <w:pStyle w:val="20"/>
       <w:lvlText w:val=""/>
       <w:lvlJc w:val="left"/>
       <w:pPr>
@@ -1837,29 +2297,29 @@
   <w:abstractNum w:abstractNumId="7" w15:restartNumberingAfterBreak="0">
     <w:nsid w:val="FFFFFF88"/>
     <w:multiLevelType w:val="singleLevel"/>
-    <w:tmpl w:val="D0A62B40"/>
+    <w:tmpl w:val="6068D6EA"/>
     <w:lvl w:ilvl="0">
       <w:start w:val="1"/>
       <w:numFmt w:val="decimal"/>
-      <w:pStyle w:val="ListNumber"/>
+      <w:pStyle w:val="a"/>
       <w:lvlText w:val="%1."/>
       <w:lvlJc w:val="left"/>
       <w:pPr>
         <w:tabs>
-          <w:tab w:val="num" w:pos="360"/>
+          <w:tab w:val="num" w:pos="361"/>
         </w:tabs>
-        <w:ind w:left="360" w:hanging="360"/>
+        <w:ind w:leftChars="200" w:left="361" w:hangingChars="200" w:hanging="360"/>
       </w:pPr>
     </w:lvl>
   </w:abstractNum>
   <w:abstractNum w:abstractNumId="8" w15:restartNumberingAfterBreak="0">
     <w:nsid w:val="FFFFFF89"/>
     <w:multiLevelType w:val="singleLevel"/>
-    <w:tmpl w:val="29761A62"/>
+    <w:tmpl w:val="527AA95E"/>
     <w:lvl w:ilvl="0">
       <w:start w:val="1"/>
       <w:numFmt w:val="bullet"/>
-      <w:pStyle w:val="ListBullet"/>
+      <w:pStyle w:val="a0"/>
       <w:lvlText w:val=""/>
       <w:lvlJc w:val="left"/>
       <w:pPr>
@@ -1870,6 +2330,389 @@
       </w:pPr>
       <w:rPr>
         <w:rFonts w:ascii="Symbol" w:hAnsi="Symbol" w:hint="default"/>
+      </w:rPr>
+    </w:lvl>
+  </w:abstractNum>
+  <w:abstractNum w:abstractNumId="9" w15:restartNumberingAfterBreak="0">
+    <w:nsid w:val="11AD6083"/>
+    <w:multiLevelType w:val="multilevel"/>
+    <w:tmpl w:val="7B840424"/>
+    <w:lvl w:ilvl="0">
+      <w:start w:val="1"/>
+      <w:numFmt w:val="decimal"/>
+      <w:lvlText w:val="%1."/>
+      <w:lvlJc w:val="left"/>
+      <w:pPr>
+        <w:tabs>
+          <w:tab w:val="num" w:pos="720"/>
+        </w:tabs>
+        <w:ind w:left="720" w:hanging="360"/>
+      </w:pPr>
+    </w:lvl>
+    <w:lvl w:ilvl="1">
+      <w:start w:val="1"/>
+      <w:numFmt w:val="bullet"/>
+      <w:lvlText w:val="o"/>
+      <w:lvlJc w:val="left"/>
+      <w:pPr>
+        <w:tabs>
+          <w:tab w:val="num" w:pos="1440"/>
+        </w:tabs>
+        <w:ind w:left="1440" w:hanging="360"/>
+      </w:pPr>
+      <w:rPr>
+        <w:rFonts w:ascii="Courier New" w:hAnsi="Courier New" w:hint="default"/>
+        <w:sz w:val="20"/>
+      </w:rPr>
+    </w:lvl>
+    <w:lvl w:ilvl="2" w:tentative="1">
+      <w:start w:val="1"/>
+      <w:numFmt w:val="decimal"/>
+      <w:lvlText w:val="%3."/>
+      <w:lvlJc w:val="left"/>
+      <w:pPr>
+        <w:tabs>
+          <w:tab w:val="num" w:pos="2160"/>
+        </w:tabs>
+        <w:ind w:left="2160" w:hanging="360"/>
+      </w:pPr>
+    </w:lvl>
+    <w:lvl w:ilvl="3" w:tentative="1">
+      <w:start w:val="1"/>
+      <w:numFmt w:val="decimal"/>
+      <w:lvlText w:val="%4."/>
+      <w:lvlJc w:val="left"/>
+      <w:pPr>
+        <w:tabs>
+          <w:tab w:val="num" w:pos="2880"/>
+        </w:tabs>
+        <w:ind w:left="2880" w:hanging="360"/>
+      </w:pPr>
+    </w:lvl>
+    <w:lvl w:ilvl="4" w:tentative="1">
+      <w:start w:val="1"/>
+      <w:numFmt w:val="decimal"/>
+      <w:lvlText w:val="%5."/>
+      <w:lvlJc w:val="left"/>
+      <w:pPr>
+        <w:tabs>
+          <w:tab w:val="num" w:pos="3600"/>
+        </w:tabs>
+        <w:ind w:left="3600" w:hanging="360"/>
+      </w:pPr>
+    </w:lvl>
+    <w:lvl w:ilvl="5" w:tentative="1">
+      <w:start w:val="1"/>
+      <w:numFmt w:val="decimal"/>
+      <w:lvlText w:val="%6."/>
+      <w:lvlJc w:val="left"/>
+      <w:pPr>
+        <w:tabs>
+          <w:tab w:val="num" w:pos="4320"/>
+        </w:tabs>
+        <w:ind w:left="4320" w:hanging="360"/>
+      </w:pPr>
+    </w:lvl>
+    <w:lvl w:ilvl="6" w:tentative="1">
+      <w:start w:val="1"/>
+      <w:numFmt w:val="decimal"/>
+      <w:lvlText w:val="%7."/>
+      <w:lvlJc w:val="left"/>
+      <w:pPr>
+        <w:tabs>
+          <w:tab w:val="num" w:pos="5040"/>
+        </w:tabs>
+        <w:ind w:left="5040" w:hanging="360"/>
+      </w:pPr>
+    </w:lvl>
+    <w:lvl w:ilvl="7" w:tentative="1">
+      <w:start w:val="1"/>
+      <w:numFmt w:val="decimal"/>
+      <w:lvlText w:val="%8."/>
+      <w:lvlJc w:val="left"/>
+      <w:pPr>
+        <w:tabs>
+          <w:tab w:val="num" w:pos="5760"/>
+        </w:tabs>
+        <w:ind w:left="5760" w:hanging="360"/>
+      </w:pPr>
+    </w:lvl>
+    <w:lvl w:ilvl="8" w:tentative="1">
+      <w:start w:val="1"/>
+      <w:numFmt w:val="decimal"/>
+      <w:lvlText w:val="%9."/>
+      <w:lvlJc w:val="left"/>
+      <w:pPr>
+        <w:tabs>
+          <w:tab w:val="num" w:pos="6480"/>
+        </w:tabs>
+        <w:ind w:left="6480" w:hanging="360"/>
+      </w:pPr>
+    </w:lvl>
+  </w:abstractNum>
+  <w:abstractNum w:abstractNumId="10" w15:restartNumberingAfterBreak="0">
+    <w:nsid w:val="463C328F"/>
+    <w:multiLevelType w:val="multilevel"/>
+    <w:tmpl w:val="86980104"/>
+    <w:lvl w:ilvl="0">
+      <w:start w:val="1"/>
+      <w:numFmt w:val="decimal"/>
+      <w:lvlText w:val="%1."/>
+      <w:lvlJc w:val="left"/>
+      <w:pPr>
+        <w:tabs>
+          <w:tab w:val="num" w:pos="720"/>
+        </w:tabs>
+        <w:ind w:left="720" w:hanging="360"/>
+      </w:pPr>
+    </w:lvl>
+    <w:lvl w:ilvl="1">
+      <w:start w:val="1"/>
+      <w:numFmt w:val="bullet"/>
+      <w:lvlText w:val="o"/>
+      <w:lvlJc w:val="left"/>
+      <w:pPr>
+        <w:tabs>
+          <w:tab w:val="num" w:pos="1440"/>
+        </w:tabs>
+        <w:ind w:left="1440" w:hanging="360"/>
+      </w:pPr>
+      <w:rPr>
+        <w:rFonts w:ascii="Courier New" w:hAnsi="Courier New" w:hint="default"/>
+        <w:sz w:val="20"/>
+      </w:rPr>
+    </w:lvl>
+    <w:lvl w:ilvl="2" w:tentative="1">
+      <w:start w:val="1"/>
+      <w:numFmt w:val="decimal"/>
+      <w:lvlText w:val="%3."/>
+      <w:lvlJc w:val="left"/>
+      <w:pPr>
+        <w:tabs>
+          <w:tab w:val="num" w:pos="2160"/>
+        </w:tabs>
+        <w:ind w:left="2160" w:hanging="360"/>
+      </w:pPr>
+    </w:lvl>
+    <w:lvl w:ilvl="3" w:tentative="1">
+      <w:start w:val="1"/>
+      <w:numFmt w:val="decimal"/>
+      <w:lvlText w:val="%4."/>
+      <w:lvlJc w:val="left"/>
+      <w:pPr>
+        <w:tabs>
+          <w:tab w:val="num" w:pos="2880"/>
+        </w:tabs>
+        <w:ind w:left="2880" w:hanging="360"/>
+      </w:pPr>
+    </w:lvl>
+    <w:lvl w:ilvl="4" w:tentative="1">
+      <w:start w:val="1"/>
+      <w:numFmt w:val="decimal"/>
+      <w:lvlText w:val="%5."/>
+      <w:lvlJc w:val="left"/>
+      <w:pPr>
+        <w:tabs>
+          <w:tab w:val="num" w:pos="3600"/>
+        </w:tabs>
+        <w:ind w:left="3600" w:hanging="360"/>
+      </w:pPr>
+    </w:lvl>
+    <w:lvl w:ilvl="5" w:tentative="1">
+      <w:start w:val="1"/>
+      <w:numFmt w:val="decimal"/>
+      <w:lvlText w:val="%6."/>
+      <w:lvlJc w:val="left"/>
+      <w:pPr>
+        <w:tabs>
+          <w:tab w:val="num" w:pos="4320"/>
+        </w:tabs>
+        <w:ind w:left="4320" w:hanging="360"/>
+      </w:pPr>
+    </w:lvl>
+    <w:lvl w:ilvl="6" w:tentative="1">
+      <w:start w:val="1"/>
+      <w:numFmt w:val="decimal"/>
+      <w:lvlText w:val="%7."/>
+      <w:lvlJc w:val="left"/>
+      <w:pPr>
+        <w:tabs>
+          <w:tab w:val="num" w:pos="5040"/>
+        </w:tabs>
+        <w:ind w:left="5040" w:hanging="360"/>
+      </w:pPr>
+    </w:lvl>
+    <w:lvl w:ilvl="7" w:tentative="1">
+      <w:start w:val="1"/>
+      <w:numFmt w:val="decimal"/>
+      <w:lvlText w:val="%8."/>
+      <w:lvlJc w:val="left"/>
+      <w:pPr>
+        <w:tabs>
+          <w:tab w:val="num" w:pos="5760"/>
+        </w:tabs>
+        <w:ind w:left="5760" w:hanging="360"/>
+      </w:pPr>
+    </w:lvl>
+    <w:lvl w:ilvl="8" w:tentative="1">
+      <w:start w:val="1"/>
+      <w:numFmt w:val="decimal"/>
+      <w:lvlText w:val="%9."/>
+      <w:lvlJc w:val="left"/>
+      <w:pPr>
+        <w:tabs>
+          <w:tab w:val="num" w:pos="6480"/>
+        </w:tabs>
+        <w:ind w:left="6480" w:hanging="360"/>
+      </w:pPr>
+    </w:lvl>
+  </w:abstractNum>
+  <w:abstractNum w:abstractNumId="11" w15:restartNumberingAfterBreak="0">
+    <w:nsid w:val="748D1F99"/>
+    <w:multiLevelType w:val="multilevel"/>
+    <w:tmpl w:val="F4309E44"/>
+    <w:lvl w:ilvl="0">
+      <w:start w:val="1"/>
+      <w:numFmt w:val="bullet"/>
+      <w:lvlText w:val=""/>
+      <w:lvlJc w:val="left"/>
+      <w:pPr>
+        <w:tabs>
+          <w:tab w:val="num" w:pos="720"/>
+        </w:tabs>
+        <w:ind w:left="720" w:hanging="360"/>
+      </w:pPr>
+      <w:rPr>
+        <w:rFonts w:ascii="Symbol" w:hAnsi="Symbol" w:hint="default"/>
+        <w:sz w:val="20"/>
+      </w:rPr>
+    </w:lvl>
+    <w:lvl w:ilvl="1" w:tentative="1">
+      <w:start w:val="1"/>
+      <w:numFmt w:val="bullet"/>
+      <w:lvlText w:val="o"/>
+      <w:lvlJc w:val="left"/>
+      <w:pPr>
+        <w:tabs>
+          <w:tab w:val="num" w:pos="1440"/>
+        </w:tabs>
+        <w:ind w:left="1440" w:hanging="360"/>
+      </w:pPr>
+      <w:rPr>
+        <w:rFonts w:ascii="Courier New" w:hAnsi="Courier New" w:hint="default"/>
+        <w:sz w:val="20"/>
+      </w:rPr>
+    </w:lvl>
+    <w:lvl w:ilvl="2" w:tentative="1">
+      <w:start w:val="1"/>
+      <w:numFmt w:val="bullet"/>
+      <w:lvlText w:val=""/>
+      <w:lvlJc w:val="left"/>
+      <w:pPr>
+        <w:tabs>
+          <w:tab w:val="num" w:pos="2160"/>
+        </w:tabs>
+        <w:ind w:left="2160" w:hanging="360"/>
+      </w:pPr>
+      <w:rPr>
+        <w:rFonts w:ascii="Wingdings" w:hAnsi="Wingdings" w:hint="default"/>
+        <w:sz w:val="20"/>
+      </w:rPr>
+    </w:lvl>
+    <w:lvl w:ilvl="3" w:tentative="1">
+      <w:start w:val="1"/>
+      <w:numFmt w:val="bullet"/>
+      <w:lvlText w:val=""/>
+      <w:lvlJc w:val="left"/>
+      <w:pPr>
+        <w:tabs>
+          <w:tab w:val="num" w:pos="2880"/>
+        </w:tabs>
+        <w:ind w:left="2880" w:hanging="360"/>
+      </w:pPr>
+      <w:rPr>
+        <w:rFonts w:ascii="Wingdings" w:hAnsi="Wingdings" w:hint="default"/>
+        <w:sz w:val="20"/>
+      </w:rPr>
+    </w:lvl>
+    <w:lvl w:ilvl="4" w:tentative="1">
+      <w:start w:val="1"/>
+      <w:numFmt w:val="bullet"/>
+      <w:lvlText w:val=""/>
+      <w:lvlJc w:val="left"/>
+      <w:pPr>
+        <w:tabs>
+          <w:tab w:val="num" w:pos="3600"/>
+        </w:tabs>
+        <w:ind w:left="3600" w:hanging="360"/>
+      </w:pPr>
+      <w:rPr>
+        <w:rFonts w:ascii="Wingdings" w:hAnsi="Wingdings" w:hint="default"/>
+        <w:sz w:val="20"/>
+      </w:rPr>
+    </w:lvl>
+    <w:lvl w:ilvl="5" w:tentative="1">
+      <w:start w:val="1"/>
+      <w:numFmt w:val="bullet"/>
+      <w:lvlText w:val=""/>
+      <w:lvlJc w:val="left"/>
+      <w:pPr>
+        <w:tabs>
+          <w:tab w:val="num" w:pos="4320"/>
+        </w:tabs>
+        <w:ind w:left="4320" w:hanging="360"/>
+      </w:pPr>
+      <w:rPr>
+        <w:rFonts w:ascii="Wingdings" w:hAnsi="Wingdings" w:hint="default"/>
+        <w:sz w:val="20"/>
+      </w:rPr>
+    </w:lvl>
+    <w:lvl w:ilvl="6" w:tentative="1">
+      <w:start w:val="1"/>
+      <w:numFmt w:val="bullet"/>
+      <w:lvlText w:val=""/>
+      <w:lvlJc w:val="left"/>
+      <w:pPr>
+        <w:tabs>
+          <w:tab w:val="num" w:pos="5040"/>
+        </w:tabs>
+        <w:ind w:left="5040" w:hanging="360"/>
+      </w:pPr>
+      <w:rPr>
+        <w:rFonts w:ascii="Wingdings" w:hAnsi="Wingdings" w:hint="default"/>
+        <w:sz w:val="20"/>
+      </w:rPr>
+    </w:lvl>
+    <w:lvl w:ilvl="7" w:tentative="1">
+      <w:start w:val="1"/>
+      <w:numFmt w:val="bullet"/>
+      <w:lvlText w:val=""/>
+      <w:lvlJc w:val="left"/>
+      <w:pPr>
+        <w:tabs>
+          <w:tab w:val="num" w:pos="5760"/>
+        </w:tabs>
+        <w:ind w:left="5760" w:hanging="360"/>
+      </w:pPr>
+      <w:rPr>
+        <w:rFonts w:ascii="Wingdings" w:hAnsi="Wingdings" w:hint="default"/>
+        <w:sz w:val="20"/>
+      </w:rPr>
+    </w:lvl>
+    <w:lvl w:ilvl="8" w:tentative="1">
+      <w:start w:val="1"/>
+      <w:numFmt w:val="bullet"/>
+      <w:lvlText w:val=""/>
+      <w:lvlJc w:val="left"/>
+      <w:pPr>
+        <w:tabs>
+          <w:tab w:val="num" w:pos="6480"/>
+        </w:tabs>
+        <w:ind w:left="6480" w:hanging="360"/>
+      </w:pPr>
+      <w:rPr>
+        <w:rFonts w:ascii="Wingdings" w:hAnsi="Wingdings" w:hint="default"/>
+        <w:sz w:val="20"/>
       </w:rPr>
     </w:lvl>
   </w:abstractNum>
@@ -1899,6 +2742,24 @@
   </w:num>
   <w:num w:numId="9" w16cid:durableId="1021666897">
     <w:abstractNumId w:val="0"/>
+  </w:num>
+  <w:num w:numId="10" w16cid:durableId="1308784472">
+    <w:abstractNumId w:val="7"/>
+  </w:num>
+  <w:num w:numId="11" w16cid:durableId="1667780657">
+    <w:abstractNumId w:val="7"/>
+  </w:num>
+  <w:num w:numId="12" w16cid:durableId="426928150">
+    <w:abstractNumId w:val="10"/>
+  </w:num>
+  <w:num w:numId="13" w16cid:durableId="153450957">
+    <w:abstractNumId w:val="9"/>
+  </w:num>
+  <w:num w:numId="14" w16cid:durableId="422460542">
+    <w:abstractNumId w:val="11"/>
+  </w:num>
+  <w:num w:numId="15" w16cid:durableId="429668416">
+    <w:abstractNumId w:val="7"/>
   </w:num>
 </w:numbering>
 </file>
@@ -2289,19 +3150,19 @@
     <w:lsdException w:name="Unresolved Mention" w:semiHidden="1" w:unhideWhenUsed="1"/>
     <w:lsdException w:name="Smart Link" w:semiHidden="1" w:unhideWhenUsed="1"/>
   </w:latentStyles>
-  <w:style w:type="paragraph" w:default="1" w:styleId="Normal">
+  <w:style w:type="paragraph" w:default="1" w:styleId="a1">
     <w:name w:val="Normal"/>
     <w:qFormat/>
-    <w:rsid w:val="00FC693F"/>
+    <w:rsid w:val="00E70445"/>
     <w:rPr>
       <w:rFonts w:ascii="Calibri" w:hAnsi="Calibri"/>
     </w:rPr>
   </w:style>
-  <w:style w:type="paragraph" w:styleId="Heading1">
+  <w:style w:type="paragraph" w:styleId="1">
     <w:name w:val="heading 1"/>
-    <w:basedOn w:val="Normal"/>
-    <w:next w:val="Normal"/>
-    <w:link w:val="Heading1Char"/>
+    <w:basedOn w:val="a1"/>
+    <w:next w:val="a1"/>
+    <w:link w:val="10"/>
     <w:uiPriority w:val="9"/>
     <w:qFormat/>
     <w:rsid w:val="00FC693F"/>
@@ -2320,11 +3181,11 @@
       <w:szCs w:val="28"/>
     </w:rPr>
   </w:style>
-  <w:style w:type="paragraph" w:styleId="Heading2">
+  <w:style w:type="paragraph" w:styleId="21">
     <w:name w:val="heading 2"/>
-    <w:basedOn w:val="Normal"/>
-    <w:next w:val="Normal"/>
-    <w:link w:val="Heading2Char"/>
+    <w:basedOn w:val="a1"/>
+    <w:next w:val="a1"/>
+    <w:link w:val="22"/>
     <w:uiPriority w:val="9"/>
     <w:unhideWhenUsed/>
     <w:qFormat/>
@@ -2344,11 +3205,11 @@
       <w:szCs w:val="26"/>
     </w:rPr>
   </w:style>
-  <w:style w:type="paragraph" w:styleId="Heading3">
+  <w:style w:type="paragraph" w:styleId="31">
     <w:name w:val="heading 3"/>
-    <w:basedOn w:val="Normal"/>
-    <w:next w:val="Normal"/>
-    <w:link w:val="Heading3Char"/>
+    <w:basedOn w:val="a1"/>
+    <w:next w:val="a1"/>
+    <w:link w:val="32"/>
     <w:uiPriority w:val="9"/>
     <w:unhideWhenUsed/>
     <w:qFormat/>
@@ -2366,11 +3227,11 @@
       <w:color w:val="4F81BD" w:themeColor="accent1"/>
     </w:rPr>
   </w:style>
-  <w:style w:type="paragraph" w:styleId="Heading4">
+  <w:style w:type="paragraph" w:styleId="4">
     <w:name w:val="heading 4"/>
-    <w:basedOn w:val="Normal"/>
-    <w:next w:val="Normal"/>
-    <w:link w:val="Heading4Char"/>
+    <w:basedOn w:val="a1"/>
+    <w:next w:val="a1"/>
+    <w:link w:val="40"/>
     <w:uiPriority w:val="9"/>
     <w:semiHidden/>
     <w:unhideWhenUsed/>
@@ -2391,11 +3252,11 @@
       <w:color w:val="4F81BD" w:themeColor="accent1"/>
     </w:rPr>
   </w:style>
-  <w:style w:type="paragraph" w:styleId="Heading5">
+  <w:style w:type="paragraph" w:styleId="5">
     <w:name w:val="heading 5"/>
-    <w:basedOn w:val="Normal"/>
-    <w:next w:val="Normal"/>
-    <w:link w:val="Heading5Char"/>
+    <w:basedOn w:val="a1"/>
+    <w:next w:val="a1"/>
+    <w:link w:val="50"/>
     <w:uiPriority w:val="9"/>
     <w:semiHidden/>
     <w:unhideWhenUsed/>
@@ -2412,11 +3273,11 @@
       <w:color w:val="243F60" w:themeColor="accent1" w:themeShade="7F"/>
     </w:rPr>
   </w:style>
-  <w:style w:type="paragraph" w:styleId="Heading6">
+  <w:style w:type="paragraph" w:styleId="6">
     <w:name w:val="heading 6"/>
-    <w:basedOn w:val="Normal"/>
-    <w:next w:val="Normal"/>
-    <w:link w:val="Heading6Char"/>
+    <w:basedOn w:val="a1"/>
+    <w:next w:val="a1"/>
+    <w:link w:val="60"/>
     <w:uiPriority w:val="9"/>
     <w:semiHidden/>
     <w:unhideWhenUsed/>
@@ -2435,11 +3296,11 @@
       <w:color w:val="243F60" w:themeColor="accent1" w:themeShade="7F"/>
     </w:rPr>
   </w:style>
-  <w:style w:type="paragraph" w:styleId="Heading7">
+  <w:style w:type="paragraph" w:styleId="7">
     <w:name w:val="heading 7"/>
-    <w:basedOn w:val="Normal"/>
-    <w:next w:val="Normal"/>
-    <w:link w:val="Heading7Char"/>
+    <w:basedOn w:val="a1"/>
+    <w:next w:val="a1"/>
+    <w:link w:val="70"/>
     <w:uiPriority w:val="9"/>
     <w:semiHidden/>
     <w:unhideWhenUsed/>
@@ -2458,11 +3319,11 @@
       <w:color w:val="404040" w:themeColor="text1" w:themeTint="BF"/>
     </w:rPr>
   </w:style>
-  <w:style w:type="paragraph" w:styleId="Heading8">
+  <w:style w:type="paragraph" w:styleId="8">
     <w:name w:val="heading 8"/>
-    <w:basedOn w:val="Normal"/>
-    <w:next w:val="Normal"/>
-    <w:link w:val="Heading8Char"/>
+    <w:basedOn w:val="a1"/>
+    <w:next w:val="a1"/>
+    <w:link w:val="80"/>
     <w:uiPriority w:val="9"/>
     <w:semiHidden/>
     <w:unhideWhenUsed/>
@@ -2481,11 +3342,11 @@
       <w:szCs w:val="20"/>
     </w:rPr>
   </w:style>
-  <w:style w:type="paragraph" w:styleId="Heading9">
+  <w:style w:type="paragraph" w:styleId="9">
     <w:name w:val="heading 9"/>
-    <w:basedOn w:val="Normal"/>
-    <w:next w:val="Normal"/>
-    <w:link w:val="Heading9Char"/>
+    <w:basedOn w:val="a1"/>
+    <w:next w:val="a1"/>
+    <w:link w:val="90"/>
     <w:uiPriority w:val="9"/>
     <w:semiHidden/>
     <w:unhideWhenUsed/>
@@ -2506,13 +3367,13 @@
       <w:szCs w:val="20"/>
     </w:rPr>
   </w:style>
-  <w:style w:type="character" w:default="1" w:styleId="DefaultParagraphFont">
+  <w:style w:type="character" w:default="1" w:styleId="a2">
     <w:name w:val="Default Paragraph Font"/>
     <w:uiPriority w:val="1"/>
     <w:semiHidden/>
     <w:unhideWhenUsed/>
   </w:style>
-  <w:style w:type="table" w:default="1" w:styleId="TableNormal">
+  <w:style w:type="table" w:default="1" w:styleId="a3">
     <w:name w:val="Normal Table"/>
     <w:uiPriority w:val="99"/>
     <w:semiHidden/>
@@ -2527,16 +3388,16 @@
       </w:tblCellMar>
     </w:tblPr>
   </w:style>
-  <w:style w:type="numbering" w:default="1" w:styleId="NoList">
+  <w:style w:type="numbering" w:default="1" w:styleId="a4">
     <w:name w:val="No List"/>
     <w:uiPriority w:val="99"/>
     <w:semiHidden/>
     <w:unhideWhenUsed/>
   </w:style>
-  <w:style w:type="paragraph" w:styleId="Header">
+  <w:style w:type="paragraph" w:styleId="a5">
     <w:name w:val="header"/>
-    <w:basedOn w:val="Normal"/>
-    <w:link w:val="HeaderChar"/>
+    <w:basedOn w:val="a1"/>
+    <w:link w:val="a6"/>
     <w:uiPriority w:val="99"/>
     <w:unhideWhenUsed/>
     <w:rsid w:val="00E618BF"/>
@@ -2548,17 +3409,17 @@
       <w:spacing w:after="0" w:line="240" w:lineRule="auto"/>
     </w:pPr>
   </w:style>
-  <w:style w:type="character" w:customStyle="1" w:styleId="HeaderChar">
-    <w:name w:val="Header Char"/>
-    <w:basedOn w:val="DefaultParagraphFont"/>
-    <w:link w:val="Header"/>
+  <w:style w:type="character" w:customStyle="1" w:styleId="a6">
+    <w:name w:val="頁首 字元"/>
+    <w:basedOn w:val="a2"/>
+    <w:link w:val="a5"/>
     <w:uiPriority w:val="99"/>
     <w:rsid w:val="00E618BF"/>
   </w:style>
-  <w:style w:type="paragraph" w:styleId="Footer">
+  <w:style w:type="paragraph" w:styleId="a7">
     <w:name w:val="footer"/>
-    <w:basedOn w:val="Normal"/>
-    <w:link w:val="FooterChar"/>
+    <w:basedOn w:val="a1"/>
+    <w:link w:val="a8"/>
     <w:uiPriority w:val="99"/>
     <w:unhideWhenUsed/>
     <w:rsid w:val="00E618BF"/>
@@ -2570,14 +3431,14 @@
       <w:spacing w:after="0" w:line="240" w:lineRule="auto"/>
     </w:pPr>
   </w:style>
-  <w:style w:type="character" w:customStyle="1" w:styleId="FooterChar">
-    <w:name w:val="Footer Char"/>
-    <w:basedOn w:val="DefaultParagraphFont"/>
-    <w:link w:val="Footer"/>
+  <w:style w:type="character" w:customStyle="1" w:styleId="a8">
+    <w:name w:val="頁尾 字元"/>
+    <w:basedOn w:val="a2"/>
+    <w:link w:val="a7"/>
     <w:uiPriority w:val="99"/>
     <w:rsid w:val="00E618BF"/>
   </w:style>
-  <w:style w:type="paragraph" w:styleId="NoSpacing">
+  <w:style w:type="paragraph" w:styleId="a9">
     <w:name w:val="No Spacing"/>
     <w:uiPriority w:val="1"/>
     <w:qFormat/>
@@ -2586,10 +3447,10 @@
       <w:spacing w:after="0" w:line="240" w:lineRule="auto"/>
     </w:pPr>
   </w:style>
-  <w:style w:type="character" w:customStyle="1" w:styleId="Heading1Char">
-    <w:name w:val="Heading 1 Char"/>
-    <w:basedOn w:val="DefaultParagraphFont"/>
-    <w:link w:val="Heading1"/>
+  <w:style w:type="character" w:customStyle="1" w:styleId="10">
+    <w:name w:val="標題 1 字元"/>
+    <w:basedOn w:val="a2"/>
+    <w:link w:val="1"/>
     <w:uiPriority w:val="9"/>
     <w:rsid w:val="00FC693F"/>
     <w:rPr>
@@ -2601,10 +3462,10 @@
       <w:szCs w:val="28"/>
     </w:rPr>
   </w:style>
-  <w:style w:type="character" w:customStyle="1" w:styleId="Heading2Char">
-    <w:name w:val="Heading 2 Char"/>
-    <w:basedOn w:val="DefaultParagraphFont"/>
-    <w:link w:val="Heading2"/>
+  <w:style w:type="character" w:customStyle="1" w:styleId="22">
+    <w:name w:val="標題 2 字元"/>
+    <w:basedOn w:val="a2"/>
+    <w:link w:val="21"/>
     <w:uiPriority w:val="9"/>
     <w:rsid w:val="00FC693F"/>
     <w:rPr>
@@ -2616,10 +3477,10 @@
       <w:szCs w:val="26"/>
     </w:rPr>
   </w:style>
-  <w:style w:type="character" w:customStyle="1" w:styleId="Heading3Char">
-    <w:name w:val="Heading 3 Char"/>
-    <w:basedOn w:val="DefaultParagraphFont"/>
-    <w:link w:val="Heading3"/>
+  <w:style w:type="character" w:customStyle="1" w:styleId="32">
+    <w:name w:val="標題 3 字元"/>
+    <w:basedOn w:val="a2"/>
+    <w:link w:val="31"/>
     <w:uiPriority w:val="9"/>
     <w:rsid w:val="00FC693F"/>
     <w:rPr>
@@ -2629,11 +3490,11 @@
       <w:color w:val="4F81BD" w:themeColor="accent1"/>
     </w:rPr>
   </w:style>
-  <w:style w:type="paragraph" w:styleId="Title">
+  <w:style w:type="paragraph" w:styleId="aa">
     <w:name w:val="Title"/>
-    <w:basedOn w:val="Normal"/>
-    <w:next w:val="Normal"/>
-    <w:link w:val="TitleChar"/>
+    <w:basedOn w:val="a1"/>
+    <w:next w:val="a1"/>
+    <w:link w:val="ab"/>
     <w:uiPriority w:val="10"/>
     <w:qFormat/>
     <w:rsid w:val="00FC693F"/>
@@ -2653,10 +3514,10 @@
       <w:szCs w:val="52"/>
     </w:rPr>
   </w:style>
-  <w:style w:type="character" w:customStyle="1" w:styleId="TitleChar">
-    <w:name w:val="Title Char"/>
-    <w:basedOn w:val="DefaultParagraphFont"/>
-    <w:link w:val="Title"/>
+  <w:style w:type="character" w:customStyle="1" w:styleId="ab">
+    <w:name w:val="標題 字元"/>
+    <w:basedOn w:val="a2"/>
+    <w:link w:val="aa"/>
     <w:uiPriority w:val="10"/>
     <w:rsid w:val="00FC693F"/>
     <w:rPr>
@@ -2668,11 +3529,11 @@
       <w:szCs w:val="52"/>
     </w:rPr>
   </w:style>
-  <w:style w:type="paragraph" w:styleId="Subtitle">
+  <w:style w:type="paragraph" w:styleId="ac">
     <w:name w:val="Subtitle"/>
-    <w:basedOn w:val="Normal"/>
-    <w:next w:val="Normal"/>
-    <w:link w:val="SubtitleChar"/>
+    <w:basedOn w:val="a1"/>
+    <w:next w:val="a1"/>
+    <w:link w:val="ad"/>
     <w:uiPriority w:val="11"/>
     <w:qFormat/>
     <w:rsid w:val="00FC693F"/>
@@ -2691,10 +3552,10 @@
       <w:szCs w:val="24"/>
     </w:rPr>
   </w:style>
-  <w:style w:type="character" w:customStyle="1" w:styleId="SubtitleChar">
-    <w:name w:val="Subtitle Char"/>
-    <w:basedOn w:val="DefaultParagraphFont"/>
-    <w:link w:val="Subtitle"/>
+  <w:style w:type="character" w:customStyle="1" w:styleId="ad">
+    <w:name w:val="副標題 字元"/>
+    <w:basedOn w:val="a2"/>
+    <w:link w:val="ac"/>
     <w:uiPriority w:val="11"/>
     <w:rsid w:val="00FC693F"/>
     <w:rPr>
@@ -2707,9 +3568,9 @@
       <w:szCs w:val="24"/>
     </w:rPr>
   </w:style>
-  <w:style w:type="paragraph" w:styleId="ListParagraph">
+  <w:style w:type="paragraph" w:styleId="ae">
     <w:name w:val="List Paragraph"/>
-    <w:basedOn w:val="Normal"/>
+    <w:basedOn w:val="a1"/>
     <w:uiPriority w:val="34"/>
     <w:qFormat/>
     <w:rsid w:val="00FC693F"/>
@@ -2718,10 +3579,10 @@
       <w:contextualSpacing/>
     </w:pPr>
   </w:style>
-  <w:style w:type="paragraph" w:styleId="BodyText">
+  <w:style w:type="paragraph" w:styleId="af">
     <w:name w:val="Body Text"/>
-    <w:basedOn w:val="Normal"/>
-    <w:link w:val="BodyTextChar"/>
+    <w:basedOn w:val="a1"/>
+    <w:link w:val="af0"/>
     <w:uiPriority w:val="99"/>
     <w:unhideWhenUsed/>
     <w:rsid w:val="00AA1D8D"/>
@@ -2729,17 +3590,17 @@
       <w:spacing w:after="120"/>
     </w:pPr>
   </w:style>
-  <w:style w:type="character" w:customStyle="1" w:styleId="BodyTextChar">
-    <w:name w:val="Body Text Char"/>
-    <w:basedOn w:val="DefaultParagraphFont"/>
-    <w:link w:val="BodyText"/>
+  <w:style w:type="character" w:customStyle="1" w:styleId="af0">
+    <w:name w:val="本文 字元"/>
+    <w:basedOn w:val="a2"/>
+    <w:link w:val="af"/>
     <w:uiPriority w:val="99"/>
     <w:rsid w:val="00AA1D8D"/>
   </w:style>
-  <w:style w:type="paragraph" w:styleId="BodyText2">
+  <w:style w:type="paragraph" w:styleId="23">
     <w:name w:val="Body Text 2"/>
-    <w:basedOn w:val="Normal"/>
-    <w:link w:val="BodyText2Char"/>
+    <w:basedOn w:val="a1"/>
+    <w:link w:val="24"/>
     <w:uiPriority w:val="99"/>
     <w:unhideWhenUsed/>
     <w:rsid w:val="00AA1D8D"/>
@@ -2747,17 +3608,17 @@
       <w:spacing w:after="120" w:line="480" w:lineRule="auto"/>
     </w:pPr>
   </w:style>
-  <w:style w:type="character" w:customStyle="1" w:styleId="BodyText2Char">
-    <w:name w:val="Body Text 2 Char"/>
-    <w:basedOn w:val="DefaultParagraphFont"/>
-    <w:link w:val="BodyText2"/>
+  <w:style w:type="character" w:customStyle="1" w:styleId="24">
+    <w:name w:val="本文 2 字元"/>
+    <w:basedOn w:val="a2"/>
+    <w:link w:val="23"/>
     <w:uiPriority w:val="99"/>
     <w:rsid w:val="00AA1D8D"/>
   </w:style>
-  <w:style w:type="paragraph" w:styleId="BodyText3">
+  <w:style w:type="paragraph" w:styleId="33">
     <w:name w:val="Body Text 3"/>
-    <w:basedOn w:val="Normal"/>
-    <w:link w:val="BodyText3Char"/>
+    <w:basedOn w:val="a1"/>
+    <w:link w:val="34"/>
     <w:uiPriority w:val="99"/>
     <w:unhideWhenUsed/>
     <w:rsid w:val="00AA1D8D"/>
@@ -2769,10 +3630,10 @@
       <w:szCs w:val="16"/>
     </w:rPr>
   </w:style>
-  <w:style w:type="character" w:customStyle="1" w:styleId="BodyText3Char">
-    <w:name w:val="Body Text 3 Char"/>
-    <w:basedOn w:val="DefaultParagraphFont"/>
-    <w:link w:val="BodyText3"/>
+  <w:style w:type="character" w:customStyle="1" w:styleId="34">
+    <w:name w:val="本文 3 字元"/>
+    <w:basedOn w:val="a2"/>
+    <w:link w:val="33"/>
     <w:uiPriority w:val="99"/>
     <w:rsid w:val="00AA1D8D"/>
     <w:rPr>
@@ -2780,9 +3641,9 @@
       <w:szCs w:val="16"/>
     </w:rPr>
   </w:style>
-  <w:style w:type="paragraph" w:styleId="List">
+  <w:style w:type="paragraph" w:styleId="af1">
     <w:name w:val="List"/>
-    <w:basedOn w:val="Normal"/>
+    <w:basedOn w:val="a1"/>
     <w:uiPriority w:val="99"/>
     <w:unhideWhenUsed/>
     <w:rsid w:val="00AA1D8D"/>
@@ -2791,9 +3652,9 @@
       <w:contextualSpacing/>
     </w:pPr>
   </w:style>
-  <w:style w:type="paragraph" w:styleId="List2">
+  <w:style w:type="paragraph" w:styleId="25">
     <w:name w:val="List 2"/>
-    <w:basedOn w:val="Normal"/>
+    <w:basedOn w:val="a1"/>
     <w:uiPriority w:val="99"/>
     <w:unhideWhenUsed/>
     <w:rsid w:val="00326F90"/>
@@ -2802,9 +3663,9 @@
       <w:contextualSpacing/>
     </w:pPr>
   </w:style>
-  <w:style w:type="paragraph" w:styleId="List3">
+  <w:style w:type="paragraph" w:styleId="35">
     <w:name w:val="List 3"/>
-    <w:basedOn w:val="Normal"/>
+    <w:basedOn w:val="a1"/>
     <w:uiPriority w:val="99"/>
     <w:unhideWhenUsed/>
     <w:rsid w:val="00326F90"/>
@@ -2813,9 +3674,9 @@
       <w:contextualSpacing/>
     </w:pPr>
   </w:style>
-  <w:style w:type="paragraph" w:styleId="ListBullet">
+  <w:style w:type="paragraph" w:styleId="a0">
     <w:name w:val="List Bullet"/>
-    <w:basedOn w:val="Normal"/>
+    <w:basedOn w:val="a1"/>
     <w:uiPriority w:val="99"/>
     <w:unhideWhenUsed/>
     <w:rsid w:val="00326F90"/>
@@ -2826,9 +3687,9 @@
       <w:contextualSpacing/>
     </w:pPr>
   </w:style>
-  <w:style w:type="paragraph" w:styleId="ListBullet2">
+  <w:style w:type="paragraph" w:styleId="20">
     <w:name w:val="List Bullet 2"/>
-    <w:basedOn w:val="Normal"/>
+    <w:basedOn w:val="a1"/>
     <w:uiPriority w:val="99"/>
     <w:unhideWhenUsed/>
     <w:rsid w:val="00326F90"/>
@@ -2839,9 +3700,9 @@
       <w:contextualSpacing/>
     </w:pPr>
   </w:style>
-  <w:style w:type="paragraph" w:styleId="ListBullet3">
+  <w:style w:type="paragraph" w:styleId="30">
     <w:name w:val="List Bullet 3"/>
-    <w:basedOn w:val="Normal"/>
+    <w:basedOn w:val="a1"/>
     <w:uiPriority w:val="99"/>
     <w:unhideWhenUsed/>
     <w:rsid w:val="00326F90"/>
@@ -2852,9 +3713,9 @@
       <w:contextualSpacing/>
     </w:pPr>
   </w:style>
-  <w:style w:type="paragraph" w:styleId="ListNumber">
+  <w:style w:type="paragraph" w:styleId="a">
     <w:name w:val="List Number"/>
-    <w:basedOn w:val="Normal"/>
+    <w:basedOn w:val="a1"/>
     <w:uiPriority w:val="99"/>
     <w:unhideWhenUsed/>
     <w:rsid w:val="00326F90"/>
@@ -2865,9 +3726,9 @@
       <w:contextualSpacing/>
     </w:pPr>
   </w:style>
-  <w:style w:type="paragraph" w:styleId="ListNumber2">
+  <w:style w:type="paragraph" w:styleId="2">
     <w:name w:val="List Number 2"/>
-    <w:basedOn w:val="Normal"/>
+    <w:basedOn w:val="a1"/>
     <w:uiPriority w:val="99"/>
     <w:unhideWhenUsed/>
     <w:rsid w:val="0029639D"/>
@@ -2878,9 +3739,9 @@
       <w:contextualSpacing/>
     </w:pPr>
   </w:style>
-  <w:style w:type="paragraph" w:styleId="ListNumber3">
+  <w:style w:type="paragraph" w:styleId="3">
     <w:name w:val="List Number 3"/>
-    <w:basedOn w:val="Normal"/>
+    <w:basedOn w:val="a1"/>
     <w:uiPriority w:val="99"/>
     <w:unhideWhenUsed/>
     <w:rsid w:val="0029639D"/>
@@ -2891,9 +3752,9 @@
       <w:contextualSpacing/>
     </w:pPr>
   </w:style>
-  <w:style w:type="paragraph" w:styleId="ListContinue">
+  <w:style w:type="paragraph" w:styleId="af2">
     <w:name w:val="List Continue"/>
-    <w:basedOn w:val="Normal"/>
+    <w:basedOn w:val="a1"/>
     <w:uiPriority w:val="99"/>
     <w:unhideWhenUsed/>
     <w:rsid w:val="0029639D"/>
@@ -2903,9 +3764,9 @@
       <w:contextualSpacing/>
     </w:pPr>
   </w:style>
-  <w:style w:type="paragraph" w:styleId="ListContinue2">
+  <w:style w:type="paragraph" w:styleId="26">
     <w:name w:val="List Continue 2"/>
-    <w:basedOn w:val="Normal"/>
+    <w:basedOn w:val="a1"/>
     <w:uiPriority w:val="99"/>
     <w:unhideWhenUsed/>
     <w:rsid w:val="0029639D"/>
@@ -2915,9 +3776,9 @@
       <w:contextualSpacing/>
     </w:pPr>
   </w:style>
-  <w:style w:type="paragraph" w:styleId="ListContinue3">
+  <w:style w:type="paragraph" w:styleId="36">
     <w:name w:val="List Continue 3"/>
-    <w:basedOn w:val="Normal"/>
+    <w:basedOn w:val="a1"/>
     <w:uiPriority w:val="99"/>
     <w:unhideWhenUsed/>
     <w:rsid w:val="0029639D"/>
@@ -2927,9 +3788,9 @@
       <w:contextualSpacing/>
     </w:pPr>
   </w:style>
-  <w:style w:type="paragraph" w:styleId="MacroText">
+  <w:style w:type="paragraph" w:styleId="af3">
     <w:name w:val="macro"/>
-    <w:link w:val="MacroTextChar"/>
+    <w:link w:val="af4"/>
     <w:uiPriority w:val="99"/>
     <w:unhideWhenUsed/>
     <w:rsid w:val="0029639D"/>
@@ -2950,10 +3811,10 @@
       <w:szCs w:val="20"/>
     </w:rPr>
   </w:style>
-  <w:style w:type="character" w:customStyle="1" w:styleId="MacroTextChar">
-    <w:name w:val="Macro Text Char"/>
-    <w:basedOn w:val="DefaultParagraphFont"/>
-    <w:link w:val="MacroText"/>
+  <w:style w:type="character" w:customStyle="1" w:styleId="af4">
+    <w:name w:val="巨集文字 字元"/>
+    <w:basedOn w:val="a2"/>
+    <w:link w:val="af3"/>
     <w:uiPriority w:val="99"/>
     <w:rsid w:val="0029639D"/>
     <w:rPr>
@@ -2962,11 +3823,11 @@
       <w:szCs w:val="20"/>
     </w:rPr>
   </w:style>
-  <w:style w:type="paragraph" w:styleId="Quote">
+  <w:style w:type="paragraph" w:styleId="af5">
     <w:name w:val="Quote"/>
-    <w:basedOn w:val="Normal"/>
-    <w:next w:val="Normal"/>
-    <w:link w:val="QuoteChar"/>
+    <w:basedOn w:val="a1"/>
+    <w:next w:val="a1"/>
+    <w:link w:val="af6"/>
     <w:uiPriority w:val="29"/>
     <w:qFormat/>
     <w:rsid w:val="00FC693F"/>
@@ -2976,10 +3837,10 @@
       <w:color w:val="000000" w:themeColor="text1"/>
     </w:rPr>
   </w:style>
-  <w:style w:type="character" w:customStyle="1" w:styleId="QuoteChar">
-    <w:name w:val="Quote Char"/>
-    <w:basedOn w:val="DefaultParagraphFont"/>
-    <w:link w:val="Quote"/>
+  <w:style w:type="character" w:customStyle="1" w:styleId="af6">
+    <w:name w:val="引文 字元"/>
+    <w:basedOn w:val="a2"/>
+    <w:link w:val="af5"/>
     <w:uiPriority w:val="29"/>
     <w:rsid w:val="00FC693F"/>
     <w:rPr>
@@ -2988,10 +3849,10 @@
       <w:color w:val="000000" w:themeColor="text1"/>
     </w:rPr>
   </w:style>
-  <w:style w:type="character" w:customStyle="1" w:styleId="Heading4Char">
-    <w:name w:val="Heading 4 Char"/>
-    <w:basedOn w:val="DefaultParagraphFont"/>
-    <w:link w:val="Heading4"/>
+  <w:style w:type="character" w:customStyle="1" w:styleId="40">
+    <w:name w:val="標題 4 字元"/>
+    <w:basedOn w:val="a2"/>
+    <w:link w:val="4"/>
     <w:uiPriority w:val="9"/>
     <w:semiHidden/>
     <w:rsid w:val="00FC693F"/>
@@ -3004,10 +3865,10 @@
       <w:color w:val="4F81BD" w:themeColor="accent1"/>
     </w:rPr>
   </w:style>
-  <w:style w:type="character" w:customStyle="1" w:styleId="Heading5Char">
-    <w:name w:val="Heading 5 Char"/>
-    <w:basedOn w:val="DefaultParagraphFont"/>
-    <w:link w:val="Heading5"/>
+  <w:style w:type="character" w:customStyle="1" w:styleId="50">
+    <w:name w:val="標題 5 字元"/>
+    <w:basedOn w:val="a2"/>
+    <w:link w:val="5"/>
     <w:uiPriority w:val="9"/>
     <w:semiHidden/>
     <w:rsid w:val="00FC693F"/>
@@ -3016,10 +3877,10 @@
       <w:color w:val="243F60" w:themeColor="accent1" w:themeShade="7F"/>
     </w:rPr>
   </w:style>
-  <w:style w:type="character" w:customStyle="1" w:styleId="Heading6Char">
-    <w:name w:val="Heading 6 Char"/>
-    <w:basedOn w:val="DefaultParagraphFont"/>
-    <w:link w:val="Heading6"/>
+  <w:style w:type="character" w:customStyle="1" w:styleId="60">
+    <w:name w:val="標題 6 字元"/>
+    <w:basedOn w:val="a2"/>
+    <w:link w:val="6"/>
     <w:uiPriority w:val="9"/>
     <w:semiHidden/>
     <w:rsid w:val="00FC693F"/>
@@ -3030,10 +3891,10 @@
       <w:color w:val="243F60" w:themeColor="accent1" w:themeShade="7F"/>
     </w:rPr>
   </w:style>
-  <w:style w:type="character" w:customStyle="1" w:styleId="Heading7Char">
-    <w:name w:val="Heading 7 Char"/>
-    <w:basedOn w:val="DefaultParagraphFont"/>
-    <w:link w:val="Heading7"/>
+  <w:style w:type="character" w:customStyle="1" w:styleId="70">
+    <w:name w:val="標題 7 字元"/>
+    <w:basedOn w:val="a2"/>
+    <w:link w:val="7"/>
     <w:uiPriority w:val="9"/>
     <w:semiHidden/>
     <w:rsid w:val="00FC693F"/>
@@ -3044,10 +3905,10 @@
       <w:color w:val="404040" w:themeColor="text1" w:themeTint="BF"/>
     </w:rPr>
   </w:style>
-  <w:style w:type="character" w:customStyle="1" w:styleId="Heading8Char">
-    <w:name w:val="Heading 8 Char"/>
-    <w:basedOn w:val="DefaultParagraphFont"/>
-    <w:link w:val="Heading8"/>
+  <w:style w:type="character" w:customStyle="1" w:styleId="80">
+    <w:name w:val="標題 8 字元"/>
+    <w:basedOn w:val="a2"/>
+    <w:link w:val="8"/>
     <w:uiPriority w:val="9"/>
     <w:semiHidden/>
     <w:rsid w:val="00FC693F"/>
@@ -3058,10 +3919,10 @@
       <w:szCs w:val="20"/>
     </w:rPr>
   </w:style>
-  <w:style w:type="character" w:customStyle="1" w:styleId="Heading9Char">
-    <w:name w:val="Heading 9 Char"/>
-    <w:basedOn w:val="DefaultParagraphFont"/>
-    <w:link w:val="Heading9"/>
+  <w:style w:type="character" w:customStyle="1" w:styleId="90">
+    <w:name w:val="標題 9 字元"/>
+    <w:basedOn w:val="a2"/>
+    <w:link w:val="9"/>
     <w:uiPriority w:val="9"/>
     <w:semiHidden/>
     <w:rsid w:val="00FC693F"/>
@@ -3074,10 +3935,10 @@
       <w:szCs w:val="20"/>
     </w:rPr>
   </w:style>
-  <w:style w:type="paragraph" w:styleId="Caption">
+  <w:style w:type="paragraph" w:styleId="af7">
     <w:name w:val="caption"/>
-    <w:basedOn w:val="Normal"/>
-    <w:next w:val="Normal"/>
+    <w:basedOn w:val="a1"/>
+    <w:next w:val="a1"/>
     <w:uiPriority w:val="35"/>
     <w:semiHidden/>
     <w:unhideWhenUsed/>
@@ -3094,9 +3955,9 @@
       <w:szCs w:val="18"/>
     </w:rPr>
   </w:style>
-  <w:style w:type="character" w:styleId="Strong">
+  <w:style w:type="character" w:styleId="af8">
     <w:name w:val="Strong"/>
-    <w:basedOn w:val="DefaultParagraphFont"/>
+    <w:basedOn w:val="a2"/>
     <w:uiPriority w:val="22"/>
     <w:qFormat/>
     <w:rsid w:val="00FC693F"/>
@@ -3105,9 +3966,9 @@
       <w:bCs/>
     </w:rPr>
   </w:style>
-  <w:style w:type="character" w:styleId="Emphasis">
+  <w:style w:type="character" w:styleId="af9">
     <w:name w:val="Emphasis"/>
-    <w:basedOn w:val="DefaultParagraphFont"/>
+    <w:basedOn w:val="a2"/>
     <w:uiPriority w:val="20"/>
     <w:qFormat/>
     <w:rsid w:val="00FC693F"/>
@@ -3116,11 +3977,11 @@
       <w:iCs/>
     </w:rPr>
   </w:style>
-  <w:style w:type="paragraph" w:styleId="IntenseQuote">
+  <w:style w:type="paragraph" w:styleId="afa">
     <w:name w:val="Intense Quote"/>
-    <w:basedOn w:val="Normal"/>
-    <w:next w:val="Normal"/>
-    <w:link w:val="IntenseQuoteChar"/>
+    <w:basedOn w:val="a1"/>
+    <w:next w:val="a1"/>
+    <w:link w:val="afb"/>
     <w:uiPriority w:val="30"/>
     <w:qFormat/>
     <w:rsid w:val="00FC693F"/>
@@ -3139,10 +4000,10 @@
       <w:color w:val="4F81BD" w:themeColor="accent1"/>
     </w:rPr>
   </w:style>
-  <w:style w:type="character" w:customStyle="1" w:styleId="IntenseQuoteChar">
-    <w:name w:val="Intense Quote Char"/>
-    <w:basedOn w:val="DefaultParagraphFont"/>
-    <w:link w:val="IntenseQuote"/>
+  <w:style w:type="character" w:customStyle="1" w:styleId="afb">
+    <w:name w:val="鮮明引文 字元"/>
+    <w:basedOn w:val="a2"/>
+    <w:link w:val="afa"/>
     <w:uiPriority w:val="30"/>
     <w:rsid w:val="00FC693F"/>
     <w:rPr>
@@ -3153,9 +4014,9 @@
       <w:color w:val="4F81BD" w:themeColor="accent1"/>
     </w:rPr>
   </w:style>
-  <w:style w:type="character" w:styleId="SubtleEmphasis">
+  <w:style w:type="character" w:styleId="afc">
     <w:name w:val="Subtle Emphasis"/>
-    <w:basedOn w:val="DefaultParagraphFont"/>
+    <w:basedOn w:val="a2"/>
     <w:uiPriority w:val="19"/>
     <w:qFormat/>
     <w:rsid w:val="00FC693F"/>
@@ -3165,9 +4026,9 @@
       <w:color w:val="808080" w:themeColor="text1" w:themeTint="7F"/>
     </w:rPr>
   </w:style>
-  <w:style w:type="character" w:styleId="IntenseEmphasis">
+  <w:style w:type="character" w:styleId="afd">
     <w:name w:val="Intense Emphasis"/>
-    <w:basedOn w:val="DefaultParagraphFont"/>
+    <w:basedOn w:val="a2"/>
     <w:uiPriority w:val="21"/>
     <w:qFormat/>
     <w:rsid w:val="00FC693F"/>
@@ -3179,9 +4040,9 @@
       <w:color w:val="4F81BD" w:themeColor="accent1"/>
     </w:rPr>
   </w:style>
-  <w:style w:type="character" w:styleId="SubtleReference">
+  <w:style w:type="character" w:styleId="afe">
     <w:name w:val="Subtle Reference"/>
-    <w:basedOn w:val="DefaultParagraphFont"/>
+    <w:basedOn w:val="a2"/>
     <w:uiPriority w:val="31"/>
     <w:qFormat/>
     <w:rsid w:val="00FC693F"/>
@@ -3191,9 +4052,9 @@
       <w:u w:val="single"/>
     </w:rPr>
   </w:style>
-  <w:style w:type="character" w:styleId="IntenseReference">
+  <w:style w:type="character" w:styleId="aff">
     <w:name w:val="Intense Reference"/>
-    <w:basedOn w:val="DefaultParagraphFont"/>
+    <w:basedOn w:val="a2"/>
     <w:uiPriority w:val="32"/>
     <w:qFormat/>
     <w:rsid w:val="00FC693F"/>
@@ -3206,9 +4067,9 @@
       <w:u w:val="single"/>
     </w:rPr>
   </w:style>
-  <w:style w:type="character" w:styleId="BookTitle">
+  <w:style w:type="character" w:styleId="aff0">
     <w:name w:val="Book Title"/>
-    <w:basedOn w:val="DefaultParagraphFont"/>
+    <w:basedOn w:val="a2"/>
     <w:uiPriority w:val="33"/>
     <w:qFormat/>
     <w:rsid w:val="00FC693F"/>
@@ -3219,10 +4080,10 @@
       <w:spacing w:val="5"/>
     </w:rPr>
   </w:style>
-  <w:style w:type="paragraph" w:styleId="TOCHeading">
+  <w:style w:type="paragraph" w:styleId="aff1">
     <w:name w:val="TOC Heading"/>
-    <w:basedOn w:val="Heading1"/>
-    <w:next w:val="Normal"/>
+    <w:basedOn w:val="1"/>
+    <w:next w:val="a1"/>
     <w:uiPriority w:val="39"/>
     <w:semiHidden/>
     <w:unhideWhenUsed/>
@@ -3232,9 +4093,9 @@
       <w:outlineLvl w:val="9"/>
     </w:pPr>
   </w:style>
-  <w:style w:type="table" w:styleId="TableGrid">
+  <w:style w:type="table" w:styleId="aff2">
     <w:name w:val="Table Grid"/>
-    <w:basedOn w:val="TableNormal"/>
+    <w:basedOn w:val="a3"/>
     <w:uiPriority w:val="59"/>
     <w:rsid w:val="00FC693F"/>
     <w:pPr>
@@ -3251,9 +4112,9 @@
       </w:tblBorders>
     </w:tblPr>
   </w:style>
-  <w:style w:type="table" w:styleId="LightShading">
+  <w:style w:type="table" w:styleId="aff3">
     <w:name w:val="Light Shading"/>
-    <w:basedOn w:val="TableNormal"/>
+    <w:basedOn w:val="a3"/>
     <w:uiPriority w:val="60"/>
     <w:rsid w:val="00FC693F"/>
     <w:pPr>
@@ -3347,9 +4208,9 @@
       </w:tcPr>
     </w:tblStylePr>
   </w:style>
-  <w:style w:type="table" w:styleId="LightShading-Accent1">
+  <w:style w:type="table" w:styleId="-1">
     <w:name w:val="Light Shading Accent 1"/>
-    <w:basedOn w:val="TableNormal"/>
+    <w:basedOn w:val="a3"/>
     <w:uiPriority w:val="60"/>
     <w:rsid w:val="00FC693F"/>
     <w:pPr>
@@ -3443,9 +4304,9 @@
       </w:tcPr>
     </w:tblStylePr>
   </w:style>
-  <w:style w:type="table" w:styleId="LightShading-Accent2">
+  <w:style w:type="table" w:styleId="-2">
     <w:name w:val="Light Shading Accent 2"/>
-    <w:basedOn w:val="TableNormal"/>
+    <w:basedOn w:val="a3"/>
     <w:uiPriority w:val="60"/>
     <w:rsid w:val="00FC693F"/>
     <w:pPr>
@@ -3539,9 +4400,9 @@
       </w:tcPr>
     </w:tblStylePr>
   </w:style>
-  <w:style w:type="table" w:styleId="LightShading-Accent3">
+  <w:style w:type="table" w:styleId="-3">
     <w:name w:val="Light Shading Accent 3"/>
-    <w:basedOn w:val="TableNormal"/>
+    <w:basedOn w:val="a3"/>
     <w:uiPriority w:val="60"/>
     <w:rsid w:val="00FC693F"/>
     <w:pPr>
@@ -3635,9 +4496,9 @@
       </w:tcPr>
     </w:tblStylePr>
   </w:style>
-  <w:style w:type="table" w:styleId="LightShading-Accent4">
+  <w:style w:type="table" w:styleId="-4">
     <w:name w:val="Light Shading Accent 4"/>
-    <w:basedOn w:val="TableNormal"/>
+    <w:basedOn w:val="a3"/>
     <w:uiPriority w:val="60"/>
     <w:rsid w:val="00FC693F"/>
     <w:pPr>
@@ -3731,9 +4592,9 @@
       </w:tcPr>
     </w:tblStylePr>
   </w:style>
-  <w:style w:type="table" w:styleId="LightShading-Accent5">
+  <w:style w:type="table" w:styleId="-5">
     <w:name w:val="Light Shading Accent 5"/>
-    <w:basedOn w:val="TableNormal"/>
+    <w:basedOn w:val="a3"/>
     <w:uiPriority w:val="60"/>
     <w:rsid w:val="00FC693F"/>
     <w:pPr>
@@ -3827,9 +4688,9 @@
       </w:tcPr>
     </w:tblStylePr>
   </w:style>
-  <w:style w:type="table" w:styleId="LightShading-Accent6">
+  <w:style w:type="table" w:styleId="-6">
     <w:name w:val="Light Shading Accent 6"/>
-    <w:basedOn w:val="TableNormal"/>
+    <w:basedOn w:val="a3"/>
     <w:uiPriority w:val="60"/>
     <w:rsid w:val="00FC693F"/>
     <w:pPr>
@@ -3923,9 +4784,9 @@
       </w:tcPr>
     </w:tblStylePr>
   </w:style>
-  <w:style w:type="table" w:styleId="LightList">
+  <w:style w:type="table" w:styleId="aff4">
     <w:name w:val="Light List"/>
-    <w:basedOn w:val="TableNormal"/>
+    <w:basedOn w:val="a3"/>
     <w:uiPriority w:val="61"/>
     <w:rsid w:val="00FC693F"/>
     <w:pPr>
@@ -4008,9 +4869,9 @@
       </w:tcPr>
     </w:tblStylePr>
   </w:style>
-  <w:style w:type="table" w:styleId="LightList-Accent1">
+  <w:style w:type="table" w:styleId="-10">
     <w:name w:val="Light List Accent 1"/>
-    <w:basedOn w:val="TableNormal"/>
+    <w:basedOn w:val="a3"/>
     <w:uiPriority w:val="61"/>
     <w:rsid w:val="00FC693F"/>
     <w:pPr>
@@ -4093,9 +4954,9 @@
       </w:tcPr>
     </w:tblStylePr>
   </w:style>
-  <w:style w:type="table" w:styleId="LightList-Accent2">
+  <w:style w:type="table" w:styleId="-20">
     <w:name w:val="Light List Accent 2"/>
-    <w:basedOn w:val="TableNormal"/>
+    <w:basedOn w:val="a3"/>
     <w:uiPriority w:val="61"/>
     <w:rsid w:val="00CB0664"/>
     <w:pPr>
@@ -4178,9 +5039,9 @@
       </w:tcPr>
     </w:tblStylePr>
   </w:style>
-  <w:style w:type="table" w:styleId="LightList-Accent3">
+  <w:style w:type="table" w:styleId="-30">
     <w:name w:val="Light List Accent 3"/>
-    <w:basedOn w:val="TableNormal"/>
+    <w:basedOn w:val="a3"/>
     <w:uiPriority w:val="61"/>
     <w:rsid w:val="00CB0664"/>
     <w:pPr>
@@ -4263,9 +5124,9 @@
       </w:tcPr>
     </w:tblStylePr>
   </w:style>
-  <w:style w:type="table" w:styleId="LightList-Accent4">
+  <w:style w:type="table" w:styleId="-40">
     <w:name w:val="Light List Accent 4"/>
-    <w:basedOn w:val="TableNormal"/>
+    <w:basedOn w:val="a3"/>
     <w:uiPriority w:val="61"/>
     <w:rsid w:val="00CB0664"/>
     <w:pPr>
@@ -4348,9 +5209,9 @@
       </w:tcPr>
     </w:tblStylePr>
   </w:style>
-  <w:style w:type="table" w:styleId="LightList-Accent5">
+  <w:style w:type="table" w:styleId="-50">
     <w:name w:val="Light List Accent 5"/>
-    <w:basedOn w:val="TableNormal"/>
+    <w:basedOn w:val="a3"/>
     <w:uiPriority w:val="61"/>
     <w:rsid w:val="00CB0664"/>
     <w:pPr>
@@ -4433,9 +5294,9 @@
       </w:tcPr>
     </w:tblStylePr>
   </w:style>
-  <w:style w:type="table" w:styleId="LightList-Accent6">
+  <w:style w:type="table" w:styleId="-60">
     <w:name w:val="Light List Accent 6"/>
-    <w:basedOn w:val="TableNormal"/>
+    <w:basedOn w:val="a3"/>
     <w:uiPriority w:val="61"/>
     <w:rsid w:val="00CB0664"/>
     <w:pPr>
@@ -4518,9 +5379,9 @@
       </w:tcPr>
     </w:tblStylePr>
   </w:style>
-  <w:style w:type="table" w:styleId="LightGrid">
+  <w:style w:type="table" w:styleId="aff5">
     <w:name w:val="Light Grid"/>
-    <w:basedOn w:val="TableNormal"/>
+    <w:basedOn w:val="a3"/>
     <w:uiPriority w:val="62"/>
     <w:rsid w:val="00CB0664"/>
     <w:pPr>
@@ -4641,9 +5502,9 @@
       </w:tcPr>
     </w:tblStylePr>
   </w:style>
-  <w:style w:type="table" w:styleId="LightGrid-Accent1">
+  <w:style w:type="table" w:styleId="-11">
     <w:name w:val="Light Grid Accent 1"/>
-    <w:basedOn w:val="TableNormal"/>
+    <w:basedOn w:val="a3"/>
     <w:uiPriority w:val="62"/>
     <w:rsid w:val="00CB0664"/>
     <w:pPr>
@@ -4764,9 +5625,9 @@
       </w:tcPr>
     </w:tblStylePr>
   </w:style>
-  <w:style w:type="table" w:styleId="LightGrid-Accent2">
+  <w:style w:type="table" w:styleId="-21">
     <w:name w:val="Light Grid Accent 2"/>
-    <w:basedOn w:val="TableNormal"/>
+    <w:basedOn w:val="a3"/>
     <w:uiPriority w:val="62"/>
     <w:rsid w:val="00CB0664"/>
     <w:pPr>
@@ -4887,9 +5748,9 @@
       </w:tcPr>
     </w:tblStylePr>
   </w:style>
-  <w:style w:type="table" w:styleId="LightGrid-Accent3">
+  <w:style w:type="table" w:styleId="-31">
     <w:name w:val="Light Grid Accent 3"/>
-    <w:basedOn w:val="TableNormal"/>
+    <w:basedOn w:val="a3"/>
     <w:uiPriority w:val="62"/>
     <w:rsid w:val="00CB0664"/>
     <w:pPr>
@@ -5010,9 +5871,9 @@
       </w:tcPr>
     </w:tblStylePr>
   </w:style>
-  <w:style w:type="table" w:styleId="LightGrid-Accent4">
+  <w:style w:type="table" w:styleId="-41">
     <w:name w:val="Light Grid Accent 4"/>
-    <w:basedOn w:val="TableNormal"/>
+    <w:basedOn w:val="a3"/>
     <w:uiPriority w:val="62"/>
     <w:rsid w:val="00CB0664"/>
     <w:pPr>
@@ -5133,9 +5994,9 @@
       </w:tcPr>
     </w:tblStylePr>
   </w:style>
-  <w:style w:type="table" w:styleId="LightGrid-Accent5">
+  <w:style w:type="table" w:styleId="-51">
     <w:name w:val="Light Grid Accent 5"/>
-    <w:basedOn w:val="TableNormal"/>
+    <w:basedOn w:val="a3"/>
     <w:uiPriority w:val="62"/>
     <w:rsid w:val="00CB0664"/>
     <w:pPr>
@@ -5256,9 +6117,9 @@
       </w:tcPr>
     </w:tblStylePr>
   </w:style>
-  <w:style w:type="table" w:styleId="LightGrid-Accent6">
+  <w:style w:type="table" w:styleId="-61">
     <w:name w:val="Light Grid Accent 6"/>
-    <w:basedOn w:val="TableNormal"/>
+    <w:basedOn w:val="a3"/>
     <w:uiPriority w:val="62"/>
     <w:rsid w:val="00CB0664"/>
     <w:pPr>
@@ -5379,9 +6240,9 @@
       </w:tcPr>
     </w:tblStylePr>
   </w:style>
-  <w:style w:type="table" w:styleId="MediumShading1">
+  <w:style w:type="table" w:styleId="11">
     <w:name w:val="Medium Shading 1"/>
-    <w:basedOn w:val="TableNormal"/>
+    <w:basedOn w:val="a3"/>
     <w:uiPriority w:val="63"/>
     <w:rsid w:val="00CB0664"/>
     <w:pPr>
@@ -5478,9 +6339,9 @@
       </w:tcPr>
     </w:tblStylePr>
   </w:style>
-  <w:style w:type="table" w:styleId="MediumShading1-Accent1">
+  <w:style w:type="table" w:styleId="1-1">
     <w:name w:val="Medium Shading 1 Accent 1"/>
-    <w:basedOn w:val="TableNormal"/>
+    <w:basedOn w:val="a3"/>
     <w:uiPriority w:val="63"/>
     <w:rsid w:val="00CB0664"/>
     <w:pPr>
@@ -5577,9 +6438,9 @@
       </w:tcPr>
     </w:tblStylePr>
   </w:style>
-  <w:style w:type="table" w:styleId="MediumShading1-Accent2">
+  <w:style w:type="table" w:styleId="1-2">
     <w:name w:val="Medium Shading 1 Accent 2"/>
-    <w:basedOn w:val="TableNormal"/>
+    <w:basedOn w:val="a3"/>
     <w:uiPriority w:val="63"/>
     <w:rsid w:val="00CB0664"/>
     <w:pPr>
@@ -5676,9 +6537,9 @@
       </w:tcPr>
     </w:tblStylePr>
   </w:style>
-  <w:style w:type="table" w:styleId="MediumShading1-Accent3">
+  <w:style w:type="table" w:styleId="1-3">
     <w:name w:val="Medium Shading 1 Accent 3"/>
-    <w:basedOn w:val="TableNormal"/>
+    <w:basedOn w:val="a3"/>
     <w:uiPriority w:val="63"/>
     <w:rsid w:val="00CB0664"/>
     <w:pPr>
@@ -5775,9 +6636,9 @@
       </w:tcPr>
     </w:tblStylePr>
   </w:style>
-  <w:style w:type="table" w:styleId="MediumShading1-Accent4">
+  <w:style w:type="table" w:styleId="1-4">
     <w:name w:val="Medium Shading 1 Accent 4"/>
-    <w:basedOn w:val="TableNormal"/>
+    <w:basedOn w:val="a3"/>
     <w:uiPriority w:val="63"/>
     <w:rsid w:val="00CB0664"/>
     <w:pPr>
@@ -5874,9 +6735,9 @@
       </w:tcPr>
     </w:tblStylePr>
   </w:style>
-  <w:style w:type="table" w:styleId="MediumShading1-Accent5">
+  <w:style w:type="table" w:styleId="1-5">
     <w:name w:val="Medium Shading 1 Accent 5"/>
-    <w:basedOn w:val="TableNormal"/>
+    <w:basedOn w:val="a3"/>
     <w:uiPriority w:val="63"/>
     <w:rsid w:val="00CB0664"/>
     <w:pPr>
@@ -5973,9 +6834,9 @@
       </w:tcPr>
     </w:tblStylePr>
   </w:style>
-  <w:style w:type="table" w:styleId="MediumShading1-Accent6">
+  <w:style w:type="table" w:styleId="1-6">
     <w:name w:val="Medium Shading 1 Accent 6"/>
-    <w:basedOn w:val="TableNormal"/>
+    <w:basedOn w:val="a3"/>
     <w:uiPriority w:val="63"/>
     <w:rsid w:val="00CB0664"/>
     <w:pPr>
@@ -6072,9 +6933,9 @@
       </w:tcPr>
     </w:tblStylePr>
   </w:style>
-  <w:style w:type="table" w:styleId="MediumShading2">
+  <w:style w:type="table" w:styleId="27">
     <w:name w:val="Medium Shading 2"/>
-    <w:basedOn w:val="TableNormal"/>
+    <w:basedOn w:val="a3"/>
     <w:uiPriority w:val="64"/>
     <w:rsid w:val="00CB0664"/>
     <w:pPr>
@@ -6214,9 +7075,9 @@
       </w:tcPr>
     </w:tblStylePr>
   </w:style>
-  <w:style w:type="table" w:styleId="MediumShading2-Accent1">
+  <w:style w:type="table" w:styleId="2-1">
     <w:name w:val="Medium Shading 2 Accent 1"/>
-    <w:basedOn w:val="TableNormal"/>
+    <w:basedOn w:val="a3"/>
     <w:uiPriority w:val="64"/>
     <w:rsid w:val="00CB0664"/>
     <w:pPr>
@@ -6356,9 +7217,9 @@
       </w:tcPr>
     </w:tblStylePr>
   </w:style>
-  <w:style w:type="table" w:styleId="MediumShading2-Accent2">
+  <w:style w:type="table" w:styleId="2-2">
     <w:name w:val="Medium Shading 2 Accent 2"/>
-    <w:basedOn w:val="TableNormal"/>
+    <w:basedOn w:val="a3"/>
     <w:uiPriority w:val="64"/>
     <w:rsid w:val="00CB0664"/>
     <w:pPr>
@@ -6498,9 +7359,9 @@
       </w:tcPr>
     </w:tblStylePr>
   </w:style>
-  <w:style w:type="table" w:styleId="MediumShading2-Accent3">
+  <w:style w:type="table" w:styleId="2-3">
     <w:name w:val="Medium Shading 2 Accent 3"/>
-    <w:basedOn w:val="TableNormal"/>
+    <w:basedOn w:val="a3"/>
     <w:uiPriority w:val="64"/>
     <w:rsid w:val="00CB0664"/>
     <w:pPr>
@@ -6640,9 +7501,9 @@
       </w:tcPr>
     </w:tblStylePr>
   </w:style>
-  <w:style w:type="table" w:styleId="MediumShading2-Accent4">
+  <w:style w:type="table" w:styleId="2-4">
     <w:name w:val="Medium Shading 2 Accent 4"/>
-    <w:basedOn w:val="TableNormal"/>
+    <w:basedOn w:val="a3"/>
     <w:uiPriority w:val="64"/>
     <w:rsid w:val="00CB0664"/>
     <w:pPr>
@@ -6782,9 +7643,9 @@
       </w:tcPr>
     </w:tblStylePr>
   </w:style>
-  <w:style w:type="table" w:styleId="MediumShading2-Accent5">
+  <w:style w:type="table" w:styleId="2-5">
     <w:name w:val="Medium Shading 2 Accent 5"/>
-    <w:basedOn w:val="TableNormal"/>
+    <w:basedOn w:val="a3"/>
     <w:uiPriority w:val="64"/>
     <w:rsid w:val="00CB0664"/>
     <w:pPr>
@@ -6924,9 +7785,9 @@
       </w:tcPr>
     </w:tblStylePr>
   </w:style>
-  <w:style w:type="table" w:styleId="MediumShading2-Accent6">
+  <w:style w:type="table" w:styleId="2-6">
     <w:name w:val="Medium Shading 2 Accent 6"/>
-    <w:basedOn w:val="TableNormal"/>
+    <w:basedOn w:val="a3"/>
     <w:uiPriority w:val="64"/>
     <w:rsid w:val="00CB0664"/>
     <w:pPr>
@@ -7066,9 +7927,9 @@
       </w:tcPr>
     </w:tblStylePr>
   </w:style>
-  <w:style w:type="table" w:styleId="MediumList1">
+  <w:style w:type="table" w:styleId="12">
     <w:name w:val="Medium List 1"/>
-    <w:basedOn w:val="TableNormal"/>
+    <w:basedOn w:val="a3"/>
     <w:uiPriority w:val="65"/>
     <w:rsid w:val="00CB0664"/>
     <w:pPr>
@@ -7143,9 +8004,9 @@
       </w:tcPr>
     </w:tblStylePr>
   </w:style>
-  <w:style w:type="table" w:styleId="MediumList1-Accent1">
+  <w:style w:type="table" w:styleId="1-10">
     <w:name w:val="Medium List 1 Accent 1"/>
-    <w:basedOn w:val="TableNormal"/>
+    <w:basedOn w:val="a3"/>
     <w:uiPriority w:val="65"/>
     <w:rsid w:val="00CB0664"/>
     <w:pPr>
@@ -7220,9 +8081,9 @@
       </w:tcPr>
     </w:tblStylePr>
   </w:style>
-  <w:style w:type="table" w:styleId="MediumList1-Accent2">
+  <w:style w:type="table" w:styleId="1-20">
     <w:name w:val="Medium List 1 Accent 2"/>
-    <w:basedOn w:val="TableNormal"/>
+    <w:basedOn w:val="a3"/>
     <w:uiPriority w:val="65"/>
     <w:rsid w:val="00CB0664"/>
     <w:pPr>
@@ -7297,9 +8158,9 @@
       </w:tcPr>
     </w:tblStylePr>
   </w:style>
-  <w:style w:type="table" w:styleId="MediumList1-Accent3">
+  <w:style w:type="table" w:styleId="1-30">
     <w:name w:val="Medium List 1 Accent 3"/>
-    <w:basedOn w:val="TableNormal"/>
+    <w:basedOn w:val="a3"/>
     <w:uiPriority w:val="65"/>
     <w:rsid w:val="00CB0664"/>
     <w:pPr>
@@ -7374,9 +8235,9 @@
       </w:tcPr>
     </w:tblStylePr>
   </w:style>
-  <w:style w:type="table" w:styleId="MediumList1-Accent4">
+  <w:style w:type="table" w:styleId="1-40">
     <w:name w:val="Medium List 1 Accent 4"/>
-    <w:basedOn w:val="TableNormal"/>
+    <w:basedOn w:val="a3"/>
     <w:uiPriority w:val="65"/>
     <w:rsid w:val="00CB0664"/>
     <w:pPr>
@@ -7451,9 +8312,9 @@
       </w:tcPr>
     </w:tblStylePr>
   </w:style>
-  <w:style w:type="table" w:styleId="MediumList1-Accent5">
+  <w:style w:type="table" w:styleId="1-50">
     <w:name w:val="Medium List 1 Accent 5"/>
-    <w:basedOn w:val="TableNormal"/>
+    <w:basedOn w:val="a3"/>
     <w:uiPriority w:val="65"/>
     <w:rsid w:val="00CB0664"/>
     <w:pPr>
@@ -7528,9 +8389,9 @@
       </w:tcPr>
     </w:tblStylePr>
   </w:style>
-  <w:style w:type="table" w:styleId="MediumList1-Accent6">
+  <w:style w:type="table" w:styleId="1-60">
     <w:name w:val="Medium List 1 Accent 6"/>
-    <w:basedOn w:val="TableNormal"/>
+    <w:basedOn w:val="a3"/>
     <w:uiPriority w:val="65"/>
     <w:rsid w:val="00CB0664"/>
     <w:pPr>
@@ -7605,9 +8466,9 @@
       </w:tcPr>
     </w:tblStylePr>
   </w:style>
-  <w:style w:type="table" w:styleId="MediumList2">
+  <w:style w:type="table" w:styleId="28">
     <w:name w:val="Medium List 2"/>
-    <w:basedOn w:val="TableNormal"/>
+    <w:basedOn w:val="a3"/>
     <w:uiPriority w:val="66"/>
     <w:rsid w:val="00CB0664"/>
     <w:pPr>
@@ -7726,9 +8587,9 @@
       </w:tcPr>
     </w:tblStylePr>
   </w:style>
-  <w:style w:type="table" w:styleId="MediumList2-Accent1">
+  <w:style w:type="table" w:styleId="2-10">
     <w:name w:val="Medium List 2 Accent 1"/>
-    <w:basedOn w:val="TableNormal"/>
+    <w:basedOn w:val="a3"/>
     <w:uiPriority w:val="66"/>
     <w:rsid w:val="00CB0664"/>
     <w:pPr>
@@ -7847,9 +8708,9 @@
       </w:tcPr>
     </w:tblStylePr>
   </w:style>
-  <w:style w:type="table" w:styleId="MediumList2-Accent2">
+  <w:style w:type="table" w:styleId="2-20">
     <w:name w:val="Medium List 2 Accent 2"/>
-    <w:basedOn w:val="TableNormal"/>
+    <w:basedOn w:val="a3"/>
     <w:uiPriority w:val="66"/>
     <w:rsid w:val="00CB0664"/>
     <w:pPr>
@@ -7968,9 +8829,9 @@
       </w:tcPr>
     </w:tblStylePr>
   </w:style>
-  <w:style w:type="table" w:styleId="MediumList2-Accent3">
+  <w:style w:type="table" w:styleId="2-30">
     <w:name w:val="Medium List 2 Accent 3"/>
-    <w:basedOn w:val="TableNormal"/>
+    <w:basedOn w:val="a3"/>
     <w:uiPriority w:val="66"/>
     <w:rsid w:val="00CB0664"/>
     <w:pPr>
@@ -8089,9 +8950,9 @@
       </w:tcPr>
     </w:tblStylePr>
   </w:style>
-  <w:style w:type="table" w:styleId="MediumList2-Accent4">
+  <w:style w:type="table" w:styleId="2-40">
     <w:name w:val="Medium List 2 Accent 4"/>
-    <w:basedOn w:val="TableNormal"/>
+    <w:basedOn w:val="a3"/>
     <w:uiPriority w:val="66"/>
     <w:rsid w:val="00CB0664"/>
     <w:pPr>
@@ -8210,9 +9071,9 @@
       </w:tcPr>
     </w:tblStylePr>
   </w:style>
-  <w:style w:type="table" w:styleId="MediumList2-Accent5">
+  <w:style w:type="table" w:styleId="2-50">
     <w:name w:val="Medium List 2 Accent 5"/>
-    <w:basedOn w:val="TableNormal"/>
+    <w:basedOn w:val="a3"/>
     <w:uiPriority w:val="66"/>
     <w:rsid w:val="00CB0664"/>
     <w:pPr>
@@ -8331,9 +9192,9 @@
       </w:tcPr>
     </w:tblStylePr>
   </w:style>
-  <w:style w:type="table" w:styleId="MediumList2-Accent6">
+  <w:style w:type="table" w:styleId="2-60">
     <w:name w:val="Medium List 2 Accent 6"/>
-    <w:basedOn w:val="TableNormal"/>
+    <w:basedOn w:val="a3"/>
     <w:uiPriority w:val="66"/>
     <w:rsid w:val="00CB0664"/>
     <w:pPr>
@@ -8452,9 +9313,9 @@
       </w:tcPr>
     </w:tblStylePr>
   </w:style>
-  <w:style w:type="table" w:styleId="MediumGrid1">
+  <w:style w:type="table" w:styleId="13">
     <w:name w:val="Medium Grid 1"/>
-    <w:basedOn w:val="TableNormal"/>
+    <w:basedOn w:val="a3"/>
     <w:uiPriority w:val="67"/>
     <w:rsid w:val="00CB0664"/>
     <w:pPr>
@@ -8518,9 +9379,9 @@
       </w:tcPr>
     </w:tblStylePr>
   </w:style>
-  <w:style w:type="table" w:styleId="MediumGrid1-Accent1">
+  <w:style w:type="table" w:styleId="1-11">
     <w:name w:val="Medium Grid 1 Accent 1"/>
-    <w:basedOn w:val="TableNormal"/>
+    <w:basedOn w:val="a3"/>
     <w:uiPriority w:val="67"/>
     <w:rsid w:val="00CB0664"/>
     <w:pPr>
@@ -8584,9 +9445,9 @@
       </w:tcPr>
     </w:tblStylePr>
   </w:style>
-  <w:style w:type="table" w:styleId="MediumGrid1-Accent2">
+  <w:style w:type="table" w:styleId="1-21">
     <w:name w:val="Medium Grid 1 Accent 2"/>
-    <w:basedOn w:val="TableNormal"/>
+    <w:basedOn w:val="a3"/>
     <w:uiPriority w:val="67"/>
     <w:rsid w:val="00CB0664"/>
     <w:pPr>
@@ -8650,9 +9511,9 @@
       </w:tcPr>
     </w:tblStylePr>
   </w:style>
-  <w:style w:type="table" w:styleId="MediumGrid1-Accent3">
+  <w:style w:type="table" w:styleId="1-31">
     <w:name w:val="Medium Grid 1 Accent 3"/>
-    <w:basedOn w:val="TableNormal"/>
+    <w:basedOn w:val="a3"/>
     <w:uiPriority w:val="67"/>
     <w:rsid w:val="00CB0664"/>
     <w:pPr>
@@ -8716,9 +9577,9 @@
       </w:tcPr>
     </w:tblStylePr>
   </w:style>
-  <w:style w:type="table" w:styleId="MediumGrid1-Accent4">
+  <w:style w:type="table" w:styleId="1-41">
     <w:name w:val="Medium Grid 1 Accent 4"/>
-    <w:basedOn w:val="TableNormal"/>
+    <w:basedOn w:val="a3"/>
     <w:uiPriority w:val="67"/>
     <w:rsid w:val="00CB0664"/>
     <w:pPr>
@@ -8782,9 +9643,9 @@
       </w:tcPr>
     </w:tblStylePr>
   </w:style>
-  <w:style w:type="table" w:styleId="MediumGrid1-Accent5">
+  <w:style w:type="table" w:styleId="1-51">
     <w:name w:val="Medium Grid 1 Accent 5"/>
-    <w:basedOn w:val="TableNormal"/>
+    <w:basedOn w:val="a3"/>
     <w:uiPriority w:val="67"/>
     <w:rsid w:val="00CB0664"/>
     <w:pPr>
@@ -8848,9 +9709,9 @@
       </w:tcPr>
     </w:tblStylePr>
   </w:style>
-  <w:style w:type="table" w:styleId="MediumGrid1-Accent6">
+  <w:style w:type="table" w:styleId="1-61">
     <w:name w:val="Medium Grid 1 Accent 6"/>
-    <w:basedOn w:val="TableNormal"/>
+    <w:basedOn w:val="a3"/>
     <w:uiPriority w:val="67"/>
     <w:rsid w:val="00CB0664"/>
     <w:pPr>
@@ -8914,9 +9775,9 @@
       </w:tcPr>
     </w:tblStylePr>
   </w:style>
-  <w:style w:type="table" w:styleId="MediumGrid2">
+  <w:style w:type="table" w:styleId="29">
     <w:name w:val="Medium Grid 2"/>
-    <w:basedOn w:val="TableNormal"/>
+    <w:basedOn w:val="a3"/>
     <w:uiPriority w:val="68"/>
     <w:rsid w:val="00CB0664"/>
     <w:pPr>
@@ -9032,9 +9893,9 @@
       </w:tcPr>
     </w:tblStylePr>
   </w:style>
-  <w:style w:type="table" w:styleId="MediumGrid2-Accent1">
+  <w:style w:type="table" w:styleId="2-11">
     <w:name w:val="Medium Grid 2 Accent 1"/>
-    <w:basedOn w:val="TableNormal"/>
+    <w:basedOn w:val="a3"/>
     <w:uiPriority w:val="68"/>
     <w:rsid w:val="00CB0664"/>
     <w:pPr>
@@ -9150,9 +10011,9 @@
       </w:tcPr>
     </w:tblStylePr>
   </w:style>
-  <w:style w:type="table" w:styleId="MediumGrid2-Accent2">
+  <w:style w:type="table" w:styleId="2-21">
     <w:name w:val="Medium Grid 2 Accent 2"/>
-    <w:basedOn w:val="TableNormal"/>
+    <w:basedOn w:val="a3"/>
     <w:uiPriority w:val="68"/>
     <w:rsid w:val="00CB0664"/>
     <w:pPr>
@@ -9268,9 +10129,9 @@
       </w:tcPr>
     </w:tblStylePr>
   </w:style>
-  <w:style w:type="table" w:styleId="MediumGrid2-Accent3">
+  <w:style w:type="table" w:styleId="2-31">
     <w:name w:val="Medium Grid 2 Accent 3"/>
-    <w:basedOn w:val="TableNormal"/>
+    <w:basedOn w:val="a3"/>
     <w:uiPriority w:val="68"/>
     <w:rsid w:val="00CB0664"/>
     <w:pPr>
@@ -9386,9 +10247,9 @@
       </w:tcPr>
     </w:tblStylePr>
   </w:style>
-  <w:style w:type="table" w:styleId="MediumGrid2-Accent4">
+  <w:style w:type="table" w:styleId="2-41">
     <w:name w:val="Medium Grid 2 Accent 4"/>
-    <w:basedOn w:val="TableNormal"/>
+    <w:basedOn w:val="a3"/>
     <w:uiPriority w:val="68"/>
     <w:rsid w:val="00CB0664"/>
     <w:pPr>
@@ -9504,9 +10365,9 @@
       </w:tcPr>
     </w:tblStylePr>
   </w:style>
-  <w:style w:type="table" w:styleId="MediumGrid2-Accent5">
+  <w:style w:type="table" w:styleId="2-51">
     <w:name w:val="Medium Grid 2 Accent 5"/>
-    <w:basedOn w:val="TableNormal"/>
+    <w:basedOn w:val="a3"/>
     <w:uiPriority w:val="68"/>
     <w:rsid w:val="00CB0664"/>
     <w:pPr>
@@ -9622,9 +10483,9 @@
       </w:tcPr>
     </w:tblStylePr>
   </w:style>
-  <w:style w:type="table" w:styleId="MediumGrid2-Accent6">
+  <w:style w:type="table" w:styleId="2-61">
     <w:name w:val="Medium Grid 2 Accent 6"/>
-    <w:basedOn w:val="TableNormal"/>
+    <w:basedOn w:val="a3"/>
     <w:uiPriority w:val="68"/>
     <w:rsid w:val="00CB0664"/>
     <w:pPr>
@@ -9740,9 +10601,9 @@
       </w:tcPr>
     </w:tblStylePr>
   </w:style>
-  <w:style w:type="table" w:styleId="MediumGrid3">
+  <w:style w:type="table" w:styleId="37">
     <w:name w:val="Medium Grid 3"/>
-    <w:basedOn w:val="TableNormal"/>
+    <w:basedOn w:val="a3"/>
     <w:uiPriority w:val="69"/>
     <w:rsid w:val="00CB0664"/>
     <w:pPr>
@@ -9874,9 +10735,9 @@
       </w:tcPr>
     </w:tblStylePr>
   </w:style>
-  <w:style w:type="table" w:styleId="MediumGrid3-Accent1">
+  <w:style w:type="table" w:styleId="3-1">
     <w:name w:val="Medium Grid 3 Accent 1"/>
-    <w:basedOn w:val="TableNormal"/>
+    <w:basedOn w:val="a3"/>
     <w:uiPriority w:val="69"/>
     <w:rsid w:val="00CB0664"/>
     <w:pPr>
@@ -10008,9 +10869,9 @@
       </w:tcPr>
     </w:tblStylePr>
   </w:style>
-  <w:style w:type="table" w:styleId="MediumGrid3-Accent2">
+  <w:style w:type="table" w:styleId="3-2">
     <w:name w:val="Medium Grid 3 Accent 2"/>
-    <w:basedOn w:val="TableNormal"/>
+    <w:basedOn w:val="a3"/>
     <w:uiPriority w:val="69"/>
     <w:rsid w:val="00CB0664"/>
     <w:pPr>
@@ -10142,9 +11003,9 @@
       </w:tcPr>
     </w:tblStylePr>
   </w:style>
-  <w:style w:type="table" w:styleId="MediumGrid3-Accent3">
+  <w:style w:type="table" w:styleId="3-3">
     <w:name w:val="Medium Grid 3 Accent 3"/>
-    <w:basedOn w:val="TableNormal"/>
+    <w:basedOn w:val="a3"/>
     <w:uiPriority w:val="69"/>
     <w:rsid w:val="00CB0664"/>
     <w:pPr>
@@ -10276,9 +11137,9 @@
       </w:tcPr>
     </w:tblStylePr>
   </w:style>
-  <w:style w:type="table" w:styleId="MediumGrid3-Accent4">
+  <w:style w:type="table" w:styleId="3-4">
     <w:name w:val="Medium Grid 3 Accent 4"/>
-    <w:basedOn w:val="TableNormal"/>
+    <w:basedOn w:val="a3"/>
     <w:uiPriority w:val="69"/>
     <w:rsid w:val="00CB0664"/>
     <w:pPr>
@@ -10410,9 +11271,9 @@
       </w:tcPr>
     </w:tblStylePr>
   </w:style>
-  <w:style w:type="table" w:styleId="MediumGrid3-Accent5">
+  <w:style w:type="table" w:styleId="3-5">
     <w:name w:val="Medium Grid 3 Accent 5"/>
-    <w:basedOn w:val="TableNormal"/>
+    <w:basedOn w:val="a3"/>
     <w:uiPriority w:val="69"/>
     <w:rsid w:val="00CB0664"/>
     <w:pPr>
@@ -10544,9 +11405,9 @@
       </w:tcPr>
     </w:tblStylePr>
   </w:style>
-  <w:style w:type="table" w:styleId="MediumGrid3-Accent6">
+  <w:style w:type="table" w:styleId="3-6">
     <w:name w:val="Medium Grid 3 Accent 6"/>
-    <w:basedOn w:val="TableNormal"/>
+    <w:basedOn w:val="a3"/>
     <w:uiPriority w:val="69"/>
     <w:rsid w:val="00CB0664"/>
     <w:pPr>
@@ -10678,9 +11539,9 @@
       </w:tcPr>
     </w:tblStylePr>
   </w:style>
-  <w:style w:type="table" w:styleId="DarkList">
+  <w:style w:type="table" w:styleId="aff6">
     <w:name w:val="Dark List"/>
-    <w:basedOn w:val="TableNormal"/>
+    <w:basedOn w:val="a3"/>
     <w:uiPriority w:val="70"/>
     <w:rsid w:val="00CB0664"/>
     <w:pPr>
@@ -10785,9 +11646,9 @@
       </w:tcPr>
     </w:tblStylePr>
   </w:style>
-  <w:style w:type="table" w:styleId="DarkList-Accent1">
+  <w:style w:type="table" w:styleId="-12">
     <w:name w:val="Dark List Accent 1"/>
-    <w:basedOn w:val="TableNormal"/>
+    <w:basedOn w:val="a3"/>
     <w:uiPriority w:val="70"/>
     <w:rsid w:val="00CB0664"/>
     <w:pPr>
@@ -10892,9 +11753,9 @@
       </w:tcPr>
     </w:tblStylePr>
   </w:style>
-  <w:style w:type="table" w:styleId="DarkList-Accent2">
+  <w:style w:type="table" w:styleId="-22">
     <w:name w:val="Dark List Accent 2"/>
-    <w:basedOn w:val="TableNormal"/>
+    <w:basedOn w:val="a3"/>
     <w:uiPriority w:val="70"/>
     <w:rsid w:val="00CB0664"/>
     <w:pPr>
@@ -10999,9 +11860,9 @@
       </w:tcPr>
     </w:tblStylePr>
   </w:style>
-  <w:style w:type="table" w:styleId="DarkList-Accent3">
+  <w:style w:type="table" w:styleId="-32">
     <w:name w:val="Dark List Accent 3"/>
-    <w:basedOn w:val="TableNormal"/>
+    <w:basedOn w:val="a3"/>
     <w:uiPriority w:val="70"/>
     <w:rsid w:val="00CB0664"/>
     <w:pPr>
@@ -11106,9 +11967,9 @@
       </w:tcPr>
     </w:tblStylePr>
   </w:style>
-  <w:style w:type="table" w:styleId="DarkList-Accent4">
+  <w:style w:type="table" w:styleId="-42">
     <w:name w:val="Dark List Accent 4"/>
-    <w:basedOn w:val="TableNormal"/>
+    <w:basedOn w:val="a3"/>
     <w:uiPriority w:val="70"/>
     <w:rsid w:val="00CB0664"/>
     <w:pPr>
@@ -11213,9 +12074,9 @@
       </w:tcPr>
     </w:tblStylePr>
   </w:style>
-  <w:style w:type="table" w:styleId="DarkList-Accent5">
+  <w:style w:type="table" w:styleId="-52">
     <w:name w:val="Dark List Accent 5"/>
-    <w:basedOn w:val="TableNormal"/>
+    <w:basedOn w:val="a3"/>
     <w:uiPriority w:val="70"/>
     <w:rsid w:val="00CB0664"/>
     <w:pPr>
@@ -11320,9 +12181,9 @@
       </w:tcPr>
     </w:tblStylePr>
   </w:style>
-  <w:style w:type="table" w:styleId="DarkList-Accent6">
+  <w:style w:type="table" w:styleId="-62">
     <w:name w:val="Dark List Accent 6"/>
-    <w:basedOn w:val="TableNormal"/>
+    <w:basedOn w:val="a3"/>
     <w:uiPriority w:val="70"/>
     <w:rsid w:val="00CB0664"/>
     <w:pPr>
@@ -11427,9 +12288,9 @@
       </w:tcPr>
     </w:tblStylePr>
   </w:style>
-  <w:style w:type="table" w:styleId="ColorfulShading">
+  <w:style w:type="table" w:styleId="aff7">
     <w:name w:val="Colorful Shading"/>
-    <w:basedOn w:val="TableNormal"/>
+    <w:basedOn w:val="a3"/>
     <w:uiPriority w:val="71"/>
     <w:rsid w:val="00CB0664"/>
     <w:pPr>
@@ -11542,9 +12403,9 @@
       </w:rPr>
     </w:tblStylePr>
   </w:style>
-  <w:style w:type="table" w:styleId="ColorfulShading-Accent1">
+  <w:style w:type="table" w:styleId="-13">
     <w:name w:val="Colorful Shading Accent 1"/>
-    <w:basedOn w:val="TableNormal"/>
+    <w:basedOn w:val="a3"/>
     <w:uiPriority w:val="71"/>
     <w:rsid w:val="00CB0664"/>
     <w:pPr>
@@ -11657,9 +12518,9 @@
       </w:rPr>
     </w:tblStylePr>
   </w:style>
-  <w:style w:type="table" w:styleId="ColorfulShading-Accent2">
+  <w:style w:type="table" w:styleId="-23">
     <w:name w:val="Colorful Shading Accent 2"/>
-    <w:basedOn w:val="TableNormal"/>
+    <w:basedOn w:val="a3"/>
     <w:uiPriority w:val="71"/>
     <w:rsid w:val="00CB0664"/>
     <w:pPr>
@@ -11772,9 +12633,9 @@
       </w:rPr>
     </w:tblStylePr>
   </w:style>
-  <w:style w:type="table" w:styleId="ColorfulShading-Accent3">
+  <w:style w:type="table" w:styleId="-33">
     <w:name w:val="Colorful Shading Accent 3"/>
-    <w:basedOn w:val="TableNormal"/>
+    <w:basedOn w:val="a3"/>
     <w:uiPriority w:val="71"/>
     <w:rsid w:val="00CB0664"/>
     <w:pPr>
@@ -11877,9 +12738,9 @@
       </w:tcPr>
     </w:tblStylePr>
   </w:style>
-  <w:style w:type="table" w:styleId="ColorfulShading-Accent4">
+  <w:style w:type="table" w:styleId="-43">
     <w:name w:val="Colorful Shading Accent 4"/>
-    <w:basedOn w:val="TableNormal"/>
+    <w:basedOn w:val="a3"/>
     <w:uiPriority w:val="71"/>
     <w:rsid w:val="00CB0664"/>
     <w:pPr>
@@ -11992,9 +12853,9 @@
       </w:rPr>
     </w:tblStylePr>
   </w:style>
-  <w:style w:type="table" w:styleId="ColorfulShading-Accent5">
+  <w:style w:type="table" w:styleId="-53">
     <w:name w:val="Colorful Shading Accent 5"/>
-    <w:basedOn w:val="TableNormal"/>
+    <w:basedOn w:val="a3"/>
     <w:uiPriority w:val="71"/>
     <w:rsid w:val="00CB0664"/>
     <w:pPr>
@@ -12107,9 +12968,9 @@
       </w:rPr>
     </w:tblStylePr>
   </w:style>
-  <w:style w:type="table" w:styleId="ColorfulShading-Accent6">
+  <w:style w:type="table" w:styleId="-63">
     <w:name w:val="Colorful Shading Accent 6"/>
-    <w:basedOn w:val="TableNormal"/>
+    <w:basedOn w:val="a3"/>
     <w:uiPriority w:val="71"/>
     <w:rsid w:val="00CB0664"/>
     <w:pPr>
@@ -12222,9 +13083,9 @@
       </w:rPr>
     </w:tblStylePr>
   </w:style>
-  <w:style w:type="table" w:styleId="ColorfulList">
+  <w:style w:type="table" w:styleId="aff8">
     <w:name w:val="Colorful List"/>
-    <w:basedOn w:val="TableNormal"/>
+    <w:basedOn w:val="a3"/>
     <w:uiPriority w:val="72"/>
     <w:rsid w:val="00CB0664"/>
     <w:pPr>
@@ -12301,9 +13162,9 @@
       </w:tcPr>
     </w:tblStylePr>
   </w:style>
-  <w:style w:type="table" w:styleId="ColorfulList-Accent1">
+  <w:style w:type="table" w:styleId="-14">
     <w:name w:val="Colorful List Accent 1"/>
-    <w:basedOn w:val="TableNormal"/>
+    <w:basedOn w:val="a3"/>
     <w:uiPriority w:val="72"/>
     <w:rsid w:val="00CB0664"/>
     <w:pPr>
@@ -12380,9 +13241,9 @@
       </w:tcPr>
     </w:tblStylePr>
   </w:style>
-  <w:style w:type="table" w:styleId="ColorfulList-Accent2">
+  <w:style w:type="table" w:styleId="-24">
     <w:name w:val="Colorful List Accent 2"/>
-    <w:basedOn w:val="TableNormal"/>
+    <w:basedOn w:val="a3"/>
     <w:uiPriority w:val="72"/>
     <w:rsid w:val="00CB0664"/>
     <w:pPr>
@@ -12459,9 +13320,9 @@
       </w:tcPr>
     </w:tblStylePr>
   </w:style>
-  <w:style w:type="table" w:styleId="ColorfulList-Accent3">
+  <w:style w:type="table" w:styleId="-34">
     <w:name w:val="Colorful List Accent 3"/>
-    <w:basedOn w:val="TableNormal"/>
+    <w:basedOn w:val="a3"/>
     <w:uiPriority w:val="72"/>
     <w:rsid w:val="00CB0664"/>
     <w:pPr>
@@ -12538,9 +13399,9 @@
       </w:tcPr>
     </w:tblStylePr>
   </w:style>
-  <w:style w:type="table" w:styleId="ColorfulList-Accent4">
+  <w:style w:type="table" w:styleId="-44">
     <w:name w:val="Colorful List Accent 4"/>
-    <w:basedOn w:val="TableNormal"/>
+    <w:basedOn w:val="a3"/>
     <w:uiPriority w:val="72"/>
     <w:rsid w:val="00CB0664"/>
     <w:pPr>
@@ -12617,9 +13478,9 @@
       </w:tcPr>
     </w:tblStylePr>
   </w:style>
-  <w:style w:type="table" w:styleId="ColorfulList-Accent5">
+  <w:style w:type="table" w:styleId="-54">
     <w:name w:val="Colorful List Accent 5"/>
-    <w:basedOn w:val="TableNormal"/>
+    <w:basedOn w:val="a3"/>
     <w:uiPriority w:val="72"/>
     <w:rsid w:val="00CB0664"/>
     <w:pPr>
@@ -12696,9 +13557,9 @@
       </w:tcPr>
     </w:tblStylePr>
   </w:style>
-  <w:style w:type="table" w:styleId="ColorfulList-Accent6">
+  <w:style w:type="table" w:styleId="-64">
     <w:name w:val="Colorful List Accent 6"/>
-    <w:basedOn w:val="TableNormal"/>
+    <w:basedOn w:val="a3"/>
     <w:uiPriority w:val="72"/>
     <w:rsid w:val="00CB0664"/>
     <w:pPr>
@@ -12775,9 +13636,9 @@
       </w:tcPr>
     </w:tblStylePr>
   </w:style>
-  <w:style w:type="table" w:styleId="ColorfulGrid">
+  <w:style w:type="table" w:styleId="aff9">
     <w:name w:val="Colorful Grid"/>
-    <w:basedOn w:val="TableNormal"/>
+    <w:basedOn w:val="a3"/>
     <w:uiPriority w:val="73"/>
     <w:rsid w:val="00CB0664"/>
     <w:pPr>
@@ -12848,9 +13709,9 @@
       </w:tcPr>
     </w:tblStylePr>
   </w:style>
-  <w:style w:type="table" w:styleId="ColorfulGrid-Accent1">
+  <w:style w:type="table" w:styleId="-15">
     <w:name w:val="Colorful Grid Accent 1"/>
-    <w:basedOn w:val="TableNormal"/>
+    <w:basedOn w:val="a3"/>
     <w:uiPriority w:val="73"/>
     <w:rsid w:val="00CB0664"/>
     <w:pPr>
@@ -12921,9 +13782,9 @@
       </w:tcPr>
     </w:tblStylePr>
   </w:style>
-  <w:style w:type="table" w:styleId="ColorfulGrid-Accent2">
+  <w:style w:type="table" w:styleId="-25">
     <w:name w:val="Colorful Grid Accent 2"/>
-    <w:basedOn w:val="TableNormal"/>
+    <w:basedOn w:val="a3"/>
     <w:uiPriority w:val="73"/>
     <w:rsid w:val="00CB0664"/>
     <w:pPr>
@@ -12994,9 +13855,9 @@
       </w:tcPr>
     </w:tblStylePr>
   </w:style>
-  <w:style w:type="table" w:styleId="ColorfulGrid-Accent3">
+  <w:style w:type="table" w:styleId="-35">
     <w:name w:val="Colorful Grid Accent 3"/>
-    <w:basedOn w:val="TableNormal"/>
+    <w:basedOn w:val="a3"/>
     <w:uiPriority w:val="73"/>
     <w:rsid w:val="00CB0664"/>
     <w:pPr>
@@ -13067,9 +13928,9 @@
       </w:tcPr>
     </w:tblStylePr>
   </w:style>
-  <w:style w:type="table" w:styleId="ColorfulGrid-Accent4">
+  <w:style w:type="table" w:styleId="-45">
     <w:name w:val="Colorful Grid Accent 4"/>
-    <w:basedOn w:val="TableNormal"/>
+    <w:basedOn w:val="a3"/>
     <w:uiPriority w:val="73"/>
     <w:rsid w:val="00CB0664"/>
     <w:pPr>
@@ -13140,9 +14001,9 @@
       </w:tcPr>
     </w:tblStylePr>
   </w:style>
-  <w:style w:type="table" w:styleId="ColorfulGrid-Accent5">
+  <w:style w:type="table" w:styleId="-55">
     <w:name w:val="Colorful Grid Accent 5"/>
-    <w:basedOn w:val="TableNormal"/>
+    <w:basedOn w:val="a3"/>
     <w:uiPriority w:val="73"/>
     <w:rsid w:val="00CB0664"/>
     <w:pPr>
@@ -13213,9 +14074,9 @@
       </w:tcPr>
     </w:tblStylePr>
   </w:style>
-  <w:style w:type="table" w:styleId="ColorfulGrid-Accent6">
+  <w:style w:type="table" w:styleId="-65">
     <w:name w:val="Colorful Grid Accent 6"/>
-    <w:basedOn w:val="TableNormal"/>
+    <w:basedOn w:val="a3"/>
     <w:uiPriority w:val="73"/>
     <w:rsid w:val="00CB0664"/>
     <w:pPr>
@@ -13285,6 +14146,41 @@
         <w:shd w:val="clear" w:color="auto" w:fill="FBCAA2" w:themeFill="accent6" w:themeFillTint="7F"/>
       </w:tcPr>
     </w:tblStylePr>
+  </w:style>
+  <w:style w:type="character" w:styleId="affa">
+    <w:name w:val="Hyperlink"/>
+    <w:basedOn w:val="a2"/>
+    <w:uiPriority w:val="99"/>
+    <w:unhideWhenUsed/>
+    <w:rsid w:val="00A70036"/>
+    <w:rPr>
+      <w:color w:val="0000FF" w:themeColor="hyperlink"/>
+      <w:u w:val="single"/>
+    </w:rPr>
+  </w:style>
+  <w:style w:type="character" w:styleId="affb">
+    <w:name w:val="Unresolved Mention"/>
+    <w:basedOn w:val="a2"/>
+    <w:uiPriority w:val="99"/>
+    <w:semiHidden/>
+    <w:unhideWhenUsed/>
+    <w:rsid w:val="00A70036"/>
+    <w:rPr>
+      <w:color w:val="605E5C"/>
+      <w:shd w:val="clear" w:color="auto" w:fill="E1DFDD"/>
+    </w:rPr>
+  </w:style>
+  <w:style w:type="character" w:styleId="affc">
+    <w:name w:val="FollowedHyperlink"/>
+    <w:basedOn w:val="a2"/>
+    <w:uiPriority w:val="99"/>
+    <w:semiHidden/>
+    <w:unhideWhenUsed/>
+    <w:rsid w:val="001F60B7"/>
+    <w:rPr>
+      <w:color w:val="800080" w:themeColor="followedHyperlink"/>
+      <w:u w:val="single"/>
+    </w:rPr>
   </w:style>
 </w:styles>
 </file>
